--- a/thesis/docx/220064_BaoCao.anhlh240199.docx
+++ b/thesis/docx/220064_BaoCao.anhlh240199.docx
@@ -4718,6 +4718,18 @@
           <w:szCs w:val="26"/>
         </w:rPr>
       </w:pPr>
+    </w:p>
+    <w:p>
+      <w:pPr>
+        <w:spacing w:after="200" w:line="276" w:lineRule="auto"/>
+        <w:jc w:val="center"/>
+        <w:rPr>
+          <w:b/>
+          <w:bCs/>
+          <w:sz w:val="26"/>
+          <w:szCs w:val="26"/>
+        </w:rPr>
+      </w:pPr>
       <w:r>
         <w:rPr>
           <w:b/>
@@ -5762,8 +5774,9 @@
         <w:pStyle w:val="Heading2"/>
         <w:numPr>
           <w:ilvl w:val="1"/>
-          <w:numId w:val="10"/>
+          <w:numId w:val="30"/>
         </w:numPr>
+        <w:ind w:left="426" w:hanging="426"/>
         <w:rPr>
           <w:lang w:val="pt-BR"/>
         </w:rPr>
@@ -5788,7 +5801,7 @@
         <w:pStyle w:val="Heading3"/>
         <w:numPr>
           <w:ilvl w:val="2"/>
-          <w:numId w:val="10"/>
+          <w:numId w:val="30"/>
         </w:numPr>
         <w:ind w:left="567" w:hanging="567"/>
       </w:pPr>
@@ -6124,24 +6137,30 @@
       <w:pPr>
         <w:pStyle w:val="Caption"/>
         <w:jc w:val="center"/>
-        <w:rPr>
-          <w:sz w:val="26"/>
-          <w:szCs w:val="26"/>
-        </w:rPr>
-      </w:pPr>
-      <w:r>
-        <w:rPr>
-          <w:sz w:val="26"/>
-          <w:szCs w:val="26"/>
-        </w:rPr>
-        <w:t xml:space="preserve">Hình 1: </w:t>
-      </w:r>
-      <w:r>
-        <w:rPr>
-          <w:sz w:val="26"/>
-          <w:szCs w:val="26"/>
-        </w:rPr>
-        <w:t>Luồng xử lý mô hình MVC</w:t>
+      </w:pPr>
+      <w:r>
+        <w:t xml:space="preserve">Hình </w:t>
+      </w:r>
+      <w:r>
+        <w:fldChar w:fldCharType="begin"/>
+      </w:r>
+      <w:r>
+        <w:instrText xml:space="preserve"> SEQ Hình \* ARABIC </w:instrText>
+      </w:r>
+      <w:r>
+        <w:fldChar w:fldCharType="separate"/>
+      </w:r>
+      <w:r>
+        <w:rPr>
+          <w:noProof/>
+        </w:rPr>
+        <w:t>1</w:t>
+      </w:r>
+      <w:r>
+        <w:fldChar w:fldCharType="end"/>
+      </w:r>
+      <w:r>
+        <w:t>: Luồng xử lý mô hình MVC</w:t>
       </w:r>
     </w:p>
     <w:p>
@@ -6222,7 +6241,7 @@
         <w:pStyle w:val="Heading3"/>
         <w:numPr>
           <w:ilvl w:val="2"/>
-          <w:numId w:val="10"/>
+          <w:numId w:val="30"/>
         </w:numPr>
         <w:ind w:left="567" w:hanging="567"/>
       </w:pPr>
@@ -6324,38 +6343,30 @@
       <w:pPr>
         <w:pStyle w:val="Caption"/>
         <w:jc w:val="center"/>
-        <w:rPr>
-          <w:sz w:val="26"/>
-          <w:szCs w:val="26"/>
-        </w:rPr>
-      </w:pPr>
-      <w:r>
-        <w:rPr>
-          <w:sz w:val="26"/>
-          <w:szCs w:val="26"/>
-        </w:rPr>
-        <w:t xml:space="preserve">Hình 2: </w:t>
-      </w:r>
-      <w:r>
-        <w:rPr>
-          <w:sz w:val="26"/>
-          <w:szCs w:val="26"/>
-        </w:rPr>
-        <w:t>Sơ đồ minh ho</w:t>
-      </w:r>
-      <w:r>
-        <w:rPr>
-          <w:sz w:val="26"/>
-          <w:szCs w:val="26"/>
-        </w:rPr>
-        <w:t>ạ</w:t>
-      </w:r>
-      <w:r>
-        <w:rPr>
-          <w:sz w:val="26"/>
-          <w:szCs w:val="26"/>
-        </w:rPr>
-        <w:t xml:space="preserve"> cấu trúc của SQL Server</w:t>
+      </w:pPr>
+      <w:r>
+        <w:t xml:space="preserve">Hình </w:t>
+      </w:r>
+      <w:r>
+        <w:fldChar w:fldCharType="begin"/>
+      </w:r>
+      <w:r>
+        <w:instrText xml:space="preserve"> SEQ Hình \* ARABIC </w:instrText>
+      </w:r>
+      <w:r>
+        <w:fldChar w:fldCharType="separate"/>
+      </w:r>
+      <w:r>
+        <w:rPr>
+          <w:noProof/>
+        </w:rPr>
+        <w:t>2</w:t>
+      </w:r>
+      <w:r>
+        <w:fldChar w:fldCharType="end"/>
+      </w:r>
+      <w:r>
+        <w:t>: Sơ đồ minh họa cấu trúc SQL Sever</w:t>
       </w:r>
     </w:p>
     <w:p>
@@ -6464,9 +6475,8 @@
         <w:pStyle w:val="Heading3"/>
         <w:numPr>
           <w:ilvl w:val="2"/>
-          <w:numId w:val="10"/>
+          <w:numId w:val="28"/>
         </w:numPr>
-        <w:ind w:left="567" w:hanging="567"/>
       </w:pPr>
       <w:bookmarkStart w:id="5" w:name="_Toc223322639"/>
       <w:r>
@@ -6684,6 +6694,101 @@
     </w:p>
     <w:p>
       <w:pPr>
+        <w:keepNext/>
+        <w:spacing w:before="240" w:after="200" w:line="360" w:lineRule="auto"/>
+        <w:ind w:left="927"/>
+        <w:jc w:val="both"/>
+      </w:pPr>
+      <w:r>
+        <w:rPr>
+          <w:noProof/>
+        </w:rPr>
+        <w:drawing>
+          <wp:inline distT="0" distB="0" distL="0" distR="0" wp14:anchorId="3BCDC982" wp14:editId="0D38904F">
+            <wp:extent cx="4954322" cy="1859280"/>
+            <wp:effectExtent l="0" t="0" r="0" b="7620"/>
+            <wp:docPr id="134610701" name="Picture 5" descr="Hình minh họa"/>
+            <wp:cNvGraphicFramePr>
+              <a:graphicFrameLocks xmlns:a="http://schemas.openxmlformats.org/drawingml/2006/main" noChangeAspect="1"/>
+            </wp:cNvGraphicFramePr>
+            <a:graphic xmlns:a="http://schemas.openxmlformats.org/drawingml/2006/main">
+              <a:graphicData uri="http://schemas.openxmlformats.org/drawingml/2006/picture">
+                <pic:pic xmlns:pic="http://schemas.openxmlformats.org/drawingml/2006/picture">
+                  <pic:nvPicPr>
+                    <pic:cNvPr id="0" name="Picture 6" descr="Hình minh họa"/>
+                    <pic:cNvPicPr>
+                      <a:picLocks noChangeAspect="1" noChangeArrowheads="1"/>
+                    </pic:cNvPicPr>
+                  </pic:nvPicPr>
+                  <pic:blipFill>
+                    <a:blip r:embed="rId13" cstate="print">
+                      <a:extLst>
+                        <a:ext uri="{28A0092B-C50C-407E-A947-70E740481C1C}">
+                          <a14:useLocalDpi xmlns:a14="http://schemas.microsoft.com/office/drawing/2010/main" val="0"/>
+                        </a:ext>
+                      </a:extLst>
+                    </a:blip>
+                    <a:srcRect/>
+                    <a:stretch>
+                      <a:fillRect/>
+                    </a:stretch>
+                  </pic:blipFill>
+                  <pic:spPr bwMode="auto">
+                    <a:xfrm>
+                      <a:off x="0" y="0"/>
+                      <a:ext cx="4961521" cy="1861982"/>
+                    </a:xfrm>
+                    <a:prstGeom prst="rect">
+                      <a:avLst/>
+                    </a:prstGeom>
+                    <a:noFill/>
+                    <a:ln>
+                      <a:noFill/>
+                    </a:ln>
+                  </pic:spPr>
+                </pic:pic>
+              </a:graphicData>
+            </a:graphic>
+          </wp:inline>
+        </w:drawing>
+      </w:r>
+    </w:p>
+    <w:p>
+      <w:pPr>
+        <w:pStyle w:val="Caption"/>
+        <w:jc w:val="center"/>
+        <w:rPr>
+          <w:sz w:val="26"/>
+          <w:szCs w:val="26"/>
+        </w:rPr>
+      </w:pPr>
+      <w:r>
+        <w:t xml:space="preserve">Hình </w:t>
+      </w:r>
+      <w:r>
+        <w:fldChar w:fldCharType="begin"/>
+      </w:r>
+      <w:r>
+        <w:instrText xml:space="preserve"> SEQ Hình \* ARABIC </w:instrText>
+      </w:r>
+      <w:r>
+        <w:fldChar w:fldCharType="separate"/>
+      </w:r>
+      <w:r>
+        <w:rPr>
+          <w:noProof/>
+        </w:rPr>
+        <w:t>3</w:t>
+      </w:r>
+      <w:r>
+        <w:fldChar w:fldCharType="end"/>
+      </w:r>
+      <w:r>
+        <w:t>: Hệ thống lưới linh hoạt của Bootstrap</w:t>
+      </w:r>
+    </w:p>
+    <w:p>
+      <w:pPr>
         <w:pStyle w:val="ListParagraph"/>
         <w:numPr>
           <w:ilvl w:val="0"/>
@@ -6767,6 +6872,7 @@
           <w:sz w:val="26"/>
           <w:szCs w:val="26"/>
         </w:rPr>
+        <w:lastRenderedPageBreak/>
         <w:t xml:space="preserve">jQuery là một thư viện JavaScript nhẹ, đa nền tảng được thiết kế để đơn giản hóa việc lập trình JavaScript phía client. Với cú pháp ngắn gọn và dễ hiểu, jQuery giúp đơn giản hóa nhiều tác vụ phức tạp như DOM manipulation, xử lý sự kiện, tạo hiệu ứng và đặc biệt là thực hiện các yêu cầu AJAX. </w:t>
       </w:r>
     </w:p>
@@ -6789,15 +6895,7 @@
           <w:sz w:val="26"/>
           <w:szCs w:val="26"/>
         </w:rPr>
-        <w:t xml:space="preserve">AJAX (Asynchronous JavaScript and XML) là một kỹ thuật phát triển web cho phép cập nhật từng phần của trang web mà không cần tải lại toàn bộ trang. Công nghệ này tạo ra khả năng giao tiếp với máy chủ ở chế độ nền, giúp trang web phản hồi nhanh hơn và giảm thời gian chờ. </w:t>
-      </w:r>
-      <w:r>
-        <w:rPr>
-          <w:sz w:val="26"/>
-          <w:szCs w:val="26"/>
-        </w:rPr>
-        <w:lastRenderedPageBreak/>
-        <w:t>AJAX không phải là một ngôn ngữ lập trình riêng biệt mà là sự kết hợp của nhiều công nghệ web như JavaScript, XML, JSON, HTML, và CSS.</w:t>
+        <w:t>AJAX (Asynchronous JavaScript and XML) là một kỹ thuật phát triển web cho phép cập nhật từng phần của trang web mà không cần tải lại toàn bộ trang. Công nghệ này tạo ra khả năng giao tiếp với máy chủ ở chế độ nền, giúp trang web phản hồi nhanh hơn và giảm thời gian chờ. AJAX không phải là một ngôn ngữ lập trình riêng biệt mà là sự kết hợp của nhiều công nghệ web như JavaScript, XML, JSON, HTML, và CSS.</w:t>
       </w:r>
     </w:p>
     <w:p>
@@ -6831,6 +6929,103 @@
     </w:p>
     <w:p>
       <w:pPr>
+        <w:keepNext/>
+        <w:spacing w:before="240" w:after="200" w:line="360" w:lineRule="auto"/>
+        <w:jc w:val="center"/>
+      </w:pPr>
+      <w:r>
+        <w:rPr>
+          <w:noProof/>
+        </w:rPr>
+        <w:drawing>
+          <wp:inline distT="0" distB="0" distL="0" distR="0" wp14:anchorId="0CA5216F" wp14:editId="67832073">
+            <wp:extent cx="5258638" cy="4099560"/>
+            <wp:effectExtent l="0" t="0" r="0" b="0"/>
+            <wp:docPr id="107233642" name="Picture 10" descr="Ajax là gì? jQuery Ajax là gì? Các ví dụ thực tế về Ajax"/>
+            <wp:cNvGraphicFramePr>
+              <a:graphicFrameLocks xmlns:a="http://schemas.openxmlformats.org/drawingml/2006/main" noChangeAspect="1"/>
+            </wp:cNvGraphicFramePr>
+            <a:graphic xmlns:a="http://schemas.openxmlformats.org/drawingml/2006/main">
+              <a:graphicData uri="http://schemas.openxmlformats.org/drawingml/2006/picture">
+                <pic:pic xmlns:pic="http://schemas.openxmlformats.org/drawingml/2006/picture">
+                  <pic:nvPicPr>
+                    <pic:cNvPr id="0" name="Picture 16" descr="Ajax là gì? jQuery Ajax là gì? Các ví dụ thực tế về Ajax"/>
+                    <pic:cNvPicPr>
+                      <a:picLocks noChangeAspect="1" noChangeArrowheads="1"/>
+                    </pic:cNvPicPr>
+                  </pic:nvPicPr>
+                  <pic:blipFill>
+                    <a:blip r:embed="rId14">
+                      <a:extLst>
+                        <a:ext uri="{28A0092B-C50C-407E-A947-70E740481C1C}">
+                          <a14:useLocalDpi xmlns:a14="http://schemas.microsoft.com/office/drawing/2010/main" val="0"/>
+                        </a:ext>
+                      </a:extLst>
+                    </a:blip>
+                    <a:srcRect/>
+                    <a:stretch>
+                      <a:fillRect/>
+                    </a:stretch>
+                  </pic:blipFill>
+                  <pic:spPr bwMode="auto">
+                    <a:xfrm>
+                      <a:off x="0" y="0"/>
+                      <a:ext cx="5269200" cy="4107794"/>
+                    </a:xfrm>
+                    <a:prstGeom prst="rect">
+                      <a:avLst/>
+                    </a:prstGeom>
+                    <a:noFill/>
+                    <a:ln>
+                      <a:noFill/>
+                    </a:ln>
+                  </pic:spPr>
+                </pic:pic>
+              </a:graphicData>
+            </a:graphic>
+          </wp:inline>
+        </w:drawing>
+      </w:r>
+    </w:p>
+    <w:p>
+      <w:pPr>
+        <w:pStyle w:val="Caption"/>
+        <w:jc w:val="center"/>
+        <w:rPr>
+          <w:sz w:val="26"/>
+          <w:szCs w:val="26"/>
+        </w:rPr>
+      </w:pPr>
+      <w:r>
+        <w:t xml:space="preserve">Hình </w:t>
+      </w:r>
+      <w:r>
+        <w:fldChar w:fldCharType="begin"/>
+      </w:r>
+      <w:r>
+        <w:instrText xml:space="preserve"> SEQ Hình \* ARABIC </w:instrText>
+      </w:r>
+      <w:r>
+        <w:fldChar w:fldCharType="separate"/>
+      </w:r>
+      <w:r>
+        <w:rPr>
+          <w:noProof/>
+        </w:rPr>
+        <w:t>4</w:t>
+      </w:r>
+      <w:r>
+        <w:fldChar w:fldCharType="end"/>
+      </w:r>
+      <w:r>
+        <w:t xml:space="preserve">: </w:t>
+      </w:r>
+      <w:r>
+        <w:t>AJAX giúp cho việc cập nhật không đồng bộ xảy ra một cách tự nhiên</w:t>
+      </w:r>
+    </w:p>
+    <w:p>
+      <w:pPr>
         <w:spacing w:before="240" w:line="360" w:lineRule="auto"/>
         <w:ind w:firstLine="567"/>
         <w:jc w:val="both"/>
@@ -6844,6 +7039,7 @@
           <w:sz w:val="26"/>
           <w:szCs w:val="26"/>
         </w:rPr>
+        <w:lastRenderedPageBreak/>
         <w:t>Tóm lại, s</w:t>
       </w:r>
       <w:r>
@@ -6865,7 +7061,25 @@
           <w:sz w:val="26"/>
           <w:szCs w:val="26"/>
         </w:rPr>
-        <w:t xml:space="preserve">. Tổ hợp công nghệ này không chỉ giải quyết trọn vẹn bài toán về tính thẩm mỹ và khả năng hiển thị tương thích đa màn hình (Responsive) </w:t>
+        <w:t xml:space="preserve">. </w:t>
+      </w:r>
+    </w:p>
+    <w:p>
+      <w:pPr>
+        <w:spacing w:before="240" w:line="360" w:lineRule="auto"/>
+        <w:ind w:firstLine="567"/>
+        <w:jc w:val="both"/>
+        <w:rPr>
+          <w:sz w:val="26"/>
+          <w:szCs w:val="26"/>
+        </w:rPr>
+      </w:pPr>
+      <w:r>
+        <w:rPr>
+          <w:sz w:val="26"/>
+          <w:szCs w:val="26"/>
+        </w:rPr>
+        <w:t xml:space="preserve">Tổ hợp công nghệ này không chỉ giải quyết trọn vẹn bài toán về tính thẩm mỹ và khả năng hiển thị tương thích đa màn hình (Responsive) </w:t>
       </w:r>
       <w:r>
         <w:rPr>
@@ -6886,11 +7100,14 @@
       <w:pPr>
         <w:pStyle w:val="Heading2"/>
         <w:numPr>
-          <w:ilvl w:val="1"/>
-          <w:numId w:val="10"/>
+          <w:ilvl w:val="0"/>
+          <w:numId w:val="0"/>
         </w:numPr>
       </w:pPr>
       <w:bookmarkStart w:id="6" w:name="_Toc223322640"/>
+      <w:r>
+        <w:t xml:space="preserve">1.2. </w:t>
+      </w:r>
       <w:r>
         <w:t>C</w:t>
       </w:r>
@@ -7160,8 +7377,105 @@
           <w:sz w:val="26"/>
           <w:szCs w:val="26"/>
         </w:rPr>
+        <w:t>(Trong đó: W là Cân nặng tính bằng kg, H là Chiều cao tính bằng cm, A là Tuổi).</w:t>
+      </w:r>
+    </w:p>
+    <w:p>
+      <w:pPr>
+        <w:keepNext/>
+        <w:spacing w:before="240" w:line="360" w:lineRule="auto"/>
+        <w:ind w:firstLine="567"/>
+        <w:jc w:val="center"/>
+      </w:pPr>
+      <w:r>
+        <w:rPr>
+          <w:noProof/>
+        </w:rPr>
         <w:lastRenderedPageBreak/>
-        <w:t>(Trong đó: W là Cân nặng tính bằng kg, H là Chiều cao tính bằng cm, A là Tuổi).</w:t>
+        <w:drawing>
+          <wp:inline distT="0" distB="0" distL="0" distR="0" wp14:anchorId="4EB46AA1" wp14:editId="35D46EC7">
+            <wp:extent cx="4625340" cy="3080577"/>
+            <wp:effectExtent l="0" t="0" r="3810" b="5715"/>
+            <wp:docPr id="596017028" name="Picture 7" descr="Chỉ số BMR là gì? Cách tính và cải thiện BMR để duy trì cân nặng như mong  muốn"/>
+            <wp:cNvGraphicFramePr>
+              <a:graphicFrameLocks xmlns:a="http://schemas.openxmlformats.org/drawingml/2006/main" noChangeAspect="1"/>
+            </wp:cNvGraphicFramePr>
+            <a:graphic xmlns:a="http://schemas.openxmlformats.org/drawingml/2006/main">
+              <a:graphicData uri="http://schemas.openxmlformats.org/drawingml/2006/picture">
+                <pic:pic xmlns:pic="http://schemas.openxmlformats.org/drawingml/2006/picture">
+                  <pic:nvPicPr>
+                    <pic:cNvPr id="0" name="Picture 10" descr="Chỉ số BMR là gì? Cách tính và cải thiện BMR để duy trì cân nặng như mong  muốn"/>
+                    <pic:cNvPicPr>
+                      <a:picLocks noChangeAspect="1" noChangeArrowheads="1"/>
+                    </pic:cNvPicPr>
+                  </pic:nvPicPr>
+                  <pic:blipFill>
+                    <a:blip r:embed="rId15">
+                      <a:extLst>
+                        <a:ext uri="{28A0092B-C50C-407E-A947-70E740481C1C}">
+                          <a14:useLocalDpi xmlns:a14="http://schemas.microsoft.com/office/drawing/2010/main" val="0"/>
+                        </a:ext>
+                      </a:extLst>
+                    </a:blip>
+                    <a:srcRect/>
+                    <a:stretch>
+                      <a:fillRect/>
+                    </a:stretch>
+                  </pic:blipFill>
+                  <pic:spPr bwMode="auto">
+                    <a:xfrm>
+                      <a:off x="0" y="0"/>
+                      <a:ext cx="4633178" cy="3085797"/>
+                    </a:xfrm>
+                    <a:prstGeom prst="rect">
+                      <a:avLst/>
+                    </a:prstGeom>
+                    <a:noFill/>
+                    <a:ln>
+                      <a:noFill/>
+                    </a:ln>
+                  </pic:spPr>
+                </pic:pic>
+              </a:graphicData>
+            </a:graphic>
+          </wp:inline>
+        </w:drawing>
+      </w:r>
+    </w:p>
+    <w:p>
+      <w:pPr>
+        <w:pStyle w:val="Caption"/>
+        <w:jc w:val="center"/>
+        <w:rPr>
+          <w:i w:val="0"/>
+          <w:iCs w:val="0"/>
+          <w:sz w:val="26"/>
+          <w:szCs w:val="26"/>
+        </w:rPr>
+      </w:pPr>
+      <w:r>
+        <w:t xml:space="preserve">Hình </w:t>
+      </w:r>
+      <w:r>
+        <w:fldChar w:fldCharType="begin"/>
+      </w:r>
+      <w:r>
+        <w:instrText xml:space="preserve"> SEQ Hình \* ARABIC </w:instrText>
+      </w:r>
+      <w:r>
+        <w:fldChar w:fldCharType="separate"/>
+      </w:r>
+      <w:r>
+        <w:rPr>
+          <w:noProof/>
+        </w:rPr>
+        <w:t>5</w:t>
+      </w:r>
+      <w:r>
+        <w:fldChar w:fldCharType="end"/>
+      </w:r>
+      <w:r>
+        <w:t>: Chỉ số BMR</w:t>
       </w:r>
     </w:p>
     <w:p>
@@ -7232,10 +7546,92 @@
     </w:p>
     <w:p>
       <w:pPr>
-        <w:rPr>
-          <w:lang w:val="pt-BR"/>
-        </w:rPr>
-      </w:pPr>
+        <w:keepNext/>
+        <w:jc w:val="center"/>
+      </w:pPr>
+      <w:r>
+        <w:rPr>
+          <w:noProof/>
+        </w:rPr>
+        <w:drawing>
+          <wp:inline distT="0" distB="0" distL="0" distR="0" wp14:anchorId="1EF5CE5D" wp14:editId="1C9D81B6">
+            <wp:extent cx="5288280" cy="2674830"/>
+            <wp:effectExtent l="0" t="0" r="7620" b="0"/>
+            <wp:docPr id="919680119" name="Picture 8" descr="TDEE là gì? Cách tính TDEE chuẩn để giảm cân hiệu quả và lâu dài | HT  Private Fitness"/>
+            <wp:cNvGraphicFramePr>
+              <a:graphicFrameLocks xmlns:a="http://schemas.openxmlformats.org/drawingml/2006/main" noChangeAspect="1"/>
+            </wp:cNvGraphicFramePr>
+            <a:graphic xmlns:a="http://schemas.openxmlformats.org/drawingml/2006/main">
+              <a:graphicData uri="http://schemas.openxmlformats.org/drawingml/2006/picture">
+                <pic:pic xmlns:pic="http://schemas.openxmlformats.org/drawingml/2006/picture">
+                  <pic:nvPicPr>
+                    <pic:cNvPr id="0" name="Picture 12" descr="TDEE là gì? Cách tính TDEE chuẩn để giảm cân hiệu quả và lâu dài | HT  Private Fitness"/>
+                    <pic:cNvPicPr>
+                      <a:picLocks noChangeAspect="1" noChangeArrowheads="1"/>
+                    </pic:cNvPicPr>
+                  </pic:nvPicPr>
+                  <pic:blipFill>
+                    <a:blip r:embed="rId16" cstate="print">
+                      <a:extLst>
+                        <a:ext uri="{28A0092B-C50C-407E-A947-70E740481C1C}">
+                          <a14:useLocalDpi xmlns:a14="http://schemas.microsoft.com/office/drawing/2010/main" val="0"/>
+                        </a:ext>
+                      </a:extLst>
+                    </a:blip>
+                    <a:srcRect/>
+                    <a:stretch>
+                      <a:fillRect/>
+                    </a:stretch>
+                  </pic:blipFill>
+                  <pic:spPr bwMode="auto">
+                    <a:xfrm>
+                      <a:off x="0" y="0"/>
+                      <a:ext cx="5291560" cy="2676489"/>
+                    </a:xfrm>
+                    <a:prstGeom prst="rect">
+                      <a:avLst/>
+                    </a:prstGeom>
+                    <a:noFill/>
+                    <a:ln>
+                      <a:noFill/>
+                    </a:ln>
+                  </pic:spPr>
+                </pic:pic>
+              </a:graphicData>
+            </a:graphic>
+          </wp:inline>
+        </w:drawing>
+      </w:r>
+    </w:p>
+    <w:p>
+      <w:pPr>
+        <w:pStyle w:val="Caption"/>
+        <w:jc w:val="center"/>
+      </w:pPr>
+      <w:r>
+        <w:t xml:space="preserve">Hình </w:t>
+      </w:r>
+      <w:r>
+        <w:fldChar w:fldCharType="begin"/>
+      </w:r>
+      <w:r>
+        <w:instrText xml:space="preserve"> SEQ Hình \* ARABIC </w:instrText>
+      </w:r>
+      <w:r>
+        <w:fldChar w:fldCharType="separate"/>
+      </w:r>
+      <w:r>
+        <w:rPr>
+          <w:noProof/>
+        </w:rPr>
+        <w:t>6</w:t>
+      </w:r>
+      <w:r>
+        <w:fldChar w:fldCharType="end"/>
+      </w:r>
+      <w:r>
+        <w:t>: Chỉ số TDEE</w:t>
+      </w:r>
     </w:p>
     <w:p>
       <w:pPr>
@@ -7244,27 +7640,18 @@
           <w:ilvl w:val="0"/>
           <w:numId w:val="0"/>
         </w:numPr>
-        <w:rPr>
-          <w:lang w:val="pt-BR"/>
-        </w:rPr>
       </w:pPr>
       <w:bookmarkStart w:id="7" w:name="_Toc223322641"/>
       <w:r>
-        <w:rPr>
-          <w:lang w:val="pt-BR"/>
-        </w:rPr>
         <w:t>1.3</w:t>
       </w:r>
       <w:r>
-        <w:rPr>
-          <w:lang w:val="pt-BR"/>
-        </w:rPr>
+        <w:t>.</w:t>
+      </w:r>
+      <w:r>
         <w:t xml:space="preserve"> </w:t>
       </w:r>
       <w:r>
-        <w:rPr>
-          <w:lang w:val="pt-BR"/>
-        </w:rPr>
         <w:t>Các công trình nghiên cứu và ứng dụng có liên quan</w:t>
       </w:r>
       <w:bookmarkEnd w:id="7"/>
@@ -7302,25 +7689,98 @@
           <w:sz w:val="26"/>
           <w:szCs w:val="26"/>
         </w:rPr>
-        <w:t>Các mạng xã hội ẩm thực thuần túy (Cookpad): Xây dựng thành công văn hóa chia sẻ cộng đồng. Tuy nhiên, luồng thông tin chỉ dừng lại ở mặt văn bản tĩnh. Nền tảng này thiếu các module tính toán để phục vụ xu hướng ăn uống khoa học hiện đại (Eat-clean, Keto, Macro tracking).</w:t>
-      </w:r>
-    </w:p>
-    <w:p>
-      <w:pPr>
+        <w:t xml:space="preserve">Các mạng xã hội ẩm thực thuần túy (Cookpad): Xây dựng thành công văn hóa chia sẻ cộng đồng. Tuy nhiên, luồng thông tin chỉ dừng lại ở mặt văn bản tĩnh. Nền </w:t>
+      </w:r>
+      <w:r>
+        <w:rPr>
+          <w:sz w:val="26"/>
+          <w:szCs w:val="26"/>
+        </w:rPr>
+        <w:lastRenderedPageBreak/>
+        <w:t>tảng này thiếu các module tính toán để phục vụ xu hướng ăn uống khoa học hiện đại (Eat-clean, Keto, Macro tracking).</w:t>
+      </w:r>
+    </w:p>
+    <w:p>
+      <w:pPr>
+        <w:keepNext/>
         <w:spacing w:before="240" w:line="360" w:lineRule="auto"/>
         <w:ind w:firstLine="567"/>
         <w:jc w:val="both"/>
-        <w:rPr>
-          <w:sz w:val="26"/>
-          <w:szCs w:val="26"/>
-        </w:rPr>
-      </w:pPr>
-      <w:r>
-        <w:rPr>
-          <w:sz w:val="26"/>
-          <w:szCs w:val="26"/>
-        </w:rPr>
-        <w:t>Các ứng dụng theo dõi dinh dưỡng (MyFitnessPal, YAZIO): Cung cấp bộ đếm Calo rất chi tiết nhưng lại tách biệt khỏi quy trình nấu nướng thực tế và không có chức năng gợi ý công thức dựa trên thực phẩm thừa để tối ưu chi phí sinh hoạt.</w:t>
+      </w:pPr>
+      <w:r>
+        <w:rPr>
+          <w:sz w:val="26"/>
+          <w:szCs w:val="26"/>
+        </w:rPr>
+        <w:drawing>
+          <wp:inline distT="0" distB="0" distL="0" distR="0" wp14:anchorId="639C54D3" wp14:editId="75729453">
+            <wp:extent cx="5120640" cy="2511374"/>
+            <wp:effectExtent l="0" t="0" r="3810" b="3810"/>
+            <wp:docPr id="1726125784" name="Picture 1"/>
+            <wp:cNvGraphicFramePr>
+              <a:graphicFrameLocks xmlns:a="http://schemas.openxmlformats.org/drawingml/2006/main" noChangeAspect="1"/>
+            </wp:cNvGraphicFramePr>
+            <a:graphic xmlns:a="http://schemas.openxmlformats.org/drawingml/2006/main">
+              <a:graphicData uri="http://schemas.openxmlformats.org/drawingml/2006/picture">
+                <pic:pic xmlns:pic="http://schemas.openxmlformats.org/drawingml/2006/picture">
+                  <pic:nvPicPr>
+                    <pic:cNvPr id="1726125784" name=""/>
+                    <pic:cNvPicPr/>
+                  </pic:nvPicPr>
+                  <pic:blipFill>
+                    <a:blip r:embed="rId17"/>
+                    <a:stretch>
+                      <a:fillRect/>
+                    </a:stretch>
+                  </pic:blipFill>
+                  <pic:spPr>
+                    <a:xfrm>
+                      <a:off x="0" y="0"/>
+                      <a:ext cx="5126202" cy="2514102"/>
+                    </a:xfrm>
+                    <a:prstGeom prst="rect">
+                      <a:avLst/>
+                    </a:prstGeom>
+                  </pic:spPr>
+                </pic:pic>
+              </a:graphicData>
+            </a:graphic>
+          </wp:inline>
+        </w:drawing>
+      </w:r>
+    </w:p>
+    <w:p>
+      <w:pPr>
+        <w:pStyle w:val="Caption"/>
+        <w:jc w:val="center"/>
+        <w:rPr>
+          <w:sz w:val="26"/>
+          <w:szCs w:val="26"/>
+        </w:rPr>
+      </w:pPr>
+      <w:r>
+        <w:t xml:space="preserve">Hình </w:t>
+      </w:r>
+      <w:r>
+        <w:fldChar w:fldCharType="begin"/>
+      </w:r>
+      <w:r>
+        <w:instrText xml:space="preserve"> SEQ Hình \* ARABIC </w:instrText>
+      </w:r>
+      <w:r>
+        <w:fldChar w:fldCharType="separate"/>
+      </w:r>
+      <w:r>
+        <w:rPr>
+          <w:noProof/>
+        </w:rPr>
+        <w:t>7</w:t>
+      </w:r>
+      <w:r>
+        <w:fldChar w:fldCharType="end"/>
+      </w:r>
+      <w:r>
+        <w:t>: Trang chia sẻ công thức nấu ăn Cookpad</w:t>
       </w:r>
     </w:p>
     <w:p>
@@ -7338,7 +7798,128 @@
           <w:sz w:val="26"/>
           <w:szCs w:val="26"/>
         </w:rPr>
-        <w:t>Nhận diện được khoảng trống giữa "Nấu ăn truyền thống" và "Kiểm soát dinh dưỡng y khoa", đồ án "CookingShare" ra đời như một nền tảng Hybrid Platform. Nó kết hợp giá trị cộng đồng của một mạng xã hội (Cooksnap) với sự chính xác của một hệ thống chuyên gia (Expert System) thông qua việc lượng hóa tự động chỉ số Calo và hệ thống rào lọc dị ứng cá nhân hóa.</w:t>
+        <w:t>Các ứng dụng theo dõi dinh dưỡng (MyFitnessPal, YAZIO): Cung cấp bộ đếm Calo rất chi tiết nhưng lại tách biệt khỏi quy trình nấu nướng thực tế và không có chức năng gợi ý công thức dựa trên thực phẩm thừa để tối ưu chi phí sinh hoạt.</w:t>
+      </w:r>
+    </w:p>
+    <w:p>
+      <w:pPr>
+        <w:keepNext/>
+        <w:spacing w:before="240" w:line="360" w:lineRule="auto"/>
+        <w:ind w:firstLine="567"/>
+        <w:jc w:val="center"/>
+      </w:pPr>
+      <w:r>
+        <w:rPr>
+          <w:noProof/>
+        </w:rPr>
+        <w:drawing>
+          <wp:inline distT="0" distB="0" distL="0" distR="0" wp14:anchorId="0760BC88" wp14:editId="1AEB47A7">
+            <wp:extent cx="5231607" cy="3048000"/>
+            <wp:effectExtent l="0" t="0" r="7620" b="0"/>
+            <wp:docPr id="2040041570" name="Picture 9" descr="MyFitnessPal Review | PCMag"/>
+            <wp:cNvGraphicFramePr>
+              <a:graphicFrameLocks xmlns:a="http://schemas.openxmlformats.org/drawingml/2006/main" noChangeAspect="1"/>
+            </wp:cNvGraphicFramePr>
+            <a:graphic xmlns:a="http://schemas.openxmlformats.org/drawingml/2006/main">
+              <a:graphicData uri="http://schemas.openxmlformats.org/drawingml/2006/picture">
+                <pic:pic xmlns:pic="http://schemas.openxmlformats.org/drawingml/2006/picture">
+                  <pic:nvPicPr>
+                    <pic:cNvPr id="0" name="Picture 14" descr="MyFitnessPal Review | PCMag"/>
+                    <pic:cNvPicPr>
+                      <a:picLocks noChangeAspect="1" noChangeArrowheads="1"/>
+                    </pic:cNvPicPr>
+                  </pic:nvPicPr>
+                  <pic:blipFill>
+                    <a:blip r:embed="rId18">
+                      <a:extLst>
+                        <a:ext uri="{28A0092B-C50C-407E-A947-70E740481C1C}">
+                          <a14:useLocalDpi xmlns:a14="http://schemas.microsoft.com/office/drawing/2010/main" val="0"/>
+                        </a:ext>
+                      </a:extLst>
+                    </a:blip>
+                    <a:srcRect/>
+                    <a:stretch>
+                      <a:fillRect/>
+                    </a:stretch>
+                  </pic:blipFill>
+                  <pic:spPr bwMode="auto">
+                    <a:xfrm>
+                      <a:off x="0" y="0"/>
+                      <a:ext cx="5237831" cy="3051626"/>
+                    </a:xfrm>
+                    <a:prstGeom prst="rect">
+                      <a:avLst/>
+                    </a:prstGeom>
+                    <a:noFill/>
+                    <a:ln>
+                      <a:noFill/>
+                    </a:ln>
+                  </pic:spPr>
+                </pic:pic>
+              </a:graphicData>
+            </a:graphic>
+          </wp:inline>
+        </w:drawing>
+      </w:r>
+    </w:p>
+    <w:p>
+      <w:pPr>
+        <w:pStyle w:val="Caption"/>
+        <w:jc w:val="center"/>
+        <w:rPr>
+          <w:sz w:val="26"/>
+          <w:szCs w:val="26"/>
+        </w:rPr>
+      </w:pPr>
+      <w:r>
+        <w:t xml:space="preserve">Hình </w:t>
+      </w:r>
+      <w:r>
+        <w:fldChar w:fldCharType="begin"/>
+      </w:r>
+      <w:r>
+        <w:instrText xml:space="preserve"> SEQ Hình \* ARABIC </w:instrText>
+      </w:r>
+      <w:r>
+        <w:fldChar w:fldCharType="separate"/>
+      </w:r>
+      <w:r>
+        <w:rPr>
+          <w:noProof/>
+        </w:rPr>
+        <w:t>8</w:t>
+      </w:r>
+      <w:r>
+        <w:fldChar w:fldCharType="end"/>
+      </w:r>
+      <w:r>
+        <w:t>: Ứng dụng Myfitnesspall</w:t>
+      </w:r>
+    </w:p>
+    <w:p>
+      <w:pPr>
+        <w:spacing w:before="240" w:line="360" w:lineRule="auto"/>
+        <w:ind w:firstLine="567"/>
+        <w:jc w:val="both"/>
+        <w:rPr>
+          <w:sz w:val="26"/>
+          <w:szCs w:val="26"/>
+        </w:rPr>
+      </w:pPr>
+      <w:r>
+        <w:rPr>
+          <w:sz w:val="26"/>
+          <w:szCs w:val="26"/>
+        </w:rPr>
+        <w:t xml:space="preserve">Nhận diện được khoảng trống giữa "Nấu ăn truyền thống" và "Kiểm soát dinh dưỡng y khoa", đồ án "CookingShare" ra đời như một nền tảng Hybrid Platform. Nó kết hợp giá trị cộng đồng của một mạng xã hội (Cooksnap) với sự chính xác của một </w:t>
+      </w:r>
+      <w:r>
+        <w:rPr>
+          <w:sz w:val="26"/>
+          <w:szCs w:val="26"/>
+        </w:rPr>
+        <w:lastRenderedPageBreak/>
+        <w:t>hệ thống chuyên gia (Expert System) thông qua việc lượng hóa tự động chỉ số Calo và hệ thống rào lọc dị ứng cá nhân hóa.</w:t>
       </w:r>
     </w:p>
     <w:p>
@@ -7348,6 +7929,7 @@
           <w:ilvl w:val="0"/>
           <w:numId w:val="0"/>
         </w:numPr>
+        <w:spacing w:after="240"/>
         <w:ind w:left="432" w:hanging="432"/>
       </w:pPr>
       <w:r>
@@ -7372,6 +7954,1262 @@
         <w:t>HIỆN THỰC HÓA NGHIÊN CỨU</w:t>
       </w:r>
       <w:bookmarkEnd w:id="8"/>
+    </w:p>
+    <w:p>
+      <w:pPr>
+        <w:pStyle w:val="Heading2"/>
+        <w:numPr>
+          <w:ilvl w:val="0"/>
+          <w:numId w:val="0"/>
+        </w:numPr>
+        <w:spacing w:line="360" w:lineRule="auto"/>
+      </w:pPr>
+      <w:r>
+        <w:t>2.1</w:t>
+      </w:r>
+      <w:r>
+        <w:t>.</w:t>
+      </w:r>
+      <w:r>
+        <w:t xml:space="preserve"> </w:t>
+      </w:r>
+      <w:r>
+        <w:t>Mô tả bài toán</w:t>
+      </w:r>
+    </w:p>
+    <w:p>
+      <w:pPr>
+        <w:keepNext/>
+        <w:spacing w:before="120" w:after="120" w:line="360" w:lineRule="auto"/>
+        <w:ind w:firstLine="567"/>
+        <w:jc w:val="both"/>
+      </w:pPr>
+      <w:r>
+        <w:rPr>
+          <w:noProof/>
+          <w:sz w:val="26"/>
+          <w:szCs w:val="26"/>
+        </w:rPr>
+        <w:drawing>
+          <wp:inline distT="0" distB="0" distL="0" distR="0" wp14:anchorId="71BAE154" wp14:editId="626545D3">
+            <wp:extent cx="5228760" cy="8092440"/>
+            <wp:effectExtent l="0" t="0" r="0" b="3810"/>
+            <wp:docPr id="1453780543" name="Picture 12"/>
+            <wp:cNvGraphicFramePr>
+              <a:graphicFrameLocks xmlns:a="http://schemas.openxmlformats.org/drawingml/2006/main" noChangeAspect="1"/>
+            </wp:cNvGraphicFramePr>
+            <a:graphic xmlns:a="http://schemas.openxmlformats.org/drawingml/2006/main">
+              <a:graphicData uri="http://schemas.openxmlformats.org/drawingml/2006/picture">
+                <pic:pic xmlns:pic="http://schemas.openxmlformats.org/drawingml/2006/picture">
+                  <pic:nvPicPr>
+                    <pic:cNvPr id="1453780543" name="Picture 1453780543"/>
+                    <pic:cNvPicPr/>
+                  </pic:nvPicPr>
+                  <pic:blipFill>
+                    <a:blip r:embed="rId19">
+                      <a:extLst>
+                        <a:ext uri="{28A0092B-C50C-407E-A947-70E740481C1C}">
+                          <a14:useLocalDpi xmlns:a14="http://schemas.microsoft.com/office/drawing/2010/main" val="0"/>
+                        </a:ext>
+                      </a:extLst>
+                    </a:blip>
+                    <a:stretch>
+                      <a:fillRect/>
+                    </a:stretch>
+                  </pic:blipFill>
+                  <pic:spPr>
+                    <a:xfrm>
+                      <a:off x="0" y="0"/>
+                      <a:ext cx="5230058" cy="8094449"/>
+                    </a:xfrm>
+                    <a:prstGeom prst="rect">
+                      <a:avLst/>
+                    </a:prstGeom>
+                  </pic:spPr>
+                </pic:pic>
+              </a:graphicData>
+            </a:graphic>
+          </wp:inline>
+        </w:drawing>
+      </w:r>
+    </w:p>
+    <w:p>
+      <w:pPr>
+        <w:pStyle w:val="Caption"/>
+        <w:jc w:val="center"/>
+        <w:rPr>
+          <w:sz w:val="26"/>
+          <w:szCs w:val="26"/>
+        </w:rPr>
+      </w:pPr>
+      <w:r>
+        <w:t xml:space="preserve">Hình </w:t>
+      </w:r>
+      <w:r>
+        <w:fldChar w:fldCharType="begin"/>
+      </w:r>
+      <w:r>
+        <w:instrText xml:space="preserve"> SEQ Hình \* ARABIC </w:instrText>
+      </w:r>
+      <w:r>
+        <w:fldChar w:fldCharType="separate"/>
+      </w:r>
+      <w:r>
+        <w:rPr>
+          <w:noProof/>
+        </w:rPr>
+        <w:t>9</w:t>
+      </w:r>
+      <w:r>
+        <w:fldChar w:fldCharType="end"/>
+      </w:r>
+      <w:r>
+        <w:t>: Sơ đồ quy trình hoạt đ</w:t>
+      </w:r>
+      <w:r>
+        <w:t>ộ</w:t>
+      </w:r>
+      <w:r>
+        <w:t>ng c</w:t>
+      </w:r>
+      <w:r>
+        <w:t>ủ</w:t>
+      </w:r>
+      <w:r>
+        <w:t>a Website chia sẻ công thức nấu ăn</w:t>
+      </w:r>
+    </w:p>
+    <w:p>
+      <w:pPr>
+        <w:spacing w:before="120" w:after="120" w:line="360" w:lineRule="auto"/>
+        <w:ind w:firstLine="567"/>
+        <w:jc w:val="both"/>
+        <w:rPr>
+          <w:sz w:val="26"/>
+          <w:szCs w:val="26"/>
+        </w:rPr>
+      </w:pPr>
+      <w:r>
+        <w:rPr>
+          <w:sz w:val="26"/>
+          <w:szCs w:val="26"/>
+        </w:rPr>
+        <w:lastRenderedPageBreak/>
+        <w:t>Nhu cầu tự nấu ăn tại nhà và chia sẻ đam mê ẩm thực trên không gian mạng đang ngày càng phổ biến. Tuy nhiên, người dùng hiện nay thường gặp phải ba khó khăn chính</w:t>
+      </w:r>
+      <w:r>
+        <w:rPr>
+          <w:sz w:val="26"/>
+          <w:szCs w:val="26"/>
+        </w:rPr>
+        <w:t>:</w:t>
+      </w:r>
+    </w:p>
+    <w:p>
+      <w:pPr>
+        <w:spacing w:before="120" w:after="120" w:line="360" w:lineRule="auto"/>
+        <w:ind w:firstLine="567"/>
+        <w:jc w:val="both"/>
+        <w:rPr>
+          <w:sz w:val="26"/>
+          <w:szCs w:val="26"/>
+        </w:rPr>
+      </w:pPr>
+      <w:r>
+        <w:rPr>
+          <w:sz w:val="26"/>
+          <w:szCs w:val="26"/>
+        </w:rPr>
+        <w:t xml:space="preserve">+ </w:t>
+      </w:r>
+      <w:r>
+        <w:rPr>
+          <w:sz w:val="26"/>
+          <w:szCs w:val="26"/>
+        </w:rPr>
+        <w:t>Thiếu không gian chia sẻ chuẩn hóa: Các công thức nấu ăn trên mạng xã hội thường dễ bị trôi bài, khó tìm kiếm lại. Hơn nữa, định lượng nguyên liệu thường chỉ được ước lượng chung chung, thiếu đi các công cụ để cộng đồng tương tác hay lưu giữ thành quả thực hành.</w:t>
+      </w:r>
+    </w:p>
+    <w:p>
+      <w:pPr>
+        <w:spacing w:before="120" w:after="120" w:line="360" w:lineRule="auto"/>
+        <w:ind w:firstLine="567"/>
+        <w:jc w:val="both"/>
+        <w:rPr>
+          <w:sz w:val="26"/>
+          <w:szCs w:val="26"/>
+        </w:rPr>
+      </w:pPr>
+      <w:r>
+        <w:rPr>
+          <w:sz w:val="26"/>
+          <w:szCs w:val="26"/>
+        </w:rPr>
+        <w:t xml:space="preserve">+ </w:t>
+      </w:r>
+      <w:r>
+        <w:rPr>
+          <w:sz w:val="26"/>
+          <w:szCs w:val="26"/>
+        </w:rPr>
+        <w:t>Bài toán lãng phí và cá nhân hóa: Người nội trợ thường xuyên bối rối với câu hỏi "Hôm nay ăn gì?" khi đứng trước những nguyên liệu lẻ tẻ còn thừa lại trong tủ lạnh.</w:t>
+      </w:r>
+    </w:p>
+    <w:p>
+      <w:pPr>
+        <w:spacing w:before="120" w:after="120" w:line="360" w:lineRule="auto"/>
+        <w:ind w:firstLine="567"/>
+        <w:jc w:val="both"/>
+        <w:rPr>
+          <w:sz w:val="26"/>
+          <w:szCs w:val="26"/>
+        </w:rPr>
+      </w:pPr>
+      <w:r>
+        <w:rPr>
+          <w:sz w:val="26"/>
+          <w:szCs w:val="26"/>
+        </w:rPr>
+        <w:t xml:space="preserve">+ </w:t>
+      </w:r>
+      <w:r>
+        <w:rPr>
+          <w:sz w:val="26"/>
+          <w:szCs w:val="26"/>
+        </w:rPr>
+        <w:t>Bài toán sức khỏe: Đa số các nền tảng hiện nay chỉ dừng lại ở việc hướng dẫn cách nấu, chứ chưa tính toán được lượng Calo chi tiết cho người ăn kiêng, cũng như không có cơ chế cảnh báo nếu món ăn đó chứa thành phần gây dị ứng.</w:t>
+      </w:r>
+      <w:r>
+        <w:rPr>
+          <w:sz w:val="26"/>
+          <w:szCs w:val="26"/>
+        </w:rPr>
+        <w:t>.</w:t>
+      </w:r>
+    </w:p>
+    <w:p>
+      <w:pPr>
+        <w:spacing w:before="120" w:after="120" w:line="360" w:lineRule="auto"/>
+        <w:ind w:firstLine="567"/>
+        <w:jc w:val="both"/>
+        <w:rPr>
+          <w:sz w:val="26"/>
+          <w:szCs w:val="26"/>
+        </w:rPr>
+      </w:pPr>
+      <w:r>
+        <w:rPr>
+          <w:sz w:val="26"/>
+          <w:szCs w:val="26"/>
+        </w:rPr>
+        <w:t>Từ những thực tế đó, đồ án hướng tới việc xây dựng Website chia sẻ công thức nấu ăn CookingShare. Đây là một nền tảng kết hợp giữa mạng xã hội ẩm thực (nơi người dùng tự tạo nội dung) và hệ thống trợ lý thông minh. Website không chỉ cho phép đăng tải công thức và tương tác cộng đồng, mà còn tích hợp các tiện ích như: tự động tính Calo, gợi ý món ăn từ nguyên liệu sẵn có (Tủ lạnh thông minh) và loại trừ các thực phẩm gây dị ứng</w:t>
+      </w:r>
+      <w:r>
+        <w:rPr>
+          <w:sz w:val="26"/>
+          <w:szCs w:val="26"/>
+        </w:rPr>
+        <w:t>.</w:t>
+      </w:r>
+    </w:p>
+    <w:p>
+      <w:pPr>
+        <w:spacing w:before="120" w:after="120" w:line="360" w:lineRule="auto"/>
+        <w:ind w:firstLine="567"/>
+        <w:jc w:val="both"/>
+        <w:rPr>
+          <w:sz w:val="26"/>
+          <w:szCs w:val="26"/>
+        </w:rPr>
+      </w:pPr>
+      <w:r>
+        <w:rPr>
+          <w:sz w:val="26"/>
+          <w:szCs w:val="26"/>
+        </w:rPr>
+        <w:t>Nhìn vào sơ đồ, có thể thấy quy trình hoạt động tổng quát của CookingShare được chia thành 3 giai đoạn chính, tạo thành một vòng lặp khép kín</w:t>
+      </w:r>
+      <w:r>
+        <w:rPr>
+          <w:sz w:val="26"/>
+          <w:szCs w:val="26"/>
+        </w:rPr>
+        <w:t>:</w:t>
+      </w:r>
+    </w:p>
+    <w:p>
+      <w:pPr>
+        <w:spacing w:before="120" w:after="120" w:line="360" w:lineRule="auto"/>
+        <w:ind w:firstLine="567"/>
+        <w:jc w:val="both"/>
+        <w:rPr>
+          <w:sz w:val="26"/>
+          <w:szCs w:val="26"/>
+        </w:rPr>
+      </w:pPr>
+      <w:r>
+        <w:rPr>
+          <w:sz w:val="26"/>
+          <w:szCs w:val="26"/>
+        </w:rPr>
+        <w:t xml:space="preserve">+ </w:t>
+      </w:r>
+      <w:r>
+        <w:rPr>
+          <w:b/>
+          <w:bCs/>
+          <w:sz w:val="26"/>
+          <w:szCs w:val="26"/>
+        </w:rPr>
+        <w:t>Giai đoạn 1:</w:t>
+      </w:r>
+      <w:r>
+        <w:rPr>
+          <w:sz w:val="26"/>
+          <w:szCs w:val="26"/>
+        </w:rPr>
+        <w:t xml:space="preserve"> </w:t>
+      </w:r>
+      <w:r>
+        <w:rPr>
+          <w:sz w:val="26"/>
+          <w:szCs w:val="26"/>
+        </w:rPr>
+        <w:t>Tiếp nhận yêu cầu</w:t>
+      </w:r>
+      <w:r>
+        <w:rPr>
+          <w:sz w:val="26"/>
+          <w:szCs w:val="26"/>
+        </w:rPr>
+        <w:t xml:space="preserve"> (Đầu vào)</w:t>
+      </w:r>
+    </w:p>
+    <w:p>
+      <w:pPr>
+        <w:widowControl w:val="0"/>
+        <w:spacing w:before="120" w:after="120" w:line="360" w:lineRule="auto"/>
+        <w:ind w:firstLine="567"/>
+        <w:jc w:val="both"/>
+        <w:rPr>
+          <w:sz w:val="26"/>
+          <w:szCs w:val="26"/>
+        </w:rPr>
+      </w:pPr>
+      <w:r>
+        <w:rPr>
+          <w:sz w:val="26"/>
+          <w:szCs w:val="26"/>
+        </w:rPr>
+        <w:t>Sau khi truy cập hệ thống, hành vi của người dùng sẽ rẽ theo 2 hướng tùy vào mục đích sử dụng:</w:t>
+      </w:r>
+    </w:p>
+    <w:p>
+      <w:pPr>
+        <w:pStyle w:val="ListParagraph"/>
+        <w:widowControl w:val="0"/>
+        <w:numPr>
+          <w:ilvl w:val="0"/>
+          <w:numId w:val="15"/>
+        </w:numPr>
+        <w:spacing w:before="240" w:after="200" w:line="360" w:lineRule="auto"/>
+        <w:jc w:val="both"/>
+        <w:rPr>
+          <w:sz w:val="26"/>
+          <w:szCs w:val="26"/>
+        </w:rPr>
+      </w:pPr>
+      <w:r>
+        <w:rPr>
+          <w:sz w:val="26"/>
+          <w:szCs w:val="26"/>
+        </w:rPr>
+        <w:t>Hướng chia sẻ: Người dùng soạn thảo công thức (nhập tên món, chọn nguyên liệu, thêm hình ảnh cho từng bước) và gửi lên hệ thống.</w:t>
+      </w:r>
+    </w:p>
+    <w:p>
+      <w:pPr>
+        <w:pStyle w:val="ListParagraph"/>
+        <w:widowControl w:val="0"/>
+        <w:numPr>
+          <w:ilvl w:val="0"/>
+          <w:numId w:val="15"/>
+        </w:numPr>
+        <w:spacing w:before="240" w:after="200" w:line="360" w:lineRule="auto"/>
+        <w:jc w:val="both"/>
+        <w:rPr>
+          <w:sz w:val="26"/>
+          <w:szCs w:val="26"/>
+        </w:rPr>
+      </w:pPr>
+      <w:r>
+        <w:rPr>
+          <w:sz w:val="26"/>
+          <w:szCs w:val="26"/>
+        </w:rPr>
+        <w:t>Hướng tìm kiếm: Người dùng tìm món ăn thông qua từ khóa, hoặc sử dụng tính năng Tủ lạnh thông minh (chọn nguyên liệu đang có sẵn ở nhà và khai báo thông tin dị ứng).</w:t>
+      </w:r>
+    </w:p>
+    <w:p>
+      <w:pPr>
+        <w:widowControl w:val="0"/>
+        <w:spacing w:before="120" w:after="120" w:line="360" w:lineRule="auto"/>
+        <w:ind w:firstLine="567"/>
+        <w:jc w:val="both"/>
+        <w:rPr>
+          <w:sz w:val="26"/>
+          <w:szCs w:val="26"/>
+        </w:rPr>
+      </w:pPr>
+      <w:r>
+        <w:rPr>
+          <w:sz w:val="26"/>
+          <w:szCs w:val="26"/>
+        </w:rPr>
+        <w:lastRenderedPageBreak/>
+        <w:t xml:space="preserve">+ </w:t>
+      </w:r>
+      <w:r>
+        <w:rPr>
+          <w:b/>
+          <w:bCs/>
+          <w:sz w:val="26"/>
+          <w:szCs w:val="26"/>
+        </w:rPr>
+        <w:t>Giai đoạn 2:</w:t>
+      </w:r>
+      <w:r>
+        <w:rPr>
+          <w:sz w:val="26"/>
+          <w:szCs w:val="26"/>
+        </w:rPr>
+        <w:t xml:space="preserve"> Hệ thống xử lý trung tâm</w:t>
+      </w:r>
+    </w:p>
+    <w:p>
+      <w:pPr>
+        <w:pStyle w:val="ListParagraph"/>
+        <w:widowControl w:val="0"/>
+        <w:numPr>
+          <w:ilvl w:val="0"/>
+          <w:numId w:val="15"/>
+        </w:numPr>
+        <w:spacing w:before="240" w:after="200" w:line="360" w:lineRule="auto"/>
+        <w:jc w:val="both"/>
+        <w:rPr>
+          <w:sz w:val="26"/>
+          <w:szCs w:val="26"/>
+        </w:rPr>
+      </w:pPr>
+      <w:r>
+        <w:rPr>
+          <w:sz w:val="26"/>
+          <w:szCs w:val="26"/>
+        </w:rPr>
+        <w:t>Đối với công thức mới đăng tải: Hệ thống sẽ chuyển vào trạng thái chờ duyệt.</w:t>
+      </w:r>
+      <w:r>
+        <w:rPr>
+          <w:sz w:val="26"/>
+          <w:szCs w:val="26"/>
+        </w:rPr>
+        <w:t xml:space="preserve"> </w:t>
+      </w:r>
+      <w:r>
+        <w:rPr>
+          <w:sz w:val="26"/>
+          <w:szCs w:val="26"/>
+        </w:rPr>
+        <w:t>Quản trị viên sẽ kiểm duyệt nội dung. Nếu không đạt, bài đăng bị từ chối và trả về cho người dùng. Nếu hợp lệ, công thức được chấp nhận và lưu vào Kho dữ liệu Website.</w:t>
+      </w:r>
+    </w:p>
+    <w:p>
+      <w:pPr>
+        <w:pStyle w:val="ListParagraph"/>
+        <w:numPr>
+          <w:ilvl w:val="0"/>
+          <w:numId w:val="15"/>
+        </w:numPr>
+        <w:spacing w:before="240" w:after="200" w:line="360" w:lineRule="auto"/>
+        <w:jc w:val="both"/>
+        <w:rPr>
+          <w:sz w:val="26"/>
+          <w:szCs w:val="26"/>
+        </w:rPr>
+      </w:pPr>
+      <w:r>
+        <w:rPr>
+          <w:sz w:val="26"/>
+          <w:szCs w:val="26"/>
+        </w:rPr>
+        <w:t>Đối với luồng tìm kiếm: Dữ liệu đầu vào đi qua bộ lọc thông minh (Lọc theo điều kiện nguyên liệu sẵn có, tính Calo, tránh dị ứng), sau đó hệ thống sẽ truy vấn và đối chiếu với Kho dữ liệu để rút ra danh sách món ăn phù hợp nhất.</w:t>
+      </w:r>
+    </w:p>
+    <w:p>
+      <w:pPr>
+        <w:spacing w:before="120" w:after="120" w:line="360" w:lineRule="auto"/>
+        <w:ind w:firstLine="567"/>
+        <w:jc w:val="both"/>
+        <w:rPr>
+          <w:sz w:val="26"/>
+          <w:szCs w:val="26"/>
+        </w:rPr>
+      </w:pPr>
+      <w:r>
+        <w:rPr>
+          <w:sz w:val="26"/>
+          <w:szCs w:val="26"/>
+        </w:rPr>
+        <w:t xml:space="preserve">+ </w:t>
+      </w:r>
+      <w:r>
+        <w:rPr>
+          <w:b/>
+          <w:bCs/>
+          <w:sz w:val="26"/>
+          <w:szCs w:val="26"/>
+        </w:rPr>
+        <w:t>Giai đoạn 3:</w:t>
+      </w:r>
+      <w:r>
+        <w:rPr>
+          <w:sz w:val="26"/>
+          <w:szCs w:val="26"/>
+        </w:rPr>
+        <w:t xml:space="preserve"> </w:t>
+      </w:r>
+      <w:r>
+        <w:rPr>
+          <w:sz w:val="26"/>
+          <w:szCs w:val="26"/>
+        </w:rPr>
+        <w:t>Trả kết quả và Tương tác cộng đồng</w:t>
+      </w:r>
+      <w:r>
+        <w:rPr>
+          <w:sz w:val="26"/>
+          <w:szCs w:val="26"/>
+        </w:rPr>
+        <w:t>.</w:t>
+      </w:r>
+    </w:p>
+    <w:p>
+      <w:pPr>
+        <w:spacing w:before="120" w:after="120" w:line="360" w:lineRule="auto"/>
+        <w:ind w:firstLine="567"/>
+        <w:jc w:val="both"/>
+        <w:rPr>
+          <w:sz w:val="26"/>
+          <w:szCs w:val="26"/>
+        </w:rPr>
+      </w:pPr>
+      <w:r>
+        <w:rPr>
+          <w:sz w:val="26"/>
+          <w:szCs w:val="26"/>
+        </w:rPr>
+        <w:t>Hệ thống hiển thị chi tiết danh sách món ăn ra màn hình. Tại đây, giá trị cốt lõi của tính năng mạng xã hội được phát huy: Sau khi tham khảo công thức, người dùng thực hành nấu nướng và quay lại website để đăng tải ảnh chụp thành quả</w:t>
+      </w:r>
+      <w:r>
+        <w:rPr>
+          <w:sz w:val="26"/>
+          <w:szCs w:val="26"/>
+        </w:rPr>
+        <w:t xml:space="preserve">, </w:t>
+      </w:r>
+      <w:r>
+        <w:rPr>
+          <w:sz w:val="26"/>
+          <w:szCs w:val="26"/>
+        </w:rPr>
+        <w:t>để lại bình luận và đánh giá sao. Toàn bộ lịch sử tương tác này tiếp tục được ghi nhận ngược lại vào Kho dữ liệu, trở thành nguồn tham khảo hữu ích cho những người dùng đến sau.</w:t>
+      </w:r>
+    </w:p>
+    <w:p>
+      <w:pPr>
+        <w:pStyle w:val="Heading2"/>
+        <w:numPr>
+          <w:ilvl w:val="0"/>
+          <w:numId w:val="0"/>
+        </w:numPr>
+      </w:pPr>
+      <w:r>
+        <w:t>2</w:t>
+      </w:r>
+      <w:r>
+        <w:t>.2</w:t>
+      </w:r>
+      <w:r>
+        <w:t>.</w:t>
+      </w:r>
+      <w:r>
+        <w:t xml:space="preserve"> Yêu cầu chức</w:t>
+      </w:r>
+      <w:r>
+        <w:t xml:space="preserve"> năng</w:t>
+      </w:r>
+    </w:p>
+    <w:p>
+      <w:pPr>
+        <w:spacing w:before="120" w:after="120" w:line="360" w:lineRule="auto"/>
+        <w:ind w:firstLine="567"/>
+        <w:jc w:val="both"/>
+        <w:rPr>
+          <w:sz w:val="26"/>
+          <w:szCs w:val="26"/>
+        </w:rPr>
+      </w:pPr>
+      <w:r>
+        <w:rPr>
+          <w:sz w:val="26"/>
+          <w:szCs w:val="26"/>
+        </w:rPr>
+        <w:t>Qua quá trình phân tích bài toán, các chức năng của hệ thống được xác định và phân quyền cụ thể cho 3 nhóm người dùng như sau:</w:t>
+      </w:r>
+    </w:p>
+    <w:p>
+      <w:pPr>
+        <w:pStyle w:val="Heading3"/>
+        <w:numPr>
+          <w:ilvl w:val="0"/>
+          <w:numId w:val="0"/>
+        </w:numPr>
+      </w:pPr>
+      <w:r>
+        <w:t xml:space="preserve">2.2.1. </w:t>
+      </w:r>
+      <w:r>
+        <w:t>Nhóm chức năng dành cho Khách vãng lai (Guest)</w:t>
+      </w:r>
+    </w:p>
+    <w:p>
+      <w:pPr>
+        <w:spacing w:before="120" w:after="120" w:line="360" w:lineRule="auto"/>
+        <w:ind w:firstLine="567"/>
+        <w:jc w:val="both"/>
+        <w:rPr>
+          <w:sz w:val="26"/>
+          <w:szCs w:val="26"/>
+        </w:rPr>
+      </w:pPr>
+      <w:r>
+        <w:rPr>
+          <w:sz w:val="26"/>
+          <w:szCs w:val="26"/>
+        </w:rPr>
+        <w:t>Đây là những người truy cập chưa có tài khoản hoặc chưa đăng nhập. Hệ thống cho phép Guest trải nghiệm các tính năng cơ bản để thu hút họ tham gia cộng đồng:</w:t>
+      </w:r>
+    </w:p>
+    <w:p>
+      <w:pPr>
+        <w:spacing w:before="120" w:after="120" w:line="360" w:lineRule="auto"/>
+        <w:ind w:firstLine="567"/>
+        <w:jc w:val="both"/>
+        <w:rPr>
+          <w:sz w:val="26"/>
+          <w:szCs w:val="26"/>
+        </w:rPr>
+      </w:pPr>
+      <w:r>
+        <w:rPr>
+          <w:sz w:val="26"/>
+          <w:szCs w:val="26"/>
+        </w:rPr>
+        <w:t xml:space="preserve">+ </w:t>
+      </w:r>
+      <w:r>
+        <w:rPr>
+          <w:sz w:val="26"/>
+          <w:szCs w:val="26"/>
+        </w:rPr>
+        <w:t>Xem nội dung công khai: Tra cứu các công thức nấu ăn đã được phê duyệt, đọc chi tiết nguyên liệu, các bước thực hiện, xem bài viết mẹo vặt và các banner sự kiện.</w:t>
+      </w:r>
+    </w:p>
+    <w:p>
+      <w:pPr>
+        <w:spacing w:before="120" w:after="120" w:line="360" w:lineRule="auto"/>
+        <w:ind w:firstLine="567"/>
+        <w:jc w:val="both"/>
+        <w:rPr>
+          <w:sz w:val="26"/>
+          <w:szCs w:val="26"/>
+        </w:rPr>
+      </w:pPr>
+      <w:r>
+        <w:rPr>
+          <w:sz w:val="26"/>
+          <w:szCs w:val="26"/>
+        </w:rPr>
+        <w:t xml:space="preserve">+ </w:t>
+      </w:r>
+      <w:r>
+        <w:rPr>
+          <w:sz w:val="26"/>
+          <w:szCs w:val="26"/>
+        </w:rPr>
+        <w:t>Tìm kiếm và lọc cơ bản: Tìm món ăn bằng cách gõ từ khóa hoặc phân loại theo các danh mục có sẵn (Món mặn, Món chay, Salad...).</w:t>
+      </w:r>
+    </w:p>
+    <w:p>
+      <w:pPr>
+        <w:widowControl w:val="0"/>
+        <w:spacing w:before="120" w:after="120" w:line="360" w:lineRule="auto"/>
+        <w:ind w:firstLine="567"/>
+        <w:jc w:val="both"/>
+        <w:rPr>
+          <w:sz w:val="26"/>
+          <w:szCs w:val="26"/>
+        </w:rPr>
+      </w:pPr>
+      <w:r>
+        <w:rPr>
+          <w:sz w:val="26"/>
+          <w:szCs w:val="26"/>
+        </w:rPr>
+        <w:t xml:space="preserve">+ </w:t>
+      </w:r>
+      <w:r>
+        <w:rPr>
+          <w:sz w:val="26"/>
+          <w:szCs w:val="26"/>
+        </w:rPr>
+        <w:t>Quản lý tài khoản: Hỗ trợ người dùng đăng ký tài khoản mới, đăng nhập vào hệ thống và khôi phục mật khẩu qua Email khi bỏ quên.</w:t>
+      </w:r>
+    </w:p>
+    <w:p>
+      <w:pPr>
+        <w:pStyle w:val="Heading3"/>
+        <w:widowControl w:val="0"/>
+        <w:numPr>
+          <w:ilvl w:val="0"/>
+          <w:numId w:val="0"/>
+        </w:numPr>
+        <w:rPr>
+          <w:szCs w:val="26"/>
+        </w:rPr>
+      </w:pPr>
+      <w:r>
+        <w:lastRenderedPageBreak/>
+        <w:t xml:space="preserve">2.2.2. </w:t>
+      </w:r>
+      <w:r>
+        <w:t>Nhóm chức năng dành cho Người dùng thành viên (User)</w:t>
+      </w:r>
+    </w:p>
+    <w:p>
+      <w:pPr>
+        <w:spacing w:before="120" w:after="120" w:line="360" w:lineRule="auto"/>
+        <w:ind w:firstLine="567"/>
+        <w:jc w:val="both"/>
+        <w:rPr>
+          <w:sz w:val="26"/>
+          <w:szCs w:val="26"/>
+        </w:rPr>
+      </w:pPr>
+      <w:r>
+        <w:rPr>
+          <w:sz w:val="26"/>
+          <w:szCs w:val="26"/>
+        </w:rPr>
+        <w:t>Sau khi đăng nhập, User được cấp quyền sử dụng trọn vẹn các tiện ích cá nhân hóa và tương tác trên</w:t>
+      </w:r>
+      <w:r>
+        <w:rPr>
+          <w:sz w:val="26"/>
+          <w:szCs w:val="26"/>
+        </w:rPr>
+        <w:t xml:space="preserve"> Website chia sẻ công thức nấu ăn</w:t>
+      </w:r>
+      <w:r>
+        <w:rPr>
+          <w:sz w:val="26"/>
+          <w:szCs w:val="26"/>
+        </w:rPr>
+        <w:t xml:space="preserve"> CookingShare</w:t>
+      </w:r>
+      <w:r>
+        <w:rPr>
+          <w:sz w:val="26"/>
+          <w:szCs w:val="26"/>
+        </w:rPr>
+        <w:t>:</w:t>
+      </w:r>
+    </w:p>
+    <w:p>
+      <w:pPr>
+        <w:spacing w:before="120" w:after="120" w:line="360" w:lineRule="auto"/>
+        <w:ind w:firstLine="567"/>
+        <w:jc w:val="both"/>
+        <w:rPr>
+          <w:b/>
+          <w:bCs/>
+          <w:sz w:val="26"/>
+          <w:szCs w:val="26"/>
+        </w:rPr>
+      </w:pPr>
+      <w:r>
+        <w:rPr>
+          <w:sz w:val="26"/>
+          <w:szCs w:val="26"/>
+        </w:rPr>
+        <w:t xml:space="preserve">+ </w:t>
+      </w:r>
+      <w:r>
+        <w:rPr>
+          <w:b/>
+          <w:bCs/>
+          <w:sz w:val="26"/>
+          <w:szCs w:val="26"/>
+        </w:rPr>
+        <w:t>Quản lý hồ sơ sức khỏe (Profile &amp; Allergy):</w:t>
+      </w:r>
+    </w:p>
+    <w:p>
+      <w:pPr>
+        <w:pStyle w:val="ListParagraph"/>
+        <w:numPr>
+          <w:ilvl w:val="0"/>
+          <w:numId w:val="15"/>
+        </w:numPr>
+        <w:spacing w:before="240" w:after="200" w:line="360" w:lineRule="auto"/>
+        <w:jc w:val="both"/>
+        <w:rPr>
+          <w:sz w:val="26"/>
+          <w:szCs w:val="26"/>
+        </w:rPr>
+      </w:pPr>
+      <w:r>
+        <w:rPr>
+          <w:sz w:val="26"/>
+          <w:szCs w:val="26"/>
+        </w:rPr>
+        <w:t>Cập nhật thông tin cá nhân (Họ tên, Ảnh đại diện).</w:t>
+      </w:r>
+    </w:p>
+    <w:p>
+      <w:pPr>
+        <w:pStyle w:val="ListParagraph"/>
+        <w:numPr>
+          <w:ilvl w:val="0"/>
+          <w:numId w:val="15"/>
+        </w:numPr>
+        <w:spacing w:before="240" w:after="200" w:line="360" w:lineRule="auto"/>
+        <w:jc w:val="both"/>
+        <w:rPr>
+          <w:sz w:val="26"/>
+          <w:szCs w:val="26"/>
+        </w:rPr>
+      </w:pPr>
+      <w:r>
+        <w:rPr>
+          <w:sz w:val="26"/>
+          <w:szCs w:val="26"/>
+        </w:rPr>
+        <w:t>Khai báo các chỉ số cơ thể (Chiều cao, Cân nặng, Giới tính, Mức độ vận động) để hệ thống tự động tính ra lượng Calo cần thiết mỗi ngày (TDEE).</w:t>
+      </w:r>
+    </w:p>
+    <w:p>
+      <w:pPr>
+        <w:pStyle w:val="ListParagraph"/>
+        <w:numPr>
+          <w:ilvl w:val="0"/>
+          <w:numId w:val="15"/>
+        </w:numPr>
+        <w:spacing w:before="240" w:after="200" w:line="360" w:lineRule="auto"/>
+        <w:jc w:val="both"/>
+        <w:rPr>
+          <w:sz w:val="26"/>
+          <w:szCs w:val="26"/>
+        </w:rPr>
+      </w:pPr>
+      <w:r>
+        <w:rPr>
+          <w:sz w:val="26"/>
+          <w:szCs w:val="26"/>
+        </w:rPr>
+        <w:t>Thiết lập danh sách Dị ứng: Thêm hoặc loại bỏ các nguyên liệu cơ thể không dung nạp được.</w:t>
+      </w:r>
+    </w:p>
+    <w:p>
+      <w:pPr>
+        <w:spacing w:before="120" w:after="120" w:line="360" w:lineRule="auto"/>
+        <w:ind w:firstLine="567"/>
+        <w:jc w:val="both"/>
+        <w:rPr>
+          <w:sz w:val="26"/>
+          <w:szCs w:val="26"/>
+        </w:rPr>
+      </w:pPr>
+      <w:r>
+        <w:rPr>
+          <w:sz w:val="26"/>
+          <w:szCs w:val="26"/>
+        </w:rPr>
+        <w:t xml:space="preserve">+ </w:t>
+      </w:r>
+      <w:r>
+        <w:rPr>
+          <w:b/>
+          <w:bCs/>
+          <w:sz w:val="26"/>
+          <w:szCs w:val="26"/>
+        </w:rPr>
+        <w:t>Chia sẻ Công thức</w:t>
+      </w:r>
+      <w:r>
+        <w:rPr>
+          <w:b/>
+          <w:bCs/>
+          <w:sz w:val="26"/>
+          <w:szCs w:val="26"/>
+        </w:rPr>
+        <w:t>:</w:t>
+      </w:r>
+      <w:r>
+        <w:rPr>
+          <w:sz w:val="26"/>
+          <w:szCs w:val="26"/>
+        </w:rPr>
+        <w:t xml:space="preserve"> </w:t>
+      </w:r>
+      <w:r>
+        <w:rPr>
+          <w:sz w:val="26"/>
+          <w:szCs w:val="26"/>
+        </w:rPr>
+        <w:t>Tự do sáng tạo và đăng tải món ăn. User có thể chọn nguyên liệu từ kho chuẩn của hệ thống (kèm định lượng), viết hướng dẫn từng bước và gán thẻ (Tag). Công thức sẽ được đưa vào hàng đợi chờ duyệt.</w:t>
+      </w:r>
+    </w:p>
+    <w:p>
+      <w:pPr>
+        <w:spacing w:before="120" w:after="120" w:line="360" w:lineRule="auto"/>
+        <w:ind w:firstLine="567"/>
+        <w:jc w:val="both"/>
+        <w:rPr>
+          <w:sz w:val="26"/>
+          <w:szCs w:val="26"/>
+        </w:rPr>
+      </w:pPr>
+      <w:r>
+        <w:rPr>
+          <w:sz w:val="26"/>
+          <w:szCs w:val="26"/>
+        </w:rPr>
+        <w:t xml:space="preserve">+ </w:t>
+      </w:r>
+      <w:r>
+        <w:rPr>
+          <w:b/>
+          <w:bCs/>
+          <w:sz w:val="26"/>
+          <w:szCs w:val="26"/>
+        </w:rPr>
+        <w:t>Tủ lạnh thông minh:</w:t>
+      </w:r>
+      <w:r>
+        <w:rPr>
+          <w:sz w:val="26"/>
+          <w:szCs w:val="26"/>
+        </w:rPr>
+        <w:t xml:space="preserve"> </w:t>
+      </w:r>
+      <w:r>
+        <w:rPr>
+          <w:sz w:val="26"/>
+          <w:szCs w:val="26"/>
+        </w:rPr>
+        <w:t>Chọn các nguyên liệu đang có ở nhà để hệ thống gợi ý món ăn. Bộ lọc sẽ tự động ẩn đi những công thức có chứa nguyên liệu gây dị ứng của chính User đó.</w:t>
+      </w:r>
+    </w:p>
+    <w:p>
+      <w:pPr>
+        <w:spacing w:before="120" w:after="120" w:line="360" w:lineRule="auto"/>
+        <w:ind w:firstLine="567"/>
+        <w:jc w:val="both"/>
+        <w:rPr>
+          <w:sz w:val="26"/>
+          <w:szCs w:val="26"/>
+        </w:rPr>
+      </w:pPr>
+      <w:r>
+        <w:rPr>
+          <w:sz w:val="26"/>
+          <w:szCs w:val="26"/>
+        </w:rPr>
+        <w:t xml:space="preserve">+ </w:t>
+      </w:r>
+      <w:r>
+        <w:rPr>
+          <w:b/>
+          <w:bCs/>
+          <w:sz w:val="26"/>
+          <w:szCs w:val="26"/>
+        </w:rPr>
+        <w:t>Tương tác Cộng đồng:</w:t>
+      </w:r>
+      <w:r>
+        <w:rPr>
+          <w:sz w:val="26"/>
+          <w:szCs w:val="26"/>
+        </w:rPr>
+        <w:t xml:space="preserve"> </w:t>
+      </w:r>
+      <w:r>
+        <w:rPr>
+          <w:sz w:val="26"/>
+          <w:szCs w:val="26"/>
+        </w:rPr>
+        <w:t>Tham gia bình luận, chấm điểm (từ 1 đến 5 sao) và đăng tải ảnh khoe thành quả nấu nướng (Cooksnap) trên bài viết của thành viên khác.</w:t>
+      </w:r>
+    </w:p>
+    <w:p>
+      <w:pPr>
+        <w:pStyle w:val="Heading3"/>
+        <w:numPr>
+          <w:ilvl w:val="0"/>
+          <w:numId w:val="0"/>
+        </w:numPr>
+      </w:pPr>
+      <w:r>
+        <w:t>2.2.3. Nhóm chức năng dành cho Quản trị viên (Admin)</w:t>
+      </w:r>
+    </w:p>
+    <w:p>
+      <w:pPr>
+        <w:spacing w:before="120" w:after="120" w:line="360" w:lineRule="auto"/>
+        <w:ind w:firstLine="567"/>
+        <w:jc w:val="both"/>
+        <w:rPr>
+          <w:sz w:val="26"/>
+          <w:szCs w:val="26"/>
+        </w:rPr>
+      </w:pPr>
+      <w:r>
+        <w:rPr>
+          <w:sz w:val="26"/>
+          <w:szCs w:val="26"/>
+        </w:rPr>
+        <w:t>Đây là tài khoản có đặc quyền cao nhất, chịu trách nhiệm vận hành, kiểm soát chất lượng nội dung và quản trị dữ liệu lõi của hệ thống:</w:t>
+      </w:r>
+    </w:p>
+    <w:p>
+      <w:pPr>
+        <w:spacing w:before="120" w:after="120" w:line="360" w:lineRule="auto"/>
+        <w:ind w:firstLine="567"/>
+        <w:jc w:val="both"/>
+        <w:rPr>
+          <w:sz w:val="26"/>
+          <w:szCs w:val="26"/>
+        </w:rPr>
+      </w:pPr>
+      <w:r>
+        <w:rPr>
+          <w:sz w:val="26"/>
+          <w:szCs w:val="26"/>
+        </w:rPr>
+        <w:t xml:space="preserve">+ </w:t>
+      </w:r>
+      <w:r>
+        <w:rPr>
+          <w:sz w:val="26"/>
+          <w:szCs w:val="26"/>
+        </w:rPr>
+        <w:t>Kiểm duyệt Nội dung: Xem danh sách các công thức do User gửi lên. Admin có quyền Phê duyệt để bài viết hiển thị ra cộng đồng, hoặc Từ chối kèm theo lý do để User chỉnh sửa.</w:t>
+      </w:r>
+    </w:p>
+    <w:p>
+      <w:pPr>
+        <w:spacing w:before="120" w:after="120" w:line="360" w:lineRule="auto"/>
+        <w:ind w:firstLine="567"/>
+        <w:jc w:val="both"/>
+        <w:rPr>
+          <w:sz w:val="26"/>
+          <w:szCs w:val="26"/>
+        </w:rPr>
+      </w:pPr>
+      <w:r>
+        <w:rPr>
+          <w:sz w:val="26"/>
+          <w:szCs w:val="26"/>
+        </w:rPr>
+        <w:t xml:space="preserve">+ </w:t>
+      </w:r>
+      <w:r>
+        <w:rPr>
+          <w:sz w:val="26"/>
+          <w:szCs w:val="26"/>
+        </w:rPr>
+        <w:t>Quản trị Dữ liệu lõi:</w:t>
+      </w:r>
+    </w:p>
+    <w:p>
+      <w:pPr>
+        <w:pStyle w:val="ListParagraph"/>
+        <w:numPr>
+          <w:ilvl w:val="0"/>
+          <w:numId w:val="15"/>
+        </w:numPr>
+        <w:spacing w:before="240" w:after="200" w:line="360" w:lineRule="auto"/>
+        <w:jc w:val="both"/>
+        <w:rPr>
+          <w:sz w:val="26"/>
+          <w:szCs w:val="26"/>
+        </w:rPr>
+      </w:pPr>
+      <w:r>
+        <w:rPr>
+          <w:sz w:val="26"/>
+          <w:szCs w:val="26"/>
+        </w:rPr>
+        <w:t>Quản lý Danh mục, Nhãn (Tag) và Đơn vị tính.</w:t>
+      </w:r>
+    </w:p>
+    <w:p>
+      <w:pPr>
+        <w:pStyle w:val="ListParagraph"/>
+        <w:numPr>
+          <w:ilvl w:val="0"/>
+          <w:numId w:val="15"/>
+        </w:numPr>
+        <w:spacing w:before="240" w:after="200" w:line="360" w:lineRule="auto"/>
+        <w:jc w:val="both"/>
+        <w:rPr>
+          <w:sz w:val="26"/>
+          <w:szCs w:val="26"/>
+        </w:rPr>
+      </w:pPr>
+      <w:r>
+        <w:rPr>
+          <w:sz w:val="26"/>
+          <w:szCs w:val="26"/>
+        </w:rPr>
+        <w:t>Quản lý Kho nguyên liệu: Thêm nguyên liệu mới, cập nhật chính xác các thông số dinh dưỡng (Calo, Protein, Fat, Sugar) trên 100g để hệ thống có cơ sở tính toán tổng lượng Calo cho các món ăn.</w:t>
+      </w:r>
+    </w:p>
+    <w:p>
+      <w:pPr>
+        <w:spacing w:before="120" w:after="120" w:line="360" w:lineRule="auto"/>
+        <w:ind w:firstLine="567"/>
+        <w:jc w:val="both"/>
+        <w:rPr>
+          <w:sz w:val="26"/>
+          <w:szCs w:val="26"/>
+        </w:rPr>
+      </w:pPr>
+      <w:r>
+        <w:rPr>
+          <w:sz w:val="26"/>
+          <w:szCs w:val="26"/>
+        </w:rPr>
+        <w:lastRenderedPageBreak/>
+        <w:t xml:space="preserve">+ </w:t>
+      </w:r>
+      <w:r>
+        <w:rPr>
+          <w:sz w:val="26"/>
+          <w:szCs w:val="26"/>
+        </w:rPr>
+        <w:t>Quản lý Người dùng: Xem danh sách thành viên, chủ động khóa các tài khoản vi phạm tiêu chuẩn cộng đồng hoặc mở khóa tài khoản.</w:t>
+      </w:r>
+    </w:p>
+    <w:p>
+      <w:pPr>
+        <w:spacing w:before="120" w:after="120" w:line="360" w:lineRule="auto"/>
+        <w:ind w:firstLine="567"/>
+        <w:jc w:val="both"/>
+        <w:rPr>
+          <w:sz w:val="26"/>
+          <w:szCs w:val="26"/>
+        </w:rPr>
+      </w:pPr>
+      <w:r>
+        <w:rPr>
+          <w:sz w:val="26"/>
+          <w:szCs w:val="26"/>
+        </w:rPr>
+        <w:t xml:space="preserve">+ </w:t>
+      </w:r>
+      <w:r>
+        <w:rPr>
+          <w:sz w:val="26"/>
+          <w:szCs w:val="26"/>
+        </w:rPr>
+        <w:t>Quản lý Marketing &amp; Cấu hình: Đăng tải các Mẹo vặt hữu ích, quản lý luân phiên các Banner quảng cáo sự kiện và thay đổi các cấu hình chung của hệ thống (Tên website, Email liên hệ, Trạng thái bảo trì...).</w:t>
+      </w:r>
+    </w:p>
+    <w:p>
+      <w:pPr>
+        <w:pStyle w:val="Heading2"/>
+        <w:numPr>
+          <w:ilvl w:val="0"/>
+          <w:numId w:val="0"/>
+        </w:numPr>
+      </w:pPr>
+      <w:r>
+        <w:t>2</w:t>
+      </w:r>
+      <w:r>
+        <w:t>.3</w:t>
+      </w:r>
+      <w:r>
+        <w:t>.</w:t>
+      </w:r>
+      <w:r>
+        <w:t xml:space="preserve"> Mô hình cơ sở dữ liệu</w:t>
+      </w:r>
+    </w:p>
+    <w:p>
+      <w:pPr>
+        <w:spacing w:before="120" w:after="120" w:line="360" w:lineRule="auto"/>
+        <w:jc w:val="both"/>
+        <w:rPr>
+          <w:color w:val="FF0000"/>
+          <w:sz w:val="26"/>
+          <w:szCs w:val="26"/>
+        </w:rPr>
+      </w:pPr>
+      <w:r>
+        <w:rPr>
+          <w:color w:val="FF0000"/>
+          <w:sz w:val="26"/>
+          <w:szCs w:val="26"/>
+        </w:rPr>
+        <w:drawing>
+          <wp:inline distT="0" distB="0" distL="0" distR="0" wp14:anchorId="5F1B3AD9" wp14:editId="25F15BF6">
+            <wp:extent cx="5580380" cy="3138805"/>
+            <wp:effectExtent l="0" t="0" r="1270" b="4445"/>
+            <wp:docPr id="1167607549" name="Picture 1"/>
+            <wp:cNvGraphicFramePr>
+              <a:graphicFrameLocks xmlns:a="http://schemas.openxmlformats.org/drawingml/2006/main" noChangeAspect="1"/>
+            </wp:cNvGraphicFramePr>
+            <a:graphic xmlns:a="http://schemas.openxmlformats.org/drawingml/2006/main">
+              <a:graphicData uri="http://schemas.openxmlformats.org/drawingml/2006/picture">
+                <pic:pic xmlns:pic="http://schemas.openxmlformats.org/drawingml/2006/picture">
+                  <pic:nvPicPr>
+                    <pic:cNvPr id="1167607549" name=""/>
+                    <pic:cNvPicPr/>
+                  </pic:nvPicPr>
+                  <pic:blipFill>
+                    <a:blip r:embed="rId20"/>
+                    <a:stretch>
+                      <a:fillRect/>
+                    </a:stretch>
+                  </pic:blipFill>
+                  <pic:spPr>
+                    <a:xfrm>
+                      <a:off x="0" y="0"/>
+                      <a:ext cx="5580380" cy="3138805"/>
+                    </a:xfrm>
+                    <a:prstGeom prst="rect">
+                      <a:avLst/>
+                    </a:prstGeom>
+                  </pic:spPr>
+                </pic:pic>
+              </a:graphicData>
+            </a:graphic>
+          </wp:inline>
+        </w:drawing>
+      </w:r>
     </w:p>
     <w:p>
       <w:pPr>
@@ -7388,28 +9226,1214 @@
           <w:sz w:val="26"/>
           <w:szCs w:val="26"/>
         </w:rPr>
-        <w:t>(</w:t>
-      </w:r>
-      <w:r>
-        <w:rPr>
-          <w:sz w:val="26"/>
-          <w:szCs w:val="26"/>
-        </w:rPr>
-        <w:t>Mô tả các bước nghiên cứu đã tiến hành, các bản thiết kế, cách thức cài đặt chương trình hoặc hiện thực hóa nghiên cứu. Đối với các đề tài ứng dụng có kết quả là sản phẩm phần mềm phải có hồ sơ thiết kế, cài đặt, ... theo các dạng lược đồ, mô hình phổ biến trong ngành.</w:t>
-      </w:r>
-      <w:r>
-        <w:rPr>
-          <w:sz w:val="26"/>
-          <w:szCs w:val="26"/>
-        </w:rPr>
-        <w:t xml:space="preserve"> Nội dung đặc tả nhu cầu, phân tích thiết kế hệ thống cũng thể hiện trong chương này.</w:t>
-      </w:r>
-      <w:r>
-        <w:rPr>
-          <w:sz w:val="26"/>
-          <w:szCs w:val="26"/>
-        </w:rPr>
-        <w:t>)</w:t>
+        <w:t>Để đáp ứng các yêu cầu chức năng đã phân tích, cơ sở dữ liệu</w:t>
+      </w:r>
+      <w:r>
+        <w:rPr>
+          <w:sz w:val="26"/>
+          <w:szCs w:val="26"/>
+        </w:rPr>
+        <w:t xml:space="preserve"> Website chia sẻ công thức nấu ăn</w:t>
+      </w:r>
+      <w:r>
+        <w:rPr>
+          <w:sz w:val="26"/>
+          <w:szCs w:val="26"/>
+        </w:rPr>
+        <w:t xml:space="preserve"> CookingShare</w:t>
+      </w:r>
+      <w:r>
+        <w:rPr>
+          <w:sz w:val="26"/>
+          <w:szCs w:val="26"/>
+        </w:rPr>
+        <w:t>DB</w:t>
+      </w:r>
+      <w:r>
+        <w:rPr>
+          <w:sz w:val="26"/>
+          <w:szCs w:val="26"/>
+        </w:rPr>
+        <w:t xml:space="preserve"> được thiết kế theo mô hình dữ liệu quan hệ đảm bảo chuẩn hóa 3NF, tính toàn vẹn dữ liệu và tối ưu hóa truy vấn. Toàn bộ cấu trúc bao gồm 15 bảng</w:t>
+      </w:r>
+      <w:r>
+        <w:rPr>
+          <w:sz w:val="26"/>
+          <w:szCs w:val="26"/>
+        </w:rPr>
+        <w:t>:</w:t>
+      </w:r>
+    </w:p>
+    <w:p>
+      <w:pPr>
+        <w:pStyle w:val="Heading3"/>
+        <w:numPr>
+          <w:ilvl w:val="0"/>
+          <w:numId w:val="0"/>
+        </w:numPr>
+      </w:pPr>
+      <w:r>
+        <w:t xml:space="preserve">2.3.1. </w:t>
+      </w:r>
+      <w:r>
+        <w:t>Bảng Tài khoản đăng nhập (ACCOUNT)</w:t>
+      </w:r>
+    </w:p>
+    <w:p/>
+    <w:tbl>
+      <w:tblPr>
+        <w:tblStyle w:val="TableGrid"/>
+        <w:tblW w:w="0" w:type="auto"/>
+        <w:tblLook w:val="04A0" w:firstRow="1" w:lastRow="0" w:firstColumn="1" w:lastColumn="0" w:noHBand="0" w:noVBand="1"/>
+      </w:tblPr>
+      <w:tblGrid>
+        <w:gridCol w:w="709"/>
+        <w:gridCol w:w="1795"/>
+        <w:gridCol w:w="2110"/>
+        <w:gridCol w:w="910"/>
+        <w:gridCol w:w="3254"/>
+      </w:tblGrid>
+      <w:tr>
+        <w:trPr>
+          <w:tblHeader/>
+        </w:trPr>
+        <w:tc>
+          <w:tcPr>
+            <w:tcW w:w="709" w:type="dxa"/>
+            <w:vAlign w:val="center"/>
+          </w:tcPr>
+          <w:p>
+            <w:pPr>
+              <w:spacing w:before="120" w:after="120" w:line="360" w:lineRule="auto"/>
+              <w:jc w:val="center"/>
+              <w:rPr>
+                <w:b/>
+                <w:bCs/>
+                <w:sz w:val="26"/>
+                <w:szCs w:val="26"/>
+              </w:rPr>
+            </w:pPr>
+            <w:r>
+              <w:rPr>
+                <w:b/>
+                <w:bCs/>
+                <w:sz w:val="26"/>
+                <w:szCs w:val="26"/>
+              </w:rPr>
+              <w:t>STT</w:t>
+            </w:r>
+          </w:p>
+        </w:tc>
+        <w:tc>
+          <w:tcPr>
+            <w:tcW w:w="1795" w:type="dxa"/>
+            <w:vAlign w:val="center"/>
+          </w:tcPr>
+          <w:p>
+            <w:pPr>
+              <w:spacing w:before="120" w:after="120" w:line="360" w:lineRule="auto"/>
+              <w:jc w:val="center"/>
+              <w:rPr>
+                <w:b/>
+                <w:bCs/>
+                <w:sz w:val="26"/>
+                <w:szCs w:val="26"/>
+              </w:rPr>
+            </w:pPr>
+            <w:r>
+              <w:rPr>
+                <w:b/>
+                <w:bCs/>
+                <w:sz w:val="26"/>
+                <w:szCs w:val="26"/>
+              </w:rPr>
+              <w:t>Tên trường</w:t>
+            </w:r>
+          </w:p>
+        </w:tc>
+        <w:tc>
+          <w:tcPr>
+            <w:tcW w:w="2110" w:type="dxa"/>
+            <w:vAlign w:val="center"/>
+          </w:tcPr>
+          <w:p>
+            <w:pPr>
+              <w:spacing w:before="120" w:after="120" w:line="360" w:lineRule="auto"/>
+              <w:jc w:val="center"/>
+              <w:rPr>
+                <w:b/>
+                <w:bCs/>
+                <w:sz w:val="26"/>
+                <w:szCs w:val="26"/>
+              </w:rPr>
+            </w:pPr>
+            <w:r>
+              <w:rPr>
+                <w:b/>
+                <w:bCs/>
+                <w:sz w:val="26"/>
+                <w:szCs w:val="26"/>
+              </w:rPr>
+              <w:t>Kiểu dữ liệu</w:t>
+            </w:r>
+          </w:p>
+        </w:tc>
+        <w:tc>
+          <w:tcPr>
+            <w:tcW w:w="910" w:type="dxa"/>
+            <w:vAlign w:val="center"/>
+          </w:tcPr>
+          <w:p>
+            <w:pPr>
+              <w:spacing w:before="120" w:after="120" w:line="360" w:lineRule="auto"/>
+              <w:jc w:val="center"/>
+              <w:rPr>
+                <w:b/>
+                <w:bCs/>
+                <w:sz w:val="26"/>
+                <w:szCs w:val="26"/>
+              </w:rPr>
+            </w:pPr>
+            <w:r>
+              <w:rPr>
+                <w:b/>
+                <w:bCs/>
+                <w:sz w:val="26"/>
+                <w:szCs w:val="26"/>
+              </w:rPr>
+              <w:t>Khóa</w:t>
+            </w:r>
+          </w:p>
+        </w:tc>
+        <w:tc>
+          <w:tcPr>
+            <w:tcW w:w="3254" w:type="dxa"/>
+            <w:vAlign w:val="center"/>
+          </w:tcPr>
+          <w:p>
+            <w:pPr>
+              <w:spacing w:before="120" w:after="120" w:line="360" w:lineRule="auto"/>
+              <w:jc w:val="center"/>
+              <w:rPr>
+                <w:b/>
+                <w:bCs/>
+                <w:sz w:val="26"/>
+                <w:szCs w:val="26"/>
+              </w:rPr>
+            </w:pPr>
+            <w:r>
+              <w:rPr>
+                <w:b/>
+                <w:bCs/>
+                <w:sz w:val="26"/>
+                <w:szCs w:val="26"/>
+              </w:rPr>
+              <w:t>Mô tả</w:t>
+            </w:r>
+          </w:p>
+        </w:tc>
+      </w:tr>
+      <w:tr>
+        <w:tc>
+          <w:tcPr>
+            <w:tcW w:w="709" w:type="dxa"/>
+            <w:vAlign w:val="center"/>
+          </w:tcPr>
+          <w:p>
+            <w:pPr>
+              <w:spacing w:before="120" w:after="120" w:line="360" w:lineRule="auto"/>
+              <w:jc w:val="center"/>
+              <w:rPr>
+                <w:sz w:val="26"/>
+                <w:szCs w:val="26"/>
+              </w:rPr>
+            </w:pPr>
+            <w:r>
+              <w:rPr>
+                <w:sz w:val="26"/>
+                <w:szCs w:val="26"/>
+              </w:rPr>
+              <w:t>1</w:t>
+            </w:r>
+          </w:p>
+        </w:tc>
+        <w:tc>
+          <w:tcPr>
+            <w:tcW w:w="1795" w:type="dxa"/>
+            <w:vAlign w:val="center"/>
+          </w:tcPr>
+          <w:p>
+            <w:pPr>
+              <w:spacing w:before="120" w:after="120" w:line="360" w:lineRule="auto"/>
+              <w:rPr>
+                <w:sz w:val="26"/>
+                <w:szCs w:val="26"/>
+              </w:rPr>
+            </w:pPr>
+            <w:r>
+              <w:t>ID</w:t>
+            </w:r>
+          </w:p>
+        </w:tc>
+        <w:tc>
+          <w:tcPr>
+            <w:tcW w:w="2110" w:type="dxa"/>
+            <w:vAlign w:val="center"/>
+          </w:tcPr>
+          <w:p>
+            <w:pPr>
+              <w:spacing w:before="120" w:after="120" w:line="360" w:lineRule="auto"/>
+              <w:jc w:val="center"/>
+              <w:rPr>
+                <w:sz w:val="26"/>
+                <w:szCs w:val="26"/>
+              </w:rPr>
+            </w:pPr>
+            <w:r>
+              <w:t>INT</w:t>
+            </w:r>
+          </w:p>
+        </w:tc>
+        <w:tc>
+          <w:tcPr>
+            <w:tcW w:w="910" w:type="dxa"/>
+            <w:vAlign w:val="center"/>
+          </w:tcPr>
+          <w:p>
+            <w:pPr>
+              <w:spacing w:before="120" w:after="120" w:line="360" w:lineRule="auto"/>
+              <w:jc w:val="center"/>
+              <w:rPr>
+                <w:sz w:val="26"/>
+                <w:szCs w:val="26"/>
+              </w:rPr>
+            </w:pPr>
+            <w:r>
+              <w:t>PK</w:t>
+            </w:r>
+          </w:p>
+        </w:tc>
+        <w:tc>
+          <w:tcPr>
+            <w:tcW w:w="3254" w:type="dxa"/>
+            <w:vAlign w:val="center"/>
+          </w:tcPr>
+          <w:p>
+            <w:pPr>
+              <w:spacing w:before="120" w:after="120" w:line="360" w:lineRule="auto"/>
+              <w:rPr>
+                <w:sz w:val="26"/>
+                <w:szCs w:val="26"/>
+              </w:rPr>
+            </w:pPr>
+            <w:r>
+              <w:t>Mã tài khoản (Tự tăng)</w:t>
+            </w:r>
+          </w:p>
+        </w:tc>
+      </w:tr>
+      <w:tr>
+        <w:tc>
+          <w:tcPr>
+            <w:tcW w:w="709" w:type="dxa"/>
+            <w:vAlign w:val="center"/>
+          </w:tcPr>
+          <w:p>
+            <w:pPr>
+              <w:spacing w:before="120" w:after="120" w:line="360" w:lineRule="auto"/>
+              <w:jc w:val="center"/>
+              <w:rPr>
+                <w:sz w:val="26"/>
+                <w:szCs w:val="26"/>
+              </w:rPr>
+            </w:pPr>
+            <w:r>
+              <w:rPr>
+                <w:sz w:val="26"/>
+                <w:szCs w:val="26"/>
+              </w:rPr>
+              <w:t>2</w:t>
+            </w:r>
+          </w:p>
+        </w:tc>
+        <w:tc>
+          <w:tcPr>
+            <w:tcW w:w="1795" w:type="dxa"/>
+            <w:vAlign w:val="center"/>
+          </w:tcPr>
+          <w:p>
+            <w:pPr>
+              <w:spacing w:before="120" w:after="120" w:line="360" w:lineRule="auto"/>
+              <w:rPr>
+                <w:sz w:val="26"/>
+                <w:szCs w:val="26"/>
+              </w:rPr>
+            </w:pPr>
+            <w:r>
+              <w:t>UserName</w:t>
+            </w:r>
+          </w:p>
+        </w:tc>
+        <w:tc>
+          <w:tcPr>
+            <w:tcW w:w="2110" w:type="dxa"/>
+            <w:vAlign w:val="center"/>
+          </w:tcPr>
+          <w:p>
+            <w:pPr>
+              <w:spacing w:before="120" w:after="120" w:line="360" w:lineRule="auto"/>
+              <w:jc w:val="center"/>
+              <w:rPr>
+                <w:sz w:val="26"/>
+                <w:szCs w:val="26"/>
+              </w:rPr>
+            </w:pPr>
+            <w:r>
+              <w:t>VARCHAR(50)</w:t>
+            </w:r>
+          </w:p>
+        </w:tc>
+        <w:tc>
+          <w:tcPr>
+            <w:tcW w:w="910" w:type="dxa"/>
+            <w:vAlign w:val="center"/>
+          </w:tcPr>
+          <w:p>
+            <w:pPr>
+              <w:spacing w:before="120" w:after="120" w:line="360" w:lineRule="auto"/>
+              <w:jc w:val="center"/>
+              <w:rPr>
+                <w:sz w:val="26"/>
+                <w:szCs w:val="26"/>
+              </w:rPr>
+            </w:pPr>
+          </w:p>
+        </w:tc>
+        <w:tc>
+          <w:tcPr>
+            <w:tcW w:w="3254" w:type="dxa"/>
+            <w:vAlign w:val="center"/>
+          </w:tcPr>
+          <w:p>
+            <w:pPr>
+              <w:spacing w:before="120" w:after="120" w:line="360" w:lineRule="auto"/>
+              <w:rPr>
+                <w:sz w:val="26"/>
+                <w:szCs w:val="26"/>
+              </w:rPr>
+            </w:pPr>
+            <w:r>
+              <w:t>Tên đăng nhập</w:t>
+            </w:r>
+          </w:p>
+        </w:tc>
+      </w:tr>
+      <w:tr>
+        <w:tc>
+          <w:tcPr>
+            <w:tcW w:w="709" w:type="dxa"/>
+            <w:vAlign w:val="center"/>
+          </w:tcPr>
+          <w:p>
+            <w:pPr>
+              <w:spacing w:before="120" w:after="120" w:line="360" w:lineRule="auto"/>
+              <w:jc w:val="center"/>
+              <w:rPr>
+                <w:sz w:val="26"/>
+                <w:szCs w:val="26"/>
+              </w:rPr>
+            </w:pPr>
+            <w:r>
+              <w:rPr>
+                <w:sz w:val="26"/>
+                <w:szCs w:val="26"/>
+              </w:rPr>
+              <w:t>3</w:t>
+            </w:r>
+          </w:p>
+        </w:tc>
+        <w:tc>
+          <w:tcPr>
+            <w:tcW w:w="1795" w:type="dxa"/>
+            <w:vAlign w:val="center"/>
+          </w:tcPr>
+          <w:p>
+            <w:pPr>
+              <w:spacing w:before="120" w:after="120" w:line="360" w:lineRule="auto"/>
+              <w:rPr>
+                <w:sz w:val="26"/>
+                <w:szCs w:val="26"/>
+              </w:rPr>
+            </w:pPr>
+            <w:r>
+              <w:t>Email</w:t>
+            </w:r>
+          </w:p>
+        </w:tc>
+        <w:tc>
+          <w:tcPr>
+            <w:tcW w:w="2110" w:type="dxa"/>
+            <w:vAlign w:val="center"/>
+          </w:tcPr>
+          <w:p>
+            <w:pPr>
+              <w:spacing w:before="120" w:after="120" w:line="360" w:lineRule="auto"/>
+              <w:jc w:val="center"/>
+              <w:rPr>
+                <w:sz w:val="26"/>
+                <w:szCs w:val="26"/>
+              </w:rPr>
+            </w:pPr>
+            <w:r>
+              <w:t>VARCHAR(100)</w:t>
+            </w:r>
+          </w:p>
+        </w:tc>
+        <w:tc>
+          <w:tcPr>
+            <w:tcW w:w="910" w:type="dxa"/>
+            <w:vAlign w:val="center"/>
+          </w:tcPr>
+          <w:p>
+            <w:pPr>
+              <w:spacing w:before="120" w:after="120" w:line="360" w:lineRule="auto"/>
+              <w:jc w:val="center"/>
+              <w:rPr>
+                <w:sz w:val="26"/>
+                <w:szCs w:val="26"/>
+              </w:rPr>
+            </w:pPr>
+          </w:p>
+        </w:tc>
+        <w:tc>
+          <w:tcPr>
+            <w:tcW w:w="3254" w:type="dxa"/>
+            <w:vAlign w:val="center"/>
+          </w:tcPr>
+          <w:p>
+            <w:pPr>
+              <w:spacing w:before="120" w:after="120" w:line="360" w:lineRule="auto"/>
+              <w:rPr>
+                <w:sz w:val="26"/>
+                <w:szCs w:val="26"/>
+              </w:rPr>
+            </w:pPr>
+            <w:r>
+              <w:t>Địa chỉ Email khôi phục</w:t>
+            </w:r>
+          </w:p>
+        </w:tc>
+      </w:tr>
+      <w:tr>
+        <w:tc>
+          <w:tcPr>
+            <w:tcW w:w="709" w:type="dxa"/>
+            <w:vAlign w:val="center"/>
+          </w:tcPr>
+          <w:p>
+            <w:pPr>
+              <w:spacing w:before="120" w:after="120" w:line="360" w:lineRule="auto"/>
+              <w:jc w:val="center"/>
+              <w:rPr>
+                <w:sz w:val="26"/>
+                <w:szCs w:val="26"/>
+              </w:rPr>
+            </w:pPr>
+            <w:r>
+              <w:rPr>
+                <w:sz w:val="26"/>
+                <w:szCs w:val="26"/>
+              </w:rPr>
+              <w:t>4</w:t>
+            </w:r>
+          </w:p>
+        </w:tc>
+        <w:tc>
+          <w:tcPr>
+            <w:tcW w:w="1795" w:type="dxa"/>
+            <w:vAlign w:val="center"/>
+          </w:tcPr>
+          <w:p>
+            <w:pPr>
+              <w:spacing w:before="120" w:after="120" w:line="360" w:lineRule="auto"/>
+              <w:rPr>
+                <w:sz w:val="26"/>
+                <w:szCs w:val="26"/>
+              </w:rPr>
+            </w:pPr>
+            <w:r>
+              <w:t>Phone</w:t>
+            </w:r>
+          </w:p>
+        </w:tc>
+        <w:tc>
+          <w:tcPr>
+            <w:tcW w:w="2110" w:type="dxa"/>
+            <w:vAlign w:val="center"/>
+          </w:tcPr>
+          <w:p>
+            <w:pPr>
+              <w:spacing w:before="120" w:after="120" w:line="360" w:lineRule="auto"/>
+              <w:jc w:val="center"/>
+              <w:rPr>
+                <w:sz w:val="26"/>
+                <w:szCs w:val="26"/>
+              </w:rPr>
+            </w:pPr>
+            <w:r>
+              <w:t>VARCHAR(15)</w:t>
+            </w:r>
+          </w:p>
+        </w:tc>
+        <w:tc>
+          <w:tcPr>
+            <w:tcW w:w="910" w:type="dxa"/>
+            <w:vAlign w:val="center"/>
+          </w:tcPr>
+          <w:p>
+            <w:pPr>
+              <w:spacing w:before="120" w:after="120" w:line="360" w:lineRule="auto"/>
+              <w:jc w:val="center"/>
+              <w:rPr>
+                <w:sz w:val="26"/>
+                <w:szCs w:val="26"/>
+              </w:rPr>
+            </w:pPr>
+          </w:p>
+        </w:tc>
+        <w:tc>
+          <w:tcPr>
+            <w:tcW w:w="3254" w:type="dxa"/>
+            <w:vAlign w:val="center"/>
+          </w:tcPr>
+          <w:p>
+            <w:pPr>
+              <w:spacing w:before="120" w:after="120" w:line="360" w:lineRule="auto"/>
+              <w:rPr>
+                <w:sz w:val="26"/>
+                <w:szCs w:val="26"/>
+              </w:rPr>
+            </w:pPr>
+            <w:r>
+              <w:t>Số điện thoại liên hệ</w:t>
+            </w:r>
+          </w:p>
+        </w:tc>
+      </w:tr>
+      <w:tr>
+        <w:tc>
+          <w:tcPr>
+            <w:tcW w:w="709" w:type="dxa"/>
+            <w:vAlign w:val="center"/>
+          </w:tcPr>
+          <w:p>
+            <w:pPr>
+              <w:spacing w:before="120" w:after="120" w:line="360" w:lineRule="auto"/>
+              <w:jc w:val="center"/>
+              <w:rPr>
+                <w:sz w:val="26"/>
+                <w:szCs w:val="26"/>
+              </w:rPr>
+            </w:pPr>
+            <w:r>
+              <w:rPr>
+                <w:sz w:val="26"/>
+                <w:szCs w:val="26"/>
+              </w:rPr>
+              <w:lastRenderedPageBreak/>
+              <w:t>5</w:t>
+            </w:r>
+          </w:p>
+        </w:tc>
+        <w:tc>
+          <w:tcPr>
+            <w:tcW w:w="1795" w:type="dxa"/>
+            <w:vAlign w:val="center"/>
+          </w:tcPr>
+          <w:p>
+            <w:pPr>
+              <w:spacing w:before="120" w:after="120" w:line="360" w:lineRule="auto"/>
+              <w:rPr>
+                <w:sz w:val="26"/>
+                <w:szCs w:val="26"/>
+              </w:rPr>
+            </w:pPr>
+            <w:r>
+              <w:t>Password</w:t>
+            </w:r>
+          </w:p>
+        </w:tc>
+        <w:tc>
+          <w:tcPr>
+            <w:tcW w:w="2110" w:type="dxa"/>
+            <w:vAlign w:val="center"/>
+          </w:tcPr>
+          <w:p>
+            <w:pPr>
+              <w:spacing w:before="120" w:after="120" w:line="360" w:lineRule="auto"/>
+              <w:jc w:val="center"/>
+              <w:rPr>
+                <w:sz w:val="26"/>
+                <w:szCs w:val="26"/>
+              </w:rPr>
+            </w:pPr>
+            <w:r>
+              <w:t>VARCHAR(MAX)</w:t>
+            </w:r>
+          </w:p>
+        </w:tc>
+        <w:tc>
+          <w:tcPr>
+            <w:tcW w:w="910" w:type="dxa"/>
+            <w:vAlign w:val="center"/>
+          </w:tcPr>
+          <w:p>
+            <w:pPr>
+              <w:spacing w:before="120" w:after="120" w:line="360" w:lineRule="auto"/>
+              <w:jc w:val="center"/>
+              <w:rPr>
+                <w:sz w:val="26"/>
+                <w:szCs w:val="26"/>
+              </w:rPr>
+            </w:pPr>
+          </w:p>
+        </w:tc>
+        <w:tc>
+          <w:tcPr>
+            <w:tcW w:w="3254" w:type="dxa"/>
+            <w:vAlign w:val="center"/>
+          </w:tcPr>
+          <w:p>
+            <w:pPr>
+              <w:spacing w:before="120" w:after="120" w:line="360" w:lineRule="auto"/>
+              <w:rPr>
+                <w:sz w:val="26"/>
+                <w:szCs w:val="26"/>
+              </w:rPr>
+            </w:pPr>
+            <w:r>
+              <w:t>Mật khẩu (đã được mã hóa Hash)</w:t>
+            </w:r>
+          </w:p>
+        </w:tc>
+      </w:tr>
+      <w:tr>
+        <w:trPr>
+          <w:trHeight w:val="907"/>
+        </w:trPr>
+        <w:tc>
+          <w:tcPr>
+            <w:tcW w:w="709" w:type="dxa"/>
+            <w:vAlign w:val="center"/>
+          </w:tcPr>
+          <w:p>
+            <w:pPr>
+              <w:spacing w:before="120" w:after="120" w:line="360" w:lineRule="auto"/>
+              <w:jc w:val="center"/>
+              <w:rPr>
+                <w:sz w:val="26"/>
+                <w:szCs w:val="26"/>
+              </w:rPr>
+            </w:pPr>
+            <w:r>
+              <w:rPr>
+                <w:sz w:val="26"/>
+                <w:szCs w:val="26"/>
+              </w:rPr>
+              <w:t>6</w:t>
+            </w:r>
+          </w:p>
+        </w:tc>
+        <w:tc>
+          <w:tcPr>
+            <w:tcW w:w="1795" w:type="dxa"/>
+            <w:vAlign w:val="center"/>
+          </w:tcPr>
+          <w:p>
+            <w:pPr>
+              <w:spacing w:before="120" w:after="120" w:line="360" w:lineRule="auto"/>
+              <w:rPr>
+                <w:sz w:val="26"/>
+                <w:szCs w:val="26"/>
+              </w:rPr>
+            </w:pPr>
+            <w:r>
+              <w:t>Role</w:t>
+            </w:r>
+          </w:p>
+        </w:tc>
+        <w:tc>
+          <w:tcPr>
+            <w:tcW w:w="2110" w:type="dxa"/>
+            <w:vAlign w:val="center"/>
+          </w:tcPr>
+          <w:p>
+            <w:pPr>
+              <w:spacing w:before="120" w:after="120" w:line="360" w:lineRule="auto"/>
+              <w:jc w:val="center"/>
+              <w:rPr>
+                <w:sz w:val="26"/>
+                <w:szCs w:val="26"/>
+              </w:rPr>
+            </w:pPr>
+            <w:r>
+              <w:t>INT</w:t>
+            </w:r>
+          </w:p>
+        </w:tc>
+        <w:tc>
+          <w:tcPr>
+            <w:tcW w:w="910" w:type="dxa"/>
+            <w:vAlign w:val="center"/>
+          </w:tcPr>
+          <w:p>
+            <w:pPr>
+              <w:spacing w:before="120" w:after="120" w:line="360" w:lineRule="auto"/>
+              <w:jc w:val="center"/>
+              <w:rPr>
+                <w:sz w:val="26"/>
+                <w:szCs w:val="26"/>
+              </w:rPr>
+            </w:pPr>
+          </w:p>
+        </w:tc>
+        <w:tc>
+          <w:tcPr>
+            <w:tcW w:w="3254" w:type="dxa"/>
+            <w:vAlign w:val="center"/>
+          </w:tcPr>
+          <w:p>
+            <w:pPr>
+              <w:spacing w:before="120" w:after="120" w:line="360" w:lineRule="auto"/>
+              <w:rPr>
+                <w:sz w:val="26"/>
+                <w:szCs w:val="26"/>
+              </w:rPr>
+            </w:pPr>
+            <w:r>
+              <w:t>Quyền truy cập (0: Admin, 1: User)</w:t>
+            </w:r>
+          </w:p>
+        </w:tc>
+      </w:tr>
+      <w:tr>
+        <w:tc>
+          <w:tcPr>
+            <w:tcW w:w="709" w:type="dxa"/>
+            <w:vAlign w:val="center"/>
+          </w:tcPr>
+          <w:p>
+            <w:pPr>
+              <w:spacing w:before="120" w:after="120" w:line="360" w:lineRule="auto"/>
+              <w:jc w:val="center"/>
+              <w:rPr>
+                <w:sz w:val="26"/>
+                <w:szCs w:val="26"/>
+              </w:rPr>
+            </w:pPr>
+            <w:r>
+              <w:rPr>
+                <w:sz w:val="26"/>
+                <w:szCs w:val="26"/>
+              </w:rPr>
+              <w:t>7</w:t>
+            </w:r>
+          </w:p>
+        </w:tc>
+        <w:tc>
+          <w:tcPr>
+            <w:tcW w:w="1795" w:type="dxa"/>
+            <w:vAlign w:val="center"/>
+          </w:tcPr>
+          <w:p>
+            <w:pPr>
+              <w:spacing w:before="120" w:after="120" w:line="360" w:lineRule="auto"/>
+              <w:rPr>
+                <w:sz w:val="26"/>
+                <w:szCs w:val="26"/>
+              </w:rPr>
+            </w:pPr>
+            <w:r>
+              <w:t>Status</w:t>
+            </w:r>
+          </w:p>
+        </w:tc>
+        <w:tc>
+          <w:tcPr>
+            <w:tcW w:w="2110" w:type="dxa"/>
+            <w:vAlign w:val="center"/>
+          </w:tcPr>
+          <w:p>
+            <w:pPr>
+              <w:spacing w:before="120" w:after="120" w:line="360" w:lineRule="auto"/>
+              <w:jc w:val="center"/>
+              <w:rPr>
+                <w:sz w:val="26"/>
+                <w:szCs w:val="26"/>
+              </w:rPr>
+            </w:pPr>
+            <w:r>
+              <w:t>INT</w:t>
+            </w:r>
+          </w:p>
+        </w:tc>
+        <w:tc>
+          <w:tcPr>
+            <w:tcW w:w="910" w:type="dxa"/>
+            <w:vAlign w:val="center"/>
+          </w:tcPr>
+          <w:p>
+            <w:pPr>
+              <w:spacing w:before="120" w:after="120" w:line="360" w:lineRule="auto"/>
+              <w:jc w:val="center"/>
+              <w:rPr>
+                <w:sz w:val="26"/>
+                <w:szCs w:val="26"/>
+              </w:rPr>
+            </w:pPr>
+          </w:p>
+        </w:tc>
+        <w:tc>
+          <w:tcPr>
+            <w:tcW w:w="3254" w:type="dxa"/>
+            <w:vAlign w:val="center"/>
+          </w:tcPr>
+          <w:p>
+            <w:pPr>
+              <w:spacing w:before="120" w:after="120" w:line="360" w:lineRule="auto"/>
+              <w:rPr>
+                <w:sz w:val="26"/>
+                <w:szCs w:val="26"/>
+              </w:rPr>
+            </w:pPr>
+            <w:r>
+              <w:t>Trạng thái tài khoản</w:t>
+            </w:r>
+          </w:p>
+        </w:tc>
+      </w:tr>
+      <w:tr>
+        <w:tc>
+          <w:tcPr>
+            <w:tcW w:w="709" w:type="dxa"/>
+            <w:vAlign w:val="center"/>
+          </w:tcPr>
+          <w:p>
+            <w:pPr>
+              <w:spacing w:before="120" w:after="120" w:line="360" w:lineRule="auto"/>
+              <w:jc w:val="center"/>
+              <w:rPr>
+                <w:sz w:val="26"/>
+                <w:szCs w:val="26"/>
+              </w:rPr>
+            </w:pPr>
+            <w:r>
+              <w:rPr>
+                <w:sz w:val="26"/>
+                <w:szCs w:val="26"/>
+              </w:rPr>
+              <w:t>8</w:t>
+            </w:r>
+          </w:p>
+        </w:tc>
+        <w:tc>
+          <w:tcPr>
+            <w:tcW w:w="1795" w:type="dxa"/>
+            <w:vAlign w:val="center"/>
+          </w:tcPr>
+          <w:p>
+            <w:pPr>
+              <w:spacing w:before="120" w:after="120" w:line="360" w:lineRule="auto"/>
+              <w:rPr>
+                <w:sz w:val="26"/>
+                <w:szCs w:val="26"/>
+              </w:rPr>
+            </w:pPr>
+            <w:r>
+              <w:t>RegistDate</w:t>
+            </w:r>
+          </w:p>
+        </w:tc>
+        <w:tc>
+          <w:tcPr>
+            <w:tcW w:w="2110" w:type="dxa"/>
+            <w:vAlign w:val="center"/>
+          </w:tcPr>
+          <w:p>
+            <w:pPr>
+              <w:spacing w:before="120" w:after="120" w:line="360" w:lineRule="auto"/>
+              <w:jc w:val="center"/>
+              <w:rPr>
+                <w:sz w:val="26"/>
+                <w:szCs w:val="26"/>
+              </w:rPr>
+            </w:pPr>
+            <w:r>
+              <w:t>DATETIME</w:t>
+            </w:r>
+          </w:p>
+        </w:tc>
+        <w:tc>
+          <w:tcPr>
+            <w:tcW w:w="910" w:type="dxa"/>
+            <w:vAlign w:val="center"/>
+          </w:tcPr>
+          <w:p>
+            <w:pPr>
+              <w:spacing w:before="120" w:after="120" w:line="360" w:lineRule="auto"/>
+              <w:jc w:val="center"/>
+              <w:rPr>
+                <w:sz w:val="26"/>
+                <w:szCs w:val="26"/>
+              </w:rPr>
+            </w:pPr>
+          </w:p>
+        </w:tc>
+        <w:tc>
+          <w:tcPr>
+            <w:tcW w:w="3254" w:type="dxa"/>
+            <w:vAlign w:val="center"/>
+          </w:tcPr>
+          <w:p>
+            <w:pPr>
+              <w:spacing w:before="120" w:after="120" w:line="360" w:lineRule="auto"/>
+              <w:rPr>
+                <w:sz w:val="26"/>
+                <w:szCs w:val="26"/>
+              </w:rPr>
+            </w:pPr>
+            <w:r>
+              <w:t>Ngày đăng ký tài khoản</w:t>
+            </w:r>
+          </w:p>
+        </w:tc>
+      </w:tr>
+      <w:tr>
+        <w:tc>
+          <w:tcPr>
+            <w:tcW w:w="709" w:type="dxa"/>
+            <w:vAlign w:val="center"/>
+          </w:tcPr>
+          <w:p>
+            <w:pPr>
+              <w:spacing w:before="120" w:after="120" w:line="360" w:lineRule="auto"/>
+              <w:jc w:val="center"/>
+              <w:rPr>
+                <w:sz w:val="26"/>
+                <w:szCs w:val="26"/>
+              </w:rPr>
+            </w:pPr>
+            <w:r>
+              <w:rPr>
+                <w:sz w:val="26"/>
+                <w:szCs w:val="26"/>
+              </w:rPr>
+              <w:t>9</w:t>
+            </w:r>
+          </w:p>
+        </w:tc>
+        <w:tc>
+          <w:tcPr>
+            <w:tcW w:w="1795" w:type="dxa"/>
+            <w:vAlign w:val="center"/>
+          </w:tcPr>
+          <w:p>
+            <w:pPr>
+              <w:spacing w:before="120" w:after="120" w:line="360" w:lineRule="auto"/>
+              <w:rPr>
+                <w:sz w:val="26"/>
+                <w:szCs w:val="26"/>
+              </w:rPr>
+            </w:pPr>
+            <w:r>
+              <w:t>ResetToken</w:t>
+            </w:r>
+          </w:p>
+        </w:tc>
+        <w:tc>
+          <w:tcPr>
+            <w:tcW w:w="2110" w:type="dxa"/>
+            <w:vAlign w:val="center"/>
+          </w:tcPr>
+          <w:p>
+            <w:pPr>
+              <w:spacing w:before="120" w:after="120" w:line="360" w:lineRule="auto"/>
+              <w:jc w:val="center"/>
+              <w:rPr>
+                <w:sz w:val="26"/>
+                <w:szCs w:val="26"/>
+              </w:rPr>
+            </w:pPr>
+            <w:r>
+              <w:t>VARCHAR(255)</w:t>
+            </w:r>
+          </w:p>
+        </w:tc>
+        <w:tc>
+          <w:tcPr>
+            <w:tcW w:w="910" w:type="dxa"/>
+            <w:vAlign w:val="center"/>
+          </w:tcPr>
+          <w:p>
+            <w:pPr>
+              <w:spacing w:before="120" w:after="120" w:line="360" w:lineRule="auto"/>
+              <w:jc w:val="center"/>
+              <w:rPr>
+                <w:sz w:val="26"/>
+                <w:szCs w:val="26"/>
+              </w:rPr>
+            </w:pPr>
+          </w:p>
+        </w:tc>
+        <w:tc>
+          <w:tcPr>
+            <w:tcW w:w="3254" w:type="dxa"/>
+            <w:vAlign w:val="center"/>
+          </w:tcPr>
+          <w:p>
+            <w:pPr>
+              <w:spacing w:before="120" w:after="120" w:line="360" w:lineRule="auto"/>
+              <w:rPr>
+                <w:sz w:val="26"/>
+                <w:szCs w:val="26"/>
+              </w:rPr>
+            </w:pPr>
+            <w:r>
+              <w:t>Mã token đặt lại mật khẩu</w:t>
+            </w:r>
+          </w:p>
+        </w:tc>
+      </w:tr>
+      <w:tr>
+        <w:tc>
+          <w:tcPr>
+            <w:tcW w:w="709" w:type="dxa"/>
+            <w:vAlign w:val="center"/>
+          </w:tcPr>
+          <w:p>
+            <w:pPr>
+              <w:spacing w:before="120" w:after="120" w:line="360" w:lineRule="auto"/>
+              <w:jc w:val="center"/>
+              <w:rPr>
+                <w:sz w:val="26"/>
+                <w:szCs w:val="26"/>
+              </w:rPr>
+            </w:pPr>
+            <w:r>
+              <w:rPr>
+                <w:sz w:val="26"/>
+                <w:szCs w:val="26"/>
+              </w:rPr>
+              <w:t>10</w:t>
+            </w:r>
+          </w:p>
+        </w:tc>
+        <w:tc>
+          <w:tcPr>
+            <w:tcW w:w="1795" w:type="dxa"/>
+            <w:vAlign w:val="center"/>
+          </w:tcPr>
+          <w:p>
+            <w:pPr>
+              <w:spacing w:before="120" w:after="120" w:line="360" w:lineRule="auto"/>
+              <w:rPr>
+                <w:sz w:val="26"/>
+                <w:szCs w:val="26"/>
+              </w:rPr>
+            </w:pPr>
+            <w:r>
+              <w:t>TokenExpiry</w:t>
+            </w:r>
+          </w:p>
+        </w:tc>
+        <w:tc>
+          <w:tcPr>
+            <w:tcW w:w="2110" w:type="dxa"/>
+            <w:vAlign w:val="center"/>
+          </w:tcPr>
+          <w:p>
+            <w:pPr>
+              <w:spacing w:before="120" w:after="120" w:line="360" w:lineRule="auto"/>
+              <w:jc w:val="center"/>
+              <w:rPr>
+                <w:sz w:val="26"/>
+                <w:szCs w:val="26"/>
+              </w:rPr>
+            </w:pPr>
+            <w:r>
+              <w:t>DATETIME</w:t>
+            </w:r>
+          </w:p>
+        </w:tc>
+        <w:tc>
+          <w:tcPr>
+            <w:tcW w:w="910" w:type="dxa"/>
+            <w:vAlign w:val="center"/>
+          </w:tcPr>
+          <w:p>
+            <w:pPr>
+              <w:spacing w:before="120" w:after="120" w:line="360" w:lineRule="auto"/>
+              <w:jc w:val="center"/>
+              <w:rPr>
+                <w:sz w:val="26"/>
+                <w:szCs w:val="26"/>
+              </w:rPr>
+            </w:pPr>
+          </w:p>
+        </w:tc>
+        <w:tc>
+          <w:tcPr>
+            <w:tcW w:w="3254" w:type="dxa"/>
+            <w:vAlign w:val="center"/>
+          </w:tcPr>
+          <w:p>
+            <w:pPr>
+              <w:keepNext/>
+              <w:spacing w:before="120" w:after="120" w:line="360" w:lineRule="auto"/>
+              <w:rPr>
+                <w:sz w:val="26"/>
+                <w:szCs w:val="26"/>
+              </w:rPr>
+            </w:pPr>
+            <w:r>
+              <w:t>Thời gian hết hạn của mã Token</w:t>
+            </w:r>
+          </w:p>
+        </w:tc>
+      </w:tr>
+    </w:tbl>
+    <w:p>
+      <w:pPr>
+        <w:pStyle w:val="Caption"/>
+        <w:jc w:val="center"/>
+        <w:rPr>
+          <w:sz w:val="26"/>
+          <w:szCs w:val="26"/>
+        </w:rPr>
+      </w:pPr>
+      <w:r>
+        <w:t xml:space="preserve">Bảng </w:t>
+      </w:r>
+      <w:r>
+        <w:fldChar w:fldCharType="begin"/>
+      </w:r>
+      <w:r>
+        <w:instrText xml:space="preserve"> SEQ Bảng \* ARABIC </w:instrText>
+      </w:r>
+      <w:r>
+        <w:fldChar w:fldCharType="separate"/>
+      </w:r>
+      <w:r>
+        <w:rPr>
+          <w:noProof/>
+        </w:rPr>
+        <w:t>1</w:t>
+      </w:r>
+      <w:r>
+        <w:fldChar w:fldCharType="end"/>
+      </w:r>
+      <w:r>
+        <w:t>: Bảng tài khoản đăng nhập (ACCOUNT)</w:t>
       </w:r>
     </w:p>
     <w:p>
@@ -7427,14 +10451,70 @@
           <w:sz w:val="26"/>
           <w:szCs w:val="26"/>
         </w:rPr>
-        <w:t>2</w:t>
-      </w:r>
-      <w:r>
-        <w:rPr>
-          <w:sz w:val="26"/>
-          <w:szCs w:val="26"/>
-        </w:rPr>
-        <w:t>.1. Mô tả bài toán</w:t>
+        <w:t xml:space="preserve">Để đáp ứng các yêu cầu chức năng và </w:t>
+      </w:r>
+      <w:r>
+        <w:rPr>
+          <w:sz w:val="26"/>
+          <w:szCs w:val="26"/>
+        </w:rPr>
+        <w:t>yêu cầu</w:t>
+      </w:r>
+      <w:r>
+        <w:rPr>
+          <w:sz w:val="26"/>
+          <w:szCs w:val="26"/>
+        </w:rPr>
+        <w:t xml:space="preserve"> đã phân tích, cơ sở dữ liệu</w:t>
+      </w:r>
+      <w:r>
+        <w:rPr>
+          <w:sz w:val="26"/>
+          <w:szCs w:val="26"/>
+        </w:rPr>
+        <w:t xml:space="preserve"> Trang Website chia sẻ công thức nấu ăn</w:t>
+      </w:r>
+      <w:r>
+        <w:rPr>
+          <w:sz w:val="26"/>
+          <w:szCs w:val="26"/>
+        </w:rPr>
+        <w:t xml:space="preserve"> CookingShare</w:t>
+      </w:r>
+      <w:r>
+        <w:rPr>
+          <w:sz w:val="26"/>
+          <w:szCs w:val="26"/>
+        </w:rPr>
+        <w:t>DB</w:t>
+      </w:r>
+      <w:r>
+        <w:rPr>
+          <w:sz w:val="26"/>
+          <w:szCs w:val="26"/>
+        </w:rPr>
+        <w:t xml:space="preserve"> được thiết kế theo mô hình dữ liệu quan hệ đảm bảo chuẩn hóa 3NF, tính toàn vẹn dữ liệu và tối ưu hóa truy vấn. Toàn bộ cấu trúc bao gồm 15 bảng</w:t>
+      </w:r>
+    </w:p>
+    <w:p>
+      <w:pPr>
+        <w:pStyle w:val="Heading3"/>
+        <w:numPr>
+          <w:ilvl w:val="0"/>
+          <w:numId w:val="0"/>
+        </w:numPr>
+      </w:pPr>
+      <w:r>
+        <w:t>2.3.2.</w:t>
+      </w:r>
+      <w:r>
+        <w:t xml:space="preserve"> </w:t>
+      </w:r>
+      <w:r>
+        <w:t xml:space="preserve">Bảng </w:t>
+      </w:r>
+      <w:r>
+        <w:t>Hồ sơ cá nhân (PROFILE)</w:t>
       </w:r>
     </w:p>
     <w:p>
@@ -7452,7 +10532,67 @@
           <w:sz w:val="26"/>
           <w:szCs w:val="26"/>
         </w:rPr>
-        <w:t>(Vẽ cái sơ đồ rồi mô tả bài toán)</w:t>
+        <w:t xml:space="preserve">Để đáp ứng các yêu cầu chức năng và </w:t>
+      </w:r>
+      <w:r>
+        <w:rPr>
+          <w:sz w:val="26"/>
+          <w:szCs w:val="26"/>
+        </w:rPr>
+        <w:t>yêu cầu</w:t>
+      </w:r>
+      <w:r>
+        <w:rPr>
+          <w:sz w:val="26"/>
+          <w:szCs w:val="26"/>
+        </w:rPr>
+        <w:t xml:space="preserve"> đã phân tích, cơ sở dữ liệu</w:t>
+      </w:r>
+      <w:r>
+        <w:rPr>
+          <w:sz w:val="26"/>
+          <w:szCs w:val="26"/>
+        </w:rPr>
+        <w:t xml:space="preserve"> Trang Website chia sẻ công thức nấu ăn</w:t>
+      </w:r>
+      <w:r>
+        <w:rPr>
+          <w:sz w:val="26"/>
+          <w:szCs w:val="26"/>
+        </w:rPr>
+        <w:t xml:space="preserve"> CookingShare</w:t>
+      </w:r>
+      <w:r>
+        <w:rPr>
+          <w:sz w:val="26"/>
+          <w:szCs w:val="26"/>
+        </w:rPr>
+        <w:t>DB</w:t>
+      </w:r>
+      <w:r>
+        <w:rPr>
+          <w:sz w:val="26"/>
+          <w:szCs w:val="26"/>
+        </w:rPr>
+        <w:t xml:space="preserve"> được thiết kế theo mô hình dữ liệu quan hệ đảm bảo chuẩn hóa 3NF, tính toàn vẹn dữ liệu và tối ưu hóa truy vấn. Toàn bộ cấu trúc bao gồm 15 bảng</w:t>
+      </w:r>
+    </w:p>
+    <w:p>
+      <w:pPr>
+        <w:pStyle w:val="Heading3"/>
+        <w:numPr>
+          <w:ilvl w:val="0"/>
+          <w:numId w:val="0"/>
+        </w:numPr>
+      </w:pPr>
+      <w:r>
+        <w:t>2.3.3.</w:t>
+      </w:r>
+      <w:r>
+        <w:t xml:space="preserve"> Bảng </w:t>
+      </w:r>
+      <w:r>
+        <w:t>Công thức nấu ăn (RECIPE)</w:t>
       </w:r>
     </w:p>
     <w:p>
@@ -7470,14 +10610,64 @@
           <w:sz w:val="26"/>
           <w:szCs w:val="26"/>
         </w:rPr>
-        <w:t>2</w:t>
-      </w:r>
-      <w:r>
-        <w:rPr>
-          <w:sz w:val="26"/>
-          <w:szCs w:val="26"/>
-        </w:rPr>
-        <w:t>.2 Yêu cầu chức</w:t>
+        <w:t xml:space="preserve">Để đáp ứng các yêu cầu chức năng và </w:t>
+      </w:r>
+      <w:r>
+        <w:rPr>
+          <w:sz w:val="26"/>
+          <w:szCs w:val="26"/>
+        </w:rPr>
+        <w:t>yêu cầu</w:t>
+      </w:r>
+      <w:r>
+        <w:rPr>
+          <w:sz w:val="26"/>
+          <w:szCs w:val="26"/>
+        </w:rPr>
+        <w:t xml:space="preserve"> đã phân tích, cơ sở dữ liệu</w:t>
+      </w:r>
+      <w:r>
+        <w:rPr>
+          <w:sz w:val="26"/>
+          <w:szCs w:val="26"/>
+        </w:rPr>
+        <w:t xml:space="preserve"> Trang Website chia sẻ công thức nấu ăn</w:t>
+      </w:r>
+      <w:r>
+        <w:rPr>
+          <w:sz w:val="26"/>
+          <w:szCs w:val="26"/>
+        </w:rPr>
+        <w:t xml:space="preserve"> CookingShare</w:t>
+      </w:r>
+      <w:r>
+        <w:rPr>
+          <w:sz w:val="26"/>
+          <w:szCs w:val="26"/>
+        </w:rPr>
+        <w:t>DB</w:t>
+      </w:r>
+      <w:r>
+        <w:rPr>
+          <w:sz w:val="26"/>
+          <w:szCs w:val="26"/>
+        </w:rPr>
+        <w:t xml:space="preserve"> được thiết kế theo mô hình dữ liệu quan hệ đảm bảo chuẩn hóa 3NF, tính toàn vẹn dữ liệu và tối ưu hóa truy vấn. Toàn bộ cấu trúc bao gồm 15 bảng</w:t>
+      </w:r>
+    </w:p>
+    <w:p>
+      <w:pPr>
+        <w:pStyle w:val="Heading3"/>
+        <w:numPr>
+          <w:ilvl w:val="0"/>
+          <w:numId w:val="0"/>
+        </w:numPr>
+      </w:pPr>
+      <w:r>
+        <w:t>3.3.4.</w:t>
+      </w:r>
+      <w:r>
+        <w:t xml:space="preserve"> Bảng Loại món ăn (CATEGORY)</w:t>
       </w:r>
     </w:p>
     <w:p>
@@ -7495,14 +10685,72 @@
           <w:sz w:val="26"/>
           <w:szCs w:val="26"/>
         </w:rPr>
-        <w:t>2</w:t>
-      </w:r>
-      <w:r>
-        <w:rPr>
-          <w:sz w:val="26"/>
-          <w:szCs w:val="26"/>
-        </w:rPr>
-        <w:t>.3 Mô hình cơ sở dữ liệu</w:t>
+        <w:t xml:space="preserve">Để đáp ứng các yêu cầu chức năng và </w:t>
+      </w:r>
+      <w:r>
+        <w:rPr>
+          <w:sz w:val="26"/>
+          <w:szCs w:val="26"/>
+        </w:rPr>
+        <w:t>yêu cầu</w:t>
+      </w:r>
+      <w:r>
+        <w:rPr>
+          <w:sz w:val="26"/>
+          <w:szCs w:val="26"/>
+        </w:rPr>
+        <w:t xml:space="preserve"> đã phân tích, cơ sở dữ liệu</w:t>
+      </w:r>
+      <w:r>
+        <w:rPr>
+          <w:sz w:val="26"/>
+          <w:szCs w:val="26"/>
+        </w:rPr>
+        <w:t xml:space="preserve"> Trang Website chia sẻ công thức nấu ăn</w:t>
+      </w:r>
+      <w:r>
+        <w:rPr>
+          <w:sz w:val="26"/>
+          <w:szCs w:val="26"/>
+        </w:rPr>
+        <w:t xml:space="preserve"> CookingShare</w:t>
+      </w:r>
+      <w:r>
+        <w:rPr>
+          <w:sz w:val="26"/>
+          <w:szCs w:val="26"/>
+        </w:rPr>
+        <w:t>DB</w:t>
+      </w:r>
+      <w:r>
+        <w:rPr>
+          <w:sz w:val="26"/>
+          <w:szCs w:val="26"/>
+        </w:rPr>
+        <w:t xml:space="preserve"> được thiết kế theo mô hình dữ </w:t>
+      </w:r>
+      <w:r>
+        <w:rPr>
+          <w:sz w:val="26"/>
+          <w:szCs w:val="26"/>
+        </w:rPr>
+        <w:lastRenderedPageBreak/>
+        <w:t>liệu quan hệ đảm bảo chuẩn hóa 3NF, tính toàn vẹn dữ liệu và tối ưu hóa truy vấn. Toàn bộ cấu trúc bao gồm 15 bảng</w:t>
+      </w:r>
+    </w:p>
+    <w:p>
+      <w:pPr>
+        <w:pStyle w:val="Heading3"/>
+        <w:numPr>
+          <w:ilvl w:val="0"/>
+          <w:numId w:val="0"/>
+        </w:numPr>
+      </w:pPr>
+      <w:r>
+        <w:t>2.3.5.</w:t>
+      </w:r>
+      <w:r>
+        <w:t xml:space="preserve"> Bảng Nhãn dán (TAG)</w:t>
       </w:r>
     </w:p>
     <w:p>
@@ -7511,18 +10759,91 @@
         <w:ind w:firstLine="720"/>
         <w:jc w:val="both"/>
         <w:rPr>
-          <w:color w:val="FF0000"/>
-          <w:sz w:val="26"/>
-          <w:szCs w:val="26"/>
-        </w:rPr>
-      </w:pPr>
-      <w:r>
-        <w:rPr>
-          <w:color w:val="FF0000"/>
-          <w:sz w:val="26"/>
-          <w:szCs w:val="26"/>
-        </w:rPr>
-        <w:t>(Chụp rõ hình Diagram, full màn hình)</w:t>
+          <w:sz w:val="26"/>
+          <w:szCs w:val="26"/>
+        </w:rPr>
+      </w:pPr>
+      <w:r>
+        <w:rPr>
+          <w:sz w:val="26"/>
+          <w:szCs w:val="26"/>
+        </w:rPr>
+        <w:t xml:space="preserve">Để đáp ứng các yêu cầu chức năng và </w:t>
+      </w:r>
+      <w:r>
+        <w:rPr>
+          <w:sz w:val="26"/>
+          <w:szCs w:val="26"/>
+        </w:rPr>
+        <w:t>yêu cầu</w:t>
+      </w:r>
+      <w:r>
+        <w:rPr>
+          <w:sz w:val="26"/>
+          <w:szCs w:val="26"/>
+        </w:rPr>
+        <w:t xml:space="preserve"> đã phân tích, cơ sở dữ liệu</w:t>
+      </w:r>
+      <w:r>
+        <w:rPr>
+          <w:sz w:val="26"/>
+          <w:szCs w:val="26"/>
+        </w:rPr>
+        <w:t xml:space="preserve"> Trang Website chia sẻ công thức nấu ăn</w:t>
+      </w:r>
+      <w:r>
+        <w:rPr>
+          <w:sz w:val="26"/>
+          <w:szCs w:val="26"/>
+        </w:rPr>
+        <w:t xml:space="preserve"> CookingShare</w:t>
+      </w:r>
+      <w:r>
+        <w:rPr>
+          <w:sz w:val="26"/>
+          <w:szCs w:val="26"/>
+        </w:rPr>
+        <w:t>DB</w:t>
+      </w:r>
+      <w:r>
+        <w:rPr>
+          <w:sz w:val="26"/>
+          <w:szCs w:val="26"/>
+        </w:rPr>
+        <w:t xml:space="preserve"> được thiết kế theo mô hình dữ liệu quan hệ đảm bảo chuẩn hóa 3NF, tính toàn vẹn dữ liệu và tối ưu hóa truy vấn. Toàn bộ cấu trúc bao gồm 15 bảng</w:t>
+      </w:r>
+    </w:p>
+    <w:p>
+      <w:pPr>
+        <w:pStyle w:val="Heading3"/>
+        <w:numPr>
+          <w:ilvl w:val="0"/>
+          <w:numId w:val="0"/>
+        </w:numPr>
+      </w:pPr>
+      <w:r>
+        <w:t>2.3.6.</w:t>
+      </w:r>
+      <w:r>
+        <w:t xml:space="preserve"> </w:t>
+      </w:r>
+      <w:r>
+        <w:t xml:space="preserve">Bảng </w:t>
+      </w:r>
+      <w:r>
+        <w:t>Sơ đồ Nhãn dán</w:t>
+      </w:r>
+      <w:r>
+        <w:t xml:space="preserve"> công thức</w:t>
+      </w:r>
+      <w:r>
+        <w:t xml:space="preserve"> (</w:t>
+      </w:r>
+      <w:r>
+        <w:t>RECIPE_TAG_MAP</w:t>
+      </w:r>
+      <w:r>
+        <w:t>)</w:t>
       </w:r>
     </w:p>
     <w:p>
@@ -7531,7 +10852,987 @@
         <w:ind w:firstLine="720"/>
         <w:jc w:val="both"/>
         <w:rPr>
+          <w:sz w:val="26"/>
+          <w:szCs w:val="26"/>
+        </w:rPr>
+      </w:pPr>
+      <w:r>
+        <w:rPr>
+          <w:sz w:val="26"/>
+          <w:szCs w:val="26"/>
+        </w:rPr>
+        <w:t xml:space="preserve">Để đáp ứng các yêu cầu chức năng và </w:t>
+      </w:r>
+      <w:r>
+        <w:rPr>
+          <w:sz w:val="26"/>
+          <w:szCs w:val="26"/>
+        </w:rPr>
+        <w:t>yêu cầu</w:t>
+      </w:r>
+      <w:r>
+        <w:rPr>
+          <w:sz w:val="26"/>
+          <w:szCs w:val="26"/>
+        </w:rPr>
+        <w:t xml:space="preserve"> đã phân tích, cơ sở dữ liệu</w:t>
+      </w:r>
+      <w:r>
+        <w:rPr>
+          <w:sz w:val="26"/>
+          <w:szCs w:val="26"/>
+        </w:rPr>
+        <w:t xml:space="preserve"> Trang Website chia sẻ công thức nấu ăn</w:t>
+      </w:r>
+      <w:r>
+        <w:rPr>
+          <w:sz w:val="26"/>
+          <w:szCs w:val="26"/>
+        </w:rPr>
+        <w:t xml:space="preserve"> CookingShare</w:t>
+      </w:r>
+      <w:r>
+        <w:rPr>
+          <w:sz w:val="26"/>
+          <w:szCs w:val="26"/>
+        </w:rPr>
+        <w:t>DB</w:t>
+      </w:r>
+      <w:r>
+        <w:rPr>
+          <w:sz w:val="26"/>
+          <w:szCs w:val="26"/>
+        </w:rPr>
+        <w:t xml:space="preserve"> được thiết kế theo mô hình dữ liệu quan hệ đảm bảo chuẩn hóa 3NF, tính toàn vẹn dữ liệu và tối ưu hóa truy vấn. Toàn bộ cấu trúc bao gồm 15 bảng</w:t>
+      </w:r>
+    </w:p>
+    <w:p>
+      <w:pPr>
+        <w:pStyle w:val="Heading3"/>
+        <w:numPr>
+          <w:ilvl w:val="0"/>
+          <w:numId w:val="0"/>
+        </w:numPr>
+      </w:pPr>
+      <w:r>
+        <w:t>2.3.7.</w:t>
+      </w:r>
+      <w:r>
+        <w:t xml:space="preserve"> </w:t>
+      </w:r>
+      <w:r>
+        <w:t>Bảng Bước thực hiện công thức (</w:t>
+      </w:r>
+      <w:r>
+        <w:t>STEPTODO</w:t>
+      </w:r>
+      <w:r>
+        <w:t>)</w:t>
+      </w:r>
+    </w:p>
+    <w:p>
+      <w:pPr>
+        <w:spacing w:before="120" w:after="120" w:line="360" w:lineRule="auto"/>
+        <w:ind w:firstLine="720"/>
+        <w:jc w:val="both"/>
+        <w:rPr>
+          <w:sz w:val="26"/>
+          <w:szCs w:val="26"/>
+        </w:rPr>
+      </w:pPr>
+      <w:r>
+        <w:rPr>
+          <w:sz w:val="26"/>
+          <w:szCs w:val="26"/>
+        </w:rPr>
+        <w:t xml:space="preserve">Để đáp ứng các yêu cầu chức năng và </w:t>
+      </w:r>
+      <w:r>
+        <w:rPr>
+          <w:sz w:val="26"/>
+          <w:szCs w:val="26"/>
+        </w:rPr>
+        <w:t>yêu cầu</w:t>
+      </w:r>
+      <w:r>
+        <w:rPr>
+          <w:sz w:val="26"/>
+          <w:szCs w:val="26"/>
+        </w:rPr>
+        <w:t xml:space="preserve"> đã phân tích, cơ sở dữ liệu</w:t>
+      </w:r>
+      <w:r>
+        <w:rPr>
+          <w:sz w:val="26"/>
+          <w:szCs w:val="26"/>
+        </w:rPr>
+        <w:t xml:space="preserve"> Trang Website chia sẻ công thức nấu ăn</w:t>
+      </w:r>
+      <w:r>
+        <w:rPr>
+          <w:sz w:val="26"/>
+          <w:szCs w:val="26"/>
+        </w:rPr>
+        <w:t xml:space="preserve"> CookingShare</w:t>
+      </w:r>
+      <w:r>
+        <w:rPr>
+          <w:sz w:val="26"/>
+          <w:szCs w:val="26"/>
+        </w:rPr>
+        <w:t>DB</w:t>
+      </w:r>
+      <w:r>
+        <w:rPr>
+          <w:sz w:val="26"/>
+          <w:szCs w:val="26"/>
+        </w:rPr>
+        <w:t xml:space="preserve"> được thiết kế theo mô hình dữ liệu quan hệ đảm bảo chuẩn hóa 3NF, tính toàn vẹn dữ liệu và tối ưu hóa truy vấn. Toàn bộ cấu trúc bao gồm 15 bảng</w:t>
+      </w:r>
+    </w:p>
+    <w:p>
+      <w:pPr>
+        <w:pStyle w:val="Heading3"/>
+        <w:numPr>
+          <w:ilvl w:val="0"/>
+          <w:numId w:val="0"/>
+        </w:numPr>
+      </w:pPr>
+      <w:r>
+        <w:t>2.3.8.</w:t>
+      </w:r>
+      <w:r>
+        <w:t xml:space="preserve"> Bảng Nguyên liệu</w:t>
+      </w:r>
+      <w:r>
+        <w:t xml:space="preserve"> (</w:t>
+      </w:r>
+      <w:r>
+        <w:t>INGREDIENT</w:t>
+      </w:r>
+      <w:r>
+        <w:t>)</w:t>
+      </w:r>
+    </w:p>
+    <w:p>
+      <w:pPr>
+        <w:spacing w:before="120" w:after="120" w:line="360" w:lineRule="auto"/>
+        <w:ind w:firstLine="720"/>
+        <w:jc w:val="both"/>
+        <w:rPr>
+          <w:sz w:val="26"/>
+          <w:szCs w:val="26"/>
+        </w:rPr>
+      </w:pPr>
+      <w:r>
+        <w:rPr>
+          <w:sz w:val="26"/>
+          <w:szCs w:val="26"/>
+        </w:rPr>
+        <w:t xml:space="preserve">Để đáp ứng các yêu cầu chức năng và </w:t>
+      </w:r>
+      <w:r>
+        <w:rPr>
+          <w:sz w:val="26"/>
+          <w:szCs w:val="26"/>
+        </w:rPr>
+        <w:t>yêu cầu</w:t>
+      </w:r>
+      <w:r>
+        <w:rPr>
+          <w:sz w:val="26"/>
+          <w:szCs w:val="26"/>
+        </w:rPr>
+        <w:t xml:space="preserve"> đã phân tích, cơ sở dữ liệu</w:t>
+      </w:r>
+      <w:r>
+        <w:rPr>
+          <w:sz w:val="26"/>
+          <w:szCs w:val="26"/>
+        </w:rPr>
+        <w:t xml:space="preserve"> Trang Website chia sẻ công thức nấu ăn</w:t>
+      </w:r>
+      <w:r>
+        <w:rPr>
+          <w:sz w:val="26"/>
+          <w:szCs w:val="26"/>
+        </w:rPr>
+        <w:t xml:space="preserve"> CookingShare</w:t>
+      </w:r>
+      <w:r>
+        <w:rPr>
+          <w:sz w:val="26"/>
+          <w:szCs w:val="26"/>
+        </w:rPr>
+        <w:t>DB</w:t>
+      </w:r>
+      <w:r>
+        <w:rPr>
+          <w:sz w:val="26"/>
+          <w:szCs w:val="26"/>
+        </w:rPr>
+        <w:t xml:space="preserve"> được thiết kế theo mô hình dữ liệu quan hệ đảm bảo chuẩn hóa 3NF, tính toàn vẹn dữ liệu và tối ưu hóa truy vấn. Toàn bộ cấu trúc bao gồm 15 bảng</w:t>
+      </w:r>
+    </w:p>
+    <w:p>
+      <w:pPr>
+        <w:pStyle w:val="Heading3"/>
+        <w:numPr>
+          <w:ilvl w:val="0"/>
+          <w:numId w:val="0"/>
+        </w:numPr>
+      </w:pPr>
+      <w:r>
+        <w:t>2.3.9.</w:t>
+      </w:r>
+      <w:r>
+        <w:t xml:space="preserve"> Bảng Đơn vị đo lường (UNIT)</w:t>
+      </w:r>
+    </w:p>
+    <w:p>
+      <w:pPr>
+        <w:spacing w:before="120" w:after="120" w:line="360" w:lineRule="auto"/>
+        <w:ind w:firstLine="720"/>
+        <w:jc w:val="both"/>
+        <w:rPr>
+          <w:sz w:val="26"/>
+          <w:szCs w:val="26"/>
+        </w:rPr>
+      </w:pPr>
+      <w:r>
+        <w:rPr>
+          <w:sz w:val="26"/>
+          <w:szCs w:val="26"/>
+        </w:rPr>
+        <w:t xml:space="preserve">Để đáp ứng các yêu cầu chức năng và </w:t>
+      </w:r>
+      <w:r>
+        <w:rPr>
+          <w:sz w:val="26"/>
+          <w:szCs w:val="26"/>
+        </w:rPr>
+        <w:t>yêu cầu</w:t>
+      </w:r>
+      <w:r>
+        <w:rPr>
+          <w:sz w:val="26"/>
+          <w:szCs w:val="26"/>
+        </w:rPr>
+        <w:t xml:space="preserve"> đã phân tích, cơ sở dữ liệu</w:t>
+      </w:r>
+      <w:r>
+        <w:rPr>
+          <w:sz w:val="26"/>
+          <w:szCs w:val="26"/>
+        </w:rPr>
+        <w:t xml:space="preserve"> Trang Website chia sẻ công thức nấu ăn</w:t>
+      </w:r>
+      <w:r>
+        <w:rPr>
+          <w:sz w:val="26"/>
+          <w:szCs w:val="26"/>
+        </w:rPr>
+        <w:t xml:space="preserve"> CookingShare</w:t>
+      </w:r>
+      <w:r>
+        <w:rPr>
+          <w:sz w:val="26"/>
+          <w:szCs w:val="26"/>
+        </w:rPr>
+        <w:t>DB</w:t>
+      </w:r>
+      <w:r>
+        <w:rPr>
+          <w:sz w:val="26"/>
+          <w:szCs w:val="26"/>
+        </w:rPr>
+        <w:t xml:space="preserve"> được thiết kế theo mô hình dữ liệu quan hệ đảm bảo chuẩn hóa 3NF, tính toàn vẹn dữ liệu và tối ưu hóa truy vấn. Toàn bộ cấu trúc bao gồm 15 bảng</w:t>
+      </w:r>
+    </w:p>
+    <w:p>
+      <w:pPr>
+        <w:pStyle w:val="Heading3"/>
+        <w:numPr>
+          <w:ilvl w:val="0"/>
+          <w:numId w:val="0"/>
+        </w:numPr>
+      </w:pPr>
+      <w:r>
+        <w:t>2.3.10.</w:t>
+      </w:r>
+      <w:r>
+        <w:t xml:space="preserve"> </w:t>
+      </w:r>
+      <w:r>
+        <w:t>Bảng Chi tiết công thức (</w:t>
+      </w:r>
+      <w:r>
+        <w:t>RECIPE_DETAIL</w:t>
+      </w:r>
+      <w:r>
+        <w:t>)</w:t>
+      </w:r>
+    </w:p>
+    <w:p>
+      <w:pPr>
+        <w:spacing w:before="120" w:after="120" w:line="360" w:lineRule="auto"/>
+        <w:ind w:firstLine="720"/>
+        <w:jc w:val="both"/>
+        <w:rPr>
+          <w:sz w:val="26"/>
+          <w:szCs w:val="26"/>
+        </w:rPr>
+      </w:pPr>
+      <w:r>
+        <w:rPr>
+          <w:sz w:val="26"/>
+          <w:szCs w:val="26"/>
+        </w:rPr>
+        <w:t xml:space="preserve">Để đáp ứng các yêu cầu chức năng và </w:t>
+      </w:r>
+      <w:r>
+        <w:rPr>
+          <w:sz w:val="26"/>
+          <w:szCs w:val="26"/>
+        </w:rPr>
+        <w:t>yêu cầu</w:t>
+      </w:r>
+      <w:r>
+        <w:rPr>
+          <w:sz w:val="26"/>
+          <w:szCs w:val="26"/>
+        </w:rPr>
+        <w:t xml:space="preserve"> đã phân tích, cơ sở dữ liệu</w:t>
+      </w:r>
+      <w:r>
+        <w:rPr>
+          <w:sz w:val="26"/>
+          <w:szCs w:val="26"/>
+        </w:rPr>
+        <w:t xml:space="preserve"> Trang Website chia sẻ công thức nấu ăn</w:t>
+      </w:r>
+      <w:r>
+        <w:rPr>
+          <w:sz w:val="26"/>
+          <w:szCs w:val="26"/>
+        </w:rPr>
+        <w:t xml:space="preserve"> CookingShare</w:t>
+      </w:r>
+      <w:r>
+        <w:rPr>
+          <w:sz w:val="26"/>
+          <w:szCs w:val="26"/>
+        </w:rPr>
+        <w:t>DB</w:t>
+      </w:r>
+      <w:r>
+        <w:rPr>
+          <w:sz w:val="26"/>
+          <w:szCs w:val="26"/>
+        </w:rPr>
+        <w:t xml:space="preserve"> được thiết kế theo mô hình dữ </w:t>
+      </w:r>
+      <w:r>
+        <w:rPr>
+          <w:sz w:val="26"/>
+          <w:szCs w:val="26"/>
+        </w:rPr>
+        <w:lastRenderedPageBreak/>
+        <w:t>liệu quan hệ đảm bảo chuẩn hóa 3NF, tính toàn vẹn dữ liệu và tối ưu hóa truy vấn. Toàn bộ cấu trúc bao gồm 15 bảng</w:t>
+      </w:r>
+    </w:p>
+    <w:p>
+      <w:pPr>
+        <w:pStyle w:val="Heading3"/>
+        <w:numPr>
+          <w:ilvl w:val="0"/>
+          <w:numId w:val="0"/>
+        </w:numPr>
+      </w:pPr>
+      <w:r>
+        <w:t>2.3.</w:t>
+      </w:r>
+      <w:r>
+        <w:t>11.</w:t>
+      </w:r>
+      <w:r>
+        <w:t xml:space="preserve"> </w:t>
+      </w:r>
+      <w:r>
+        <w:t>Bảng Dị ứng (</w:t>
+      </w:r>
+      <w:r>
+        <w:t>ALLERGY</w:t>
+      </w:r>
+      <w:r>
+        <w:t>)</w:t>
+      </w:r>
+    </w:p>
+    <w:p>
+      <w:pPr>
+        <w:spacing w:before="120" w:after="120" w:line="360" w:lineRule="auto"/>
+        <w:ind w:firstLine="720"/>
+        <w:jc w:val="both"/>
+        <w:rPr>
+          <w:sz w:val="26"/>
+          <w:szCs w:val="26"/>
+        </w:rPr>
+      </w:pPr>
+      <w:r>
+        <w:rPr>
+          <w:sz w:val="26"/>
+          <w:szCs w:val="26"/>
+        </w:rPr>
+        <w:t xml:space="preserve">Để đáp ứng các yêu cầu chức năng và </w:t>
+      </w:r>
+      <w:r>
+        <w:rPr>
+          <w:sz w:val="26"/>
+          <w:szCs w:val="26"/>
+        </w:rPr>
+        <w:t>yêu cầu</w:t>
+      </w:r>
+      <w:r>
+        <w:rPr>
+          <w:sz w:val="26"/>
+          <w:szCs w:val="26"/>
+        </w:rPr>
+        <w:t xml:space="preserve"> đã phân tích, cơ sở dữ liệu</w:t>
+      </w:r>
+      <w:r>
+        <w:rPr>
+          <w:sz w:val="26"/>
+          <w:szCs w:val="26"/>
+        </w:rPr>
+        <w:t xml:space="preserve"> Trang Website chia sẻ công thức nấu ăn</w:t>
+      </w:r>
+      <w:r>
+        <w:rPr>
+          <w:sz w:val="26"/>
+          <w:szCs w:val="26"/>
+        </w:rPr>
+        <w:t xml:space="preserve"> CookingShare</w:t>
+      </w:r>
+      <w:r>
+        <w:rPr>
+          <w:sz w:val="26"/>
+          <w:szCs w:val="26"/>
+        </w:rPr>
+        <w:t>DB</w:t>
+      </w:r>
+      <w:r>
+        <w:rPr>
+          <w:sz w:val="26"/>
+          <w:szCs w:val="26"/>
+        </w:rPr>
+        <w:t xml:space="preserve"> được thiết kế theo mô hình dữ liệu quan hệ đảm bảo chuẩn hóa 3NF, tính toàn vẹn dữ liệu và tối ưu hóa truy vấn. Toàn bộ cấu trúc bao gồm 15 bảng</w:t>
+      </w:r>
+    </w:p>
+    <w:p>
+      <w:pPr>
+        <w:pStyle w:val="Heading3"/>
+        <w:numPr>
+          <w:ilvl w:val="0"/>
+          <w:numId w:val="0"/>
+        </w:numPr>
+      </w:pPr>
+      <w:r>
+        <w:t>2.3.12.</w:t>
+      </w:r>
+      <w:r>
+        <w:t xml:space="preserve"> Bảng Bình luận và Đánh giá (</w:t>
+      </w:r>
+      <w:r>
+        <w:t>COMMENT</w:t>
+      </w:r>
+      <w:r>
+        <w:t>)</w:t>
+      </w:r>
+    </w:p>
+    <w:p>
+      <w:pPr>
+        <w:spacing w:before="120" w:after="120" w:line="360" w:lineRule="auto"/>
+        <w:ind w:firstLine="720"/>
+        <w:jc w:val="both"/>
+        <w:rPr>
+          <w:sz w:val="26"/>
+          <w:szCs w:val="26"/>
+        </w:rPr>
+      </w:pPr>
+      <w:r>
+        <w:rPr>
+          <w:sz w:val="26"/>
+          <w:szCs w:val="26"/>
+        </w:rPr>
+        <w:t xml:space="preserve">Để đáp ứng các yêu cầu chức năng và </w:t>
+      </w:r>
+      <w:r>
+        <w:rPr>
+          <w:sz w:val="26"/>
+          <w:szCs w:val="26"/>
+        </w:rPr>
+        <w:t>yêu cầu</w:t>
+      </w:r>
+      <w:r>
+        <w:rPr>
+          <w:sz w:val="26"/>
+          <w:szCs w:val="26"/>
+        </w:rPr>
+        <w:t xml:space="preserve"> đã phân tích, cơ sở dữ liệu</w:t>
+      </w:r>
+      <w:r>
+        <w:rPr>
+          <w:sz w:val="26"/>
+          <w:szCs w:val="26"/>
+        </w:rPr>
+        <w:t xml:space="preserve"> Trang Website chia sẻ công thức nấu ăn</w:t>
+      </w:r>
+      <w:r>
+        <w:rPr>
+          <w:sz w:val="26"/>
+          <w:szCs w:val="26"/>
+        </w:rPr>
+        <w:t xml:space="preserve"> CookingShare</w:t>
+      </w:r>
+      <w:r>
+        <w:rPr>
+          <w:sz w:val="26"/>
+          <w:szCs w:val="26"/>
+        </w:rPr>
+        <w:t>DB</w:t>
+      </w:r>
+      <w:r>
+        <w:rPr>
+          <w:sz w:val="26"/>
+          <w:szCs w:val="26"/>
+        </w:rPr>
+        <w:t xml:space="preserve"> được thiết kế theo mô hình dữ liệu quan hệ đảm bảo chuẩn hóa 3NF, tính toàn vẹn dữ liệu và tối ưu hóa truy vấn. Toàn bộ cấu trúc bao gồm 15 bảng</w:t>
+      </w:r>
+    </w:p>
+    <w:p>
+      <w:pPr>
+        <w:pStyle w:val="Heading3"/>
+        <w:numPr>
+          <w:ilvl w:val="0"/>
+          <w:numId w:val="0"/>
+        </w:numPr>
+      </w:pPr>
+      <w:r>
+        <w:t>2.3.13.</w:t>
+      </w:r>
+      <w:r>
+        <w:t xml:space="preserve"> Bảng Mẹo vặt (TIP)</w:t>
+      </w:r>
+    </w:p>
+    <w:p>
+      <w:pPr>
+        <w:spacing w:before="120" w:after="120" w:line="360" w:lineRule="auto"/>
+        <w:ind w:firstLine="720"/>
+        <w:jc w:val="both"/>
+        <w:rPr>
+          <w:sz w:val="26"/>
+          <w:szCs w:val="26"/>
+        </w:rPr>
+      </w:pPr>
+      <w:r>
+        <w:rPr>
+          <w:sz w:val="26"/>
+          <w:szCs w:val="26"/>
+        </w:rPr>
+        <w:t xml:space="preserve">Để đáp ứng các yêu cầu chức năng và </w:t>
+      </w:r>
+      <w:r>
+        <w:rPr>
+          <w:sz w:val="26"/>
+          <w:szCs w:val="26"/>
+        </w:rPr>
+        <w:t>yêu cầu</w:t>
+      </w:r>
+      <w:r>
+        <w:rPr>
+          <w:sz w:val="26"/>
+          <w:szCs w:val="26"/>
+        </w:rPr>
+        <w:t xml:space="preserve"> đã phân tích, cơ sở dữ liệu</w:t>
+      </w:r>
+      <w:r>
+        <w:rPr>
+          <w:sz w:val="26"/>
+          <w:szCs w:val="26"/>
+        </w:rPr>
+        <w:t xml:space="preserve"> Trang Website chia sẻ công thức nấu ăn</w:t>
+      </w:r>
+      <w:r>
+        <w:rPr>
+          <w:sz w:val="26"/>
+          <w:szCs w:val="26"/>
+        </w:rPr>
+        <w:t xml:space="preserve"> CookingShare</w:t>
+      </w:r>
+      <w:r>
+        <w:rPr>
+          <w:sz w:val="26"/>
+          <w:szCs w:val="26"/>
+        </w:rPr>
+        <w:t>DB</w:t>
+      </w:r>
+      <w:r>
+        <w:rPr>
+          <w:sz w:val="26"/>
+          <w:szCs w:val="26"/>
+        </w:rPr>
+        <w:t xml:space="preserve"> được thiết kế theo mô hình dữ liệu quan hệ đảm bảo chuẩn hóa 3NF, tính toàn vẹn dữ liệu và tối ưu hóa truy vấn. Toàn bộ cấu trúc bao gồm 15 bảng</w:t>
+      </w:r>
+    </w:p>
+    <w:p>
+      <w:pPr>
+        <w:pStyle w:val="Heading3"/>
+        <w:numPr>
+          <w:ilvl w:val="0"/>
+          <w:numId w:val="0"/>
+        </w:numPr>
+      </w:pPr>
+      <w:r>
+        <w:t>2.3.14.</w:t>
+      </w:r>
+      <w:r>
+        <w:t xml:space="preserve"> Bảng Quản lý </w:t>
+      </w:r>
+      <w:r>
+        <w:t>quảng cáo (</w:t>
+      </w:r>
+      <w:r>
+        <w:t>BANNER</w:t>
+      </w:r>
+      <w:r>
+        <w:t>)</w:t>
+      </w:r>
+    </w:p>
+    <w:p>
+      <w:pPr>
+        <w:spacing w:before="120" w:after="120" w:line="360" w:lineRule="auto"/>
+        <w:ind w:firstLine="720"/>
+        <w:jc w:val="both"/>
+        <w:rPr>
+          <w:sz w:val="26"/>
+          <w:szCs w:val="26"/>
+        </w:rPr>
+      </w:pPr>
+      <w:r>
+        <w:rPr>
+          <w:sz w:val="26"/>
+          <w:szCs w:val="26"/>
+        </w:rPr>
+        <w:t xml:space="preserve">Để đáp ứng các yêu cầu chức năng và </w:t>
+      </w:r>
+      <w:r>
+        <w:rPr>
+          <w:sz w:val="26"/>
+          <w:szCs w:val="26"/>
+        </w:rPr>
+        <w:t>yêu cầu</w:t>
+      </w:r>
+      <w:r>
+        <w:rPr>
+          <w:sz w:val="26"/>
+          <w:szCs w:val="26"/>
+        </w:rPr>
+        <w:t xml:space="preserve"> đã phân tích, cơ sở dữ liệu</w:t>
+      </w:r>
+      <w:r>
+        <w:rPr>
+          <w:sz w:val="26"/>
+          <w:szCs w:val="26"/>
+        </w:rPr>
+        <w:t xml:space="preserve"> Trang Website chia sẻ công thức nấu ăn</w:t>
+      </w:r>
+      <w:r>
+        <w:rPr>
+          <w:sz w:val="26"/>
+          <w:szCs w:val="26"/>
+        </w:rPr>
+        <w:t xml:space="preserve"> CookingShare</w:t>
+      </w:r>
+      <w:r>
+        <w:rPr>
+          <w:sz w:val="26"/>
+          <w:szCs w:val="26"/>
+        </w:rPr>
+        <w:t>DB</w:t>
+      </w:r>
+      <w:r>
+        <w:rPr>
+          <w:sz w:val="26"/>
+          <w:szCs w:val="26"/>
+        </w:rPr>
+        <w:t xml:space="preserve"> được thiết kế theo mô hình dữ liệu quan hệ đảm bảo chuẩn hóa 3NF, tính toàn vẹn dữ liệu và tối ưu hóa truy vấn. Toàn bộ cấu trúc bao gồm 15 bảng</w:t>
+      </w:r>
+    </w:p>
+    <w:p>
+      <w:pPr>
+        <w:pStyle w:val="Heading3"/>
+        <w:numPr>
+          <w:ilvl w:val="0"/>
+          <w:numId w:val="0"/>
+        </w:numPr>
+      </w:pPr>
+      <w:r>
+        <w:t>2.3.15.</w:t>
+      </w:r>
+      <w:r>
+        <w:t xml:space="preserve"> Bảng Cấu hình hệ thống (</w:t>
+      </w:r>
+      <w:r>
+        <w:t>SYSTEM_SETTING</w:t>
+      </w:r>
+      <w:r>
+        <w:t>)</w:t>
+      </w:r>
+    </w:p>
+    <w:p>
+      <w:pPr>
+        <w:spacing w:before="120" w:after="120" w:line="360" w:lineRule="auto"/>
+        <w:ind w:firstLine="720"/>
+        <w:jc w:val="both"/>
+        <w:rPr>
+          <w:sz w:val="26"/>
+          <w:szCs w:val="26"/>
+        </w:rPr>
+      </w:pPr>
+      <w:r>
+        <w:rPr>
+          <w:sz w:val="26"/>
+          <w:szCs w:val="26"/>
+        </w:rPr>
+        <w:t xml:space="preserve">Để đáp ứng các yêu cầu chức năng và </w:t>
+      </w:r>
+      <w:r>
+        <w:rPr>
+          <w:sz w:val="26"/>
+          <w:szCs w:val="26"/>
+        </w:rPr>
+        <w:t>yêu cầu</w:t>
+      </w:r>
+      <w:r>
+        <w:rPr>
+          <w:sz w:val="26"/>
+          <w:szCs w:val="26"/>
+        </w:rPr>
+        <w:t xml:space="preserve"> đã phân tích, cơ sở dữ liệu</w:t>
+      </w:r>
+      <w:r>
+        <w:rPr>
+          <w:sz w:val="26"/>
+          <w:szCs w:val="26"/>
+        </w:rPr>
+        <w:t xml:space="preserve"> Trang Website chia sẻ công thức nấu ăn</w:t>
+      </w:r>
+      <w:r>
+        <w:rPr>
+          <w:sz w:val="26"/>
+          <w:szCs w:val="26"/>
+        </w:rPr>
+        <w:t xml:space="preserve"> CookingShare</w:t>
+      </w:r>
+      <w:r>
+        <w:rPr>
+          <w:sz w:val="26"/>
+          <w:szCs w:val="26"/>
+        </w:rPr>
+        <w:t>DB</w:t>
+      </w:r>
+      <w:r>
+        <w:rPr>
+          <w:sz w:val="26"/>
+          <w:szCs w:val="26"/>
+        </w:rPr>
+        <w:t xml:space="preserve"> được thiết kế theo mô hình dữ liệu quan hệ đảm bảo chuẩn hóa 3NF, tính toàn vẹn dữ liệu và tối ưu hóa truy vấn. Toàn bộ cấu trúc bao gồm 15 bảng</w:t>
+      </w:r>
+    </w:p>
+    <w:p>
+      <w:pPr>
+        <w:pStyle w:val="Heading2"/>
+        <w:numPr>
+          <w:ilvl w:val="0"/>
+          <w:numId w:val="0"/>
+        </w:numPr>
+      </w:pPr>
+      <w:r>
+        <w:t>2</w:t>
+      </w:r>
+      <w:r>
+        <w:t>.4</w:t>
+      </w:r>
+      <w:r>
+        <w:t>.</w:t>
+      </w:r>
+      <w:r>
+        <w:t xml:space="preserve"> Lược đồ Use case / DFD .. (tùy các bạn, chọn 1 loại thực hình)</w:t>
+      </w:r>
+    </w:p>
+    <w:p>
+      <w:pPr>
+        <w:pStyle w:val="Heading2"/>
+        <w:numPr>
+          <w:ilvl w:val="0"/>
+          <w:numId w:val="0"/>
+        </w:numPr>
+      </w:pPr>
+      <w:r>
+        <w:t>2</w:t>
+      </w:r>
+      <w:r>
+        <w:t>.5</w:t>
+      </w:r>
+      <w:r>
+        <w:t>.</w:t>
+      </w:r>
+      <w:r>
+        <w:t xml:space="preserve"> Kiến trúc hệ thống</w:t>
+      </w:r>
+    </w:p>
+    <w:p>
+      <w:pPr>
+        <w:spacing w:before="120" w:after="120" w:line="360" w:lineRule="auto"/>
+        <w:ind w:firstLine="720"/>
+        <w:jc w:val="both"/>
+        <w:rPr>
+          <w:sz w:val="26"/>
+          <w:szCs w:val="26"/>
+        </w:rPr>
+      </w:pPr>
+      <w:r>
+        <w:rPr>
+          <w:sz w:val="26"/>
+          <w:szCs w:val="26"/>
+        </w:rPr>
+        <w:t>(mô tả/ và vẽ cái kiến trúc ..): công nghệ sử dụng, môi trường, …</w:t>
+      </w:r>
+    </w:p>
+    <w:p>
+      <w:pPr>
+        <w:spacing w:before="120" w:after="120" w:line="360" w:lineRule="auto"/>
+        <w:ind w:firstLine="720"/>
+        <w:jc w:val="both"/>
+        <w:rPr>
+          <w:bCs/>
+          <w:sz w:val="26"/>
+          <w:szCs w:val="26"/>
+        </w:rPr>
+      </w:pPr>
+    </w:p>
+    <w:p>
+      <w:pPr>
+        <w:spacing w:after="200" w:line="276" w:lineRule="auto"/>
+        <w:rPr>
+          <w:b/>
+          <w:sz w:val="28"/>
+        </w:rPr>
+      </w:pPr>
+      <w:r>
+        <w:br w:type="page"/>
+      </w:r>
+    </w:p>
+    <w:p>
+      <w:pPr>
+        <w:pStyle w:val="Heading1"/>
+        <w:numPr>
+          <w:ilvl w:val="0"/>
+          <w:numId w:val="0"/>
+        </w:numPr>
+      </w:pPr>
+      <w:bookmarkStart w:id="9" w:name="_Toc223322643"/>
+      <w:r>
+        <w:lastRenderedPageBreak/>
+        <w:t xml:space="preserve">CHƯƠNG </w:t>
+      </w:r>
+      <w:r>
+        <w:t>3</w:t>
+      </w:r>
+      <w:r>
+        <w:t xml:space="preserve">: </w:t>
+      </w:r>
+      <w:r>
+        <w:t xml:space="preserve">KẾT </w:t>
+      </w:r>
+      <w:r>
+        <w:t>QUẢ NGHIÊN CỨU</w:t>
+      </w:r>
+      <w:bookmarkEnd w:id="9"/>
+    </w:p>
+    <w:p>
+      <w:pPr>
+        <w:spacing w:before="120" w:after="120" w:line="360" w:lineRule="auto"/>
+        <w:ind w:firstLine="720"/>
+        <w:jc w:val="both"/>
+        <w:rPr>
+          <w:bCs/>
+          <w:sz w:val="26"/>
+          <w:szCs w:val="26"/>
+        </w:rPr>
+      </w:pPr>
+      <w:r>
+        <w:rPr>
+          <w:bCs/>
+          <w:sz w:val="26"/>
+          <w:szCs w:val="26"/>
+        </w:rPr>
+        <w:t>Trình bày các kết quả đạt được sau quá trình thực hiện đồ án. Có thể đánh giá về hiệu năng, trải nghiệm người dùng, hoặc trình bày các giao diện chức năng của nghiên cứu ở phần này.</w:t>
+      </w:r>
+    </w:p>
+    <w:p>
+      <w:pPr>
+        <w:spacing w:before="120" w:after="120" w:line="360" w:lineRule="auto"/>
+        <w:ind w:firstLine="720"/>
+        <w:jc w:val="both"/>
+        <w:rPr>
+          <w:bCs/>
+          <w:color w:val="FF0000"/>
+          <w:sz w:val="26"/>
+          <w:szCs w:val="26"/>
+        </w:rPr>
+      </w:pPr>
+      <w:r>
+        <w:rPr>
+          <w:bCs/>
+          <w:color w:val="FF0000"/>
+          <w:sz w:val="26"/>
+          <w:szCs w:val="26"/>
+        </w:rPr>
+        <w:t>Chụp kết quả full màn hình</w:t>
+      </w:r>
+    </w:p>
+    <w:p>
+      <w:pPr>
+        <w:spacing w:before="120" w:after="120" w:line="360" w:lineRule="auto"/>
+        <w:ind w:firstLine="720"/>
+        <w:jc w:val="both"/>
+        <w:rPr>
+          <w:bCs/>
+          <w:color w:val="FF0000"/>
+          <w:sz w:val="26"/>
+          <w:szCs w:val="26"/>
+        </w:rPr>
+      </w:pPr>
+      <w:r>
+        <w:rPr>
+          <w:bCs/>
+          <w:color w:val="FF0000"/>
+          <w:sz w:val="26"/>
+          <w:szCs w:val="26"/>
+        </w:rPr>
+        <w:t>Mô tả kết quả từng chức năng</w:t>
+      </w:r>
+    </w:p>
+    <w:p>
+      <w:pPr>
+        <w:spacing w:before="120" w:after="120" w:line="360" w:lineRule="auto"/>
+        <w:ind w:firstLine="720"/>
+        <w:jc w:val="both"/>
+        <w:rPr>
+          <w:b/>
           <w:noProof/>
+          <w:color w:val="FF0000"/>
           <w:sz w:val="26"/>
           <w:szCs w:val="26"/>
           <w:lang w:val="en-GB" w:eastAsia="zh-CN"/>
@@ -7539,16 +11840,18 @@
       </w:pPr>
       <w:r>
         <w:rPr>
+          <w:b/>
           <w:noProof/>
+          <w:color w:val="FF0000"/>
           <w:sz w:val="26"/>
           <w:szCs w:val="26"/>
           <w:lang w:val="en-GB" w:eastAsia="zh-CN"/>
         </w:rPr>
         <w:drawing>
-          <wp:inline distT="0" distB="0" distL="0" distR="0" wp14:anchorId="22600229" wp14:editId="6EB625EB">
+          <wp:inline distT="0" distB="0" distL="0" distR="0" wp14:anchorId="583FB523" wp14:editId="3018F82F">
             <wp:extent cx="5577840" cy="3131820"/>
             <wp:effectExtent l="0" t="0" r="0" b="0"/>
-            <wp:docPr id="2" name="Picture 1"/>
+            <wp:docPr id="3" name="Picture 1"/>
             <wp:cNvGraphicFramePr>
               <a:graphicFrameLocks xmlns:a="http://schemas.openxmlformats.org/drawingml/2006/main" noChangeAspect="1"/>
             </wp:cNvGraphicFramePr>
@@ -7562,7 +11865,7 @@
                     </pic:cNvPicPr>
                   </pic:nvPicPr>
                   <pic:blipFill>
-                    <a:blip r:embed="rId13" cstate="print">
+                    <a:blip r:embed="rId21" cstate="print">
                       <a:extLst>
                         <a:ext uri="{28A0092B-C50C-407E-A947-70E740481C1C}">
                           <a14:useLocalDpi xmlns:a14="http://schemas.microsoft.com/office/drawing/2010/main" val="0"/>
@@ -7598,14 +11901,7 @@
       <w:pPr>
         <w:spacing w:before="120" w:after="120" w:line="360" w:lineRule="auto"/>
         <w:ind w:firstLine="720"/>
-        <w:jc w:val="center"/>
-        <w:rPr>
-          <w:color w:val="FF0000"/>
-          <w:sz w:val="26"/>
-          <w:szCs w:val="26"/>
-        </w:rPr>
-      </w:pPr>
-      <w:r>
+        <w:jc w:val="both"/>
         <w:rPr>
           <w:noProof/>
           <w:color w:val="FF0000"/>
@@ -7613,7 +11909,16 @@
           <w:szCs w:val="26"/>
           <w:lang w:val="en-GB" w:eastAsia="zh-CN"/>
         </w:rPr>
-        <w:t>Chụp đầy đủ màn hình Diagram</w:t>
+      </w:pPr>
+      <w:r>
+        <w:rPr>
+          <w:noProof/>
+          <w:color w:val="FF0000"/>
+          <w:sz w:val="26"/>
+          <w:szCs w:val="26"/>
+          <w:lang w:val="en-GB" w:eastAsia="zh-CN"/>
+        </w:rPr>
+        <w:t>Ví dụ: hình ảnh web kết quả (Chụp rõ, địa chỉ, thời gian, …)</w:t>
       </w:r>
     </w:p>
     <w:p>
@@ -7622,17 +11927,12 @@
         <w:ind w:firstLine="720"/>
         <w:jc w:val="both"/>
         <w:rPr>
-          <w:sz w:val="26"/>
-          <w:szCs w:val="26"/>
-        </w:rPr>
-      </w:pPr>
-      <w:r>
-        <w:rPr>
-          <w:sz w:val="26"/>
-          <w:szCs w:val="26"/>
-        </w:rPr>
-        <w:t>Mô tả từng bảng</w:t>
-      </w:r>
+          <w:bCs/>
+          <w:color w:val="FF0000"/>
+          <w:sz w:val="26"/>
+          <w:szCs w:val="26"/>
+        </w:rPr>
+      </w:pPr>
     </w:p>
     <w:p>
       <w:pPr>
@@ -7644,75 +11944,6 @@
           <w:szCs w:val="26"/>
         </w:rPr>
       </w:pPr>
-      <w:r>
-        <w:rPr>
-          <w:sz w:val="26"/>
-          <w:szCs w:val="26"/>
-        </w:rPr>
-        <w:t>2</w:t>
-      </w:r>
-      <w:r>
-        <w:rPr>
-          <w:sz w:val="26"/>
-          <w:szCs w:val="26"/>
-        </w:rPr>
-        <w:t>.4 Lược đồ Use case / DFD .. (tùy các bạn, chọn 1 loại thực hình)</w:t>
-      </w:r>
-    </w:p>
-    <w:p>
-      <w:pPr>
-        <w:spacing w:before="120" w:after="120" w:line="360" w:lineRule="auto"/>
-        <w:ind w:firstLine="720"/>
-        <w:jc w:val="both"/>
-        <w:rPr>
-          <w:sz w:val="26"/>
-          <w:szCs w:val="26"/>
-        </w:rPr>
-      </w:pPr>
-      <w:r>
-        <w:rPr>
-          <w:sz w:val="26"/>
-          <w:szCs w:val="26"/>
-        </w:rPr>
-        <w:t>2</w:t>
-      </w:r>
-      <w:r>
-        <w:rPr>
-          <w:sz w:val="26"/>
-          <w:szCs w:val="26"/>
-        </w:rPr>
-        <w:t>.5 Kiến trúc hệ thống</w:t>
-      </w:r>
-    </w:p>
-    <w:p>
-      <w:pPr>
-        <w:spacing w:before="120" w:after="120" w:line="360" w:lineRule="auto"/>
-        <w:ind w:firstLine="720"/>
-        <w:jc w:val="both"/>
-        <w:rPr>
-          <w:sz w:val="26"/>
-          <w:szCs w:val="26"/>
-        </w:rPr>
-      </w:pPr>
-      <w:r>
-        <w:rPr>
-          <w:sz w:val="26"/>
-          <w:szCs w:val="26"/>
-        </w:rPr>
-        <w:t>(mô tả/ và vẽ cái kiến trúc ..): công nghệ sử dụng, môi trường, …</w:t>
-      </w:r>
-    </w:p>
-    <w:p>
-      <w:pPr>
-        <w:spacing w:before="120" w:after="120" w:line="360" w:lineRule="auto"/>
-        <w:ind w:firstLine="720"/>
-        <w:jc w:val="both"/>
-        <w:rPr>
-          <w:bCs/>
-          <w:sz w:val="26"/>
-          <w:szCs w:val="26"/>
-        </w:rPr>
-      </w:pPr>
     </w:p>
     <w:p>
       <w:pPr>
@@ -7723,7 +11954,6 @@
         </w:rPr>
       </w:pPr>
       <w:r>
-        <w:lastRenderedPageBreak/>
         <w:br w:type="page"/>
       </w:r>
     </w:p>
@@ -7735,24 +11965,24 @@
           <w:numId w:val="0"/>
         </w:numPr>
       </w:pPr>
-      <w:bookmarkStart w:id="9" w:name="_Toc223322643"/>
+      <w:bookmarkStart w:id="10" w:name="_Toc223322644"/>
       <w:r>
         <w:lastRenderedPageBreak/>
         <w:t xml:space="preserve">CHƯƠNG </w:t>
       </w:r>
       <w:r>
-        <w:t>3</w:t>
+        <w:t>4</w:t>
       </w:r>
       <w:r>
         <w:t xml:space="preserve">: </w:t>
       </w:r>
       <w:r>
-        <w:t xml:space="preserve">KẾT </w:t>
-      </w:r>
-      <w:r>
-        <w:t>QUẢ NGHIÊN CỨU</w:t>
-      </w:r>
-      <w:bookmarkEnd w:id="9"/>
+        <w:t xml:space="preserve">KẾT LUẬN VÀ </w:t>
+      </w:r>
+      <w:r>
+        <w:t>HƯỚNG PHÁT TRIỂN</w:t>
+      </w:r>
+      <w:bookmarkEnd w:id="10"/>
     </w:p>
     <w:p>
       <w:pPr>
@@ -7767,11 +11997,40 @@
       </w:pPr>
       <w:r>
         <w:rPr>
+          <w:sz w:val="26"/>
+          <w:szCs w:val="26"/>
+        </w:rPr>
+        <w:t xml:space="preserve">Kết luận: </w:t>
+      </w:r>
+      <w:r>
+        <w:rPr>
+          <w:sz w:val="26"/>
+          <w:szCs w:val="26"/>
+        </w:rPr>
+        <w:t>Trình bày những kết quả đạt đ</w:t>
+      </w:r>
+      <w:r>
+        <w:rPr>
+          <w:rFonts w:hint="eastAsia"/>
+          <w:sz w:val="26"/>
+          <w:szCs w:val="26"/>
+        </w:rPr>
+        <w:t>ư</w:t>
+      </w:r>
+      <w:r>
+        <w:rPr>
+          <w:sz w:val="26"/>
+          <w:szCs w:val="26"/>
+        </w:rPr>
+        <w:t>ợc, những đóng góp mới và những đề xuất mới. Phần kết luận cần ngắn gọn, không có lời bàn và bình luận thêm</w:t>
+      </w:r>
+      <w:r>
+        <w:rPr>
           <w:bCs/>
           <w:sz w:val="26"/>
           <w:szCs w:val="26"/>
         </w:rPr>
-        <w:t>Trình bày các kết quả đạt được sau quá trình thực hiện đồ án. Có thể đánh giá về hiệu năng, trải nghiệm người dùng, hoặc trình bày các giao diện chức năng của nghiên cứu ở phần này.</w:t>
+        <w:t>.</w:t>
       </w:r>
     </w:p>
     <w:p>
@@ -7780,21 +12039,10 @@
         <w:ind w:firstLine="720"/>
         <w:jc w:val="both"/>
         <w:rPr>
-          <w:bCs/>
-          <w:color w:val="FF0000"/>
-          <w:sz w:val="26"/>
-          <w:szCs w:val="26"/>
-        </w:rPr>
-      </w:pPr>
-      <w:r>
-        <w:rPr>
-          <w:bCs/>
-          <w:color w:val="FF0000"/>
-          <w:sz w:val="26"/>
-          <w:szCs w:val="26"/>
-        </w:rPr>
-        <w:t>Chụp kết quả full màn hình</w:t>
-      </w:r>
+          <w:sz w:val="26"/>
+          <w:szCs w:val="26"/>
+        </w:rPr>
+      </w:pPr>
     </w:p>
     <w:p>
       <w:pPr>
@@ -7803,151 +12051,50 @@
         <w:jc w:val="both"/>
         <w:rPr>
           <w:bCs/>
-          <w:color w:val="FF0000"/>
-          <w:sz w:val="26"/>
-          <w:szCs w:val="26"/>
-        </w:rPr>
-      </w:pPr>
+          <w:sz w:val="26"/>
+          <w:szCs w:val="26"/>
+        </w:rPr>
+      </w:pPr>
+      <w:r>
+        <w:rPr>
+          <w:sz w:val="26"/>
+          <w:szCs w:val="26"/>
+        </w:rPr>
+        <w:t xml:space="preserve">Hướng phát triển: </w:t>
+      </w:r>
+      <w:r>
+        <w:rPr>
+          <w:sz w:val="26"/>
+          <w:szCs w:val="26"/>
+        </w:rPr>
+        <w:t>Kiến nghị về những hướng nghiên cứu tiếp theo</w:t>
+      </w:r>
       <w:r>
         <w:rPr>
           <w:bCs/>
-          <w:color w:val="FF0000"/>
-          <w:sz w:val="26"/>
-          <w:szCs w:val="26"/>
-        </w:rPr>
-        <w:t>Mô tả kết quả từng chức năng</w:t>
-      </w:r>
-    </w:p>
-    <w:p>
-      <w:pPr>
-        <w:spacing w:before="120" w:after="120" w:line="360" w:lineRule="auto"/>
-        <w:ind w:firstLine="720"/>
-        <w:jc w:val="both"/>
+          <w:sz w:val="26"/>
+          <w:szCs w:val="26"/>
+        </w:rPr>
+        <w:t>.</w:t>
+      </w:r>
+    </w:p>
+    <w:p>
+      <w:pPr>
+        <w:spacing w:after="200" w:line="276" w:lineRule="auto"/>
         <w:rPr>
           <w:b/>
-          <w:noProof/>
-          <w:color w:val="FF0000"/>
-          <w:sz w:val="26"/>
-          <w:szCs w:val="26"/>
-          <w:lang w:val="en-GB" w:eastAsia="zh-CN"/>
+          <w:bCs/>
+          <w:sz w:val="26"/>
+          <w:szCs w:val="26"/>
         </w:rPr>
       </w:pPr>
       <w:r>
         <w:rPr>
           <w:b/>
-          <w:noProof/>
-          <w:color w:val="FF0000"/>
-          <w:sz w:val="26"/>
-          <w:szCs w:val="26"/>
-          <w:lang w:val="en-GB" w:eastAsia="zh-CN"/>
-        </w:rPr>
-        <w:drawing>
-          <wp:inline distT="0" distB="0" distL="0" distR="0" wp14:anchorId="583FB523" wp14:editId="54702E89">
-            <wp:extent cx="5577840" cy="3131820"/>
-            <wp:effectExtent l="0" t="0" r="0" b="0"/>
-            <wp:docPr id="3" name="Picture 1"/>
-            <wp:cNvGraphicFramePr>
-              <a:graphicFrameLocks xmlns:a="http://schemas.openxmlformats.org/drawingml/2006/main" noChangeAspect="1"/>
-            </wp:cNvGraphicFramePr>
-            <a:graphic xmlns:a="http://schemas.openxmlformats.org/drawingml/2006/main">
-              <a:graphicData uri="http://schemas.openxmlformats.org/drawingml/2006/picture">
-                <pic:pic xmlns:pic="http://schemas.openxmlformats.org/drawingml/2006/picture">
-                  <pic:nvPicPr>
-                    <pic:cNvPr id="0" name="Picture 1"/>
-                    <pic:cNvPicPr>
-                      <a:picLocks noChangeAspect="1" noChangeArrowheads="1"/>
-                    </pic:cNvPicPr>
-                  </pic:nvPicPr>
-                  <pic:blipFill>
-                    <a:blip r:embed="rId14" cstate="print">
-                      <a:extLst>
-                        <a:ext uri="{28A0092B-C50C-407E-A947-70E740481C1C}">
-                          <a14:useLocalDpi xmlns:a14="http://schemas.microsoft.com/office/drawing/2010/main" val="0"/>
-                        </a:ext>
-                      </a:extLst>
-                    </a:blip>
-                    <a:srcRect/>
-                    <a:stretch>
-                      <a:fillRect/>
-                    </a:stretch>
-                  </pic:blipFill>
-                  <pic:spPr bwMode="auto">
-                    <a:xfrm>
-                      <a:off x="0" y="0"/>
-                      <a:ext cx="5577840" cy="3131820"/>
-                    </a:xfrm>
-                    <a:prstGeom prst="rect">
-                      <a:avLst/>
-                    </a:prstGeom>
-                    <a:noFill/>
-                    <a:ln>
-                      <a:noFill/>
-                    </a:ln>
-                  </pic:spPr>
-                </pic:pic>
-              </a:graphicData>
-            </a:graphic>
-          </wp:inline>
-        </w:drawing>
-      </w:r>
-    </w:p>
-    <w:p>
-      <w:pPr>
-        <w:spacing w:before="120" w:after="120" w:line="360" w:lineRule="auto"/>
-        <w:ind w:firstLine="720"/>
-        <w:jc w:val="both"/>
-        <w:rPr>
-          <w:noProof/>
-          <w:color w:val="FF0000"/>
-          <w:sz w:val="26"/>
-          <w:szCs w:val="26"/>
-          <w:lang w:val="en-GB" w:eastAsia="zh-CN"/>
-        </w:rPr>
-      </w:pPr>
-      <w:r>
-        <w:rPr>
-          <w:noProof/>
-          <w:color w:val="FF0000"/>
-          <w:sz w:val="26"/>
-          <w:szCs w:val="26"/>
-          <w:lang w:val="en-GB" w:eastAsia="zh-CN"/>
-        </w:rPr>
-        <w:t>Ví dụ: hình ảnh web kết quả (Chụp rõ, địa chỉ, thời gian, …)</w:t>
-      </w:r>
-    </w:p>
-    <w:p>
-      <w:pPr>
-        <w:spacing w:before="120" w:after="120" w:line="360" w:lineRule="auto"/>
-        <w:ind w:firstLine="720"/>
-        <w:jc w:val="both"/>
-        <w:rPr>
           <w:bCs/>
-          <w:color w:val="FF0000"/>
-          <w:sz w:val="26"/>
-          <w:szCs w:val="26"/>
-        </w:rPr>
-      </w:pPr>
-    </w:p>
-    <w:p>
-      <w:pPr>
-        <w:spacing w:before="120" w:after="120" w:line="360" w:lineRule="auto"/>
-        <w:ind w:firstLine="720"/>
-        <w:jc w:val="both"/>
-        <w:rPr>
-          <w:sz w:val="26"/>
-          <w:szCs w:val="26"/>
-        </w:rPr>
-      </w:pPr>
-    </w:p>
-    <w:p>
-      <w:pPr>
-        <w:spacing w:after="200" w:line="276" w:lineRule="auto"/>
-        <w:rPr>
-          <w:b/>
-          <w:sz w:val="28"/>
-        </w:rPr>
-      </w:pPr>
-      <w:r>
+          <w:sz w:val="26"/>
+          <w:szCs w:val="26"/>
+        </w:rPr>
         <w:br w:type="page"/>
       </w:r>
     </w:p>
@@ -7959,147 +12106,6 @@
           <w:numId w:val="0"/>
         </w:numPr>
       </w:pPr>
-      <w:bookmarkStart w:id="10" w:name="_Toc223322644"/>
-      <w:r>
-        <w:lastRenderedPageBreak/>
-        <w:t xml:space="preserve">CHƯƠNG </w:t>
-      </w:r>
-      <w:r>
-        <w:t>4</w:t>
-      </w:r>
-      <w:r>
-        <w:t xml:space="preserve">: </w:t>
-      </w:r>
-      <w:r>
-        <w:t xml:space="preserve">KẾT LUẬN VÀ </w:t>
-      </w:r>
-      <w:r>
-        <w:t>HƯỚNG PHÁT TRIỂN</w:t>
-      </w:r>
-      <w:bookmarkEnd w:id="10"/>
-    </w:p>
-    <w:p>
-      <w:pPr>
-        <w:spacing w:before="120" w:after="120" w:line="360" w:lineRule="auto"/>
-        <w:ind w:firstLine="720"/>
-        <w:jc w:val="both"/>
-        <w:rPr>
-          <w:bCs/>
-          <w:sz w:val="26"/>
-          <w:szCs w:val="26"/>
-        </w:rPr>
-      </w:pPr>
-      <w:r>
-        <w:rPr>
-          <w:sz w:val="26"/>
-          <w:szCs w:val="26"/>
-        </w:rPr>
-        <w:t xml:space="preserve">Kết luận: </w:t>
-      </w:r>
-      <w:r>
-        <w:rPr>
-          <w:sz w:val="26"/>
-          <w:szCs w:val="26"/>
-        </w:rPr>
-        <w:t>Trình bày những kết quả đạt đ</w:t>
-      </w:r>
-      <w:r>
-        <w:rPr>
-          <w:rFonts w:hint="eastAsia"/>
-          <w:sz w:val="26"/>
-          <w:szCs w:val="26"/>
-        </w:rPr>
-        <w:t>ư</w:t>
-      </w:r>
-      <w:r>
-        <w:rPr>
-          <w:sz w:val="26"/>
-          <w:szCs w:val="26"/>
-        </w:rPr>
-        <w:t>ợc, những đóng góp mới và những đề xuất mới. Phần kết luận cần ngắn gọn, không có lời bàn và bình luận thêm</w:t>
-      </w:r>
-      <w:r>
-        <w:rPr>
-          <w:bCs/>
-          <w:sz w:val="26"/>
-          <w:szCs w:val="26"/>
-        </w:rPr>
-        <w:t>.</w:t>
-      </w:r>
-    </w:p>
-    <w:p>
-      <w:pPr>
-        <w:spacing w:before="120" w:after="120" w:line="360" w:lineRule="auto"/>
-        <w:ind w:firstLine="720"/>
-        <w:jc w:val="both"/>
-        <w:rPr>
-          <w:sz w:val="26"/>
-          <w:szCs w:val="26"/>
-        </w:rPr>
-      </w:pPr>
-    </w:p>
-    <w:p>
-      <w:pPr>
-        <w:spacing w:before="120" w:after="120" w:line="360" w:lineRule="auto"/>
-        <w:ind w:firstLine="720"/>
-        <w:jc w:val="both"/>
-        <w:rPr>
-          <w:bCs/>
-          <w:sz w:val="26"/>
-          <w:szCs w:val="26"/>
-        </w:rPr>
-      </w:pPr>
-      <w:r>
-        <w:rPr>
-          <w:sz w:val="26"/>
-          <w:szCs w:val="26"/>
-        </w:rPr>
-        <w:t xml:space="preserve">Hướng phát triển: </w:t>
-      </w:r>
-      <w:r>
-        <w:rPr>
-          <w:sz w:val="26"/>
-          <w:szCs w:val="26"/>
-        </w:rPr>
-        <w:t>Kiến nghị về những hướng nghiên cứu tiếp theo</w:t>
-      </w:r>
-      <w:r>
-        <w:rPr>
-          <w:bCs/>
-          <w:sz w:val="26"/>
-          <w:szCs w:val="26"/>
-        </w:rPr>
-        <w:t>.</w:t>
-      </w:r>
-    </w:p>
-    <w:p>
-      <w:pPr>
-        <w:spacing w:after="200" w:line="276" w:lineRule="auto"/>
-        <w:rPr>
-          <w:b/>
-          <w:bCs/>
-          <w:sz w:val="26"/>
-          <w:szCs w:val="26"/>
-        </w:rPr>
-      </w:pPr>
-      <w:r>
-        <w:rPr>
-          <w:b/>
-          <w:bCs/>
-          <w:sz w:val="26"/>
-          <w:szCs w:val="26"/>
-        </w:rPr>
-        <w:br w:type="page"/>
-      </w:r>
-    </w:p>
-    <w:p>
-      <w:pPr>
-        <w:pStyle w:val="Heading1"/>
-        <w:numPr>
-          <w:ilvl w:val="0"/>
-          <w:numId w:val="0"/>
-        </w:numPr>
-      </w:pPr>
       <w:bookmarkStart w:id="11" w:name="_Toc223322645"/>
       <w:r>
         <w:lastRenderedPageBreak/>
@@ -8116,7 +12122,7 @@
       </w:r>
     </w:p>
     <w:sectPr>
-      <w:footerReference w:type="default" r:id="rId15"/>
+      <w:footerReference w:type="default" r:id="rId22"/>
       <w:pgSz w:w="11907" w:h="16840" w:code="9"/>
       <w:pgMar w:top="1134" w:right="1134" w:bottom="1134" w:left="1985" w:header="284" w:footer="579" w:gutter="0"/>
       <w:pgNumType w:start="1"/>
@@ -9054,6 +13060,119 @@
     </w:lvl>
   </w:abstractNum>
   <w:abstractNum w:abstractNumId="6" w15:restartNumberingAfterBreak="0">
+    <w:nsid w:val="20F21E89"/>
+    <w:multiLevelType w:val="multilevel"/>
+    <w:tmpl w:val="5ADC1762"/>
+    <w:lvl w:ilvl="0">
+      <w:start w:val="1"/>
+      <w:numFmt w:val="decimal"/>
+      <w:lvlText w:val="%1."/>
+      <w:lvlJc w:val="left"/>
+      <w:pPr>
+        <w:ind w:left="612" w:hanging="612"/>
+      </w:pPr>
+      <w:rPr>
+        <w:rFonts w:hint="default"/>
+      </w:rPr>
+    </w:lvl>
+    <w:lvl w:ilvl="1">
+      <w:start w:val="1"/>
+      <w:numFmt w:val="decimal"/>
+      <w:lvlText w:val="%1.%2."/>
+      <w:lvlJc w:val="left"/>
+      <w:pPr>
+        <w:ind w:left="1003" w:hanging="720"/>
+      </w:pPr>
+      <w:rPr>
+        <w:rFonts w:hint="default"/>
+      </w:rPr>
+    </w:lvl>
+    <w:lvl w:ilvl="2">
+      <w:start w:val="3"/>
+      <w:numFmt w:val="decimal"/>
+      <w:lvlText w:val="%1.%2.%3."/>
+      <w:lvlJc w:val="left"/>
+      <w:pPr>
+        <w:ind w:left="1286" w:hanging="720"/>
+      </w:pPr>
+      <w:rPr>
+        <w:rFonts w:hint="default"/>
+      </w:rPr>
+    </w:lvl>
+    <w:lvl w:ilvl="3">
+      <w:start w:val="1"/>
+      <w:numFmt w:val="decimal"/>
+      <w:lvlText w:val="%1.%2.%3.%4."/>
+      <w:lvlJc w:val="left"/>
+      <w:pPr>
+        <w:ind w:left="1929" w:hanging="1080"/>
+      </w:pPr>
+      <w:rPr>
+        <w:rFonts w:hint="default"/>
+      </w:rPr>
+    </w:lvl>
+    <w:lvl w:ilvl="4">
+      <w:start w:val="1"/>
+      <w:numFmt w:val="decimal"/>
+      <w:lvlText w:val="%1.%2.%3.%4.%5."/>
+      <w:lvlJc w:val="left"/>
+      <w:pPr>
+        <w:ind w:left="2212" w:hanging="1080"/>
+      </w:pPr>
+      <w:rPr>
+        <w:rFonts w:hint="default"/>
+      </w:rPr>
+    </w:lvl>
+    <w:lvl w:ilvl="5">
+      <w:start w:val="1"/>
+      <w:numFmt w:val="decimal"/>
+      <w:lvlText w:val="%1.%2.%3.%4.%5.%6."/>
+      <w:lvlJc w:val="left"/>
+      <w:pPr>
+        <w:ind w:left="2855" w:hanging="1440"/>
+      </w:pPr>
+      <w:rPr>
+        <w:rFonts w:hint="default"/>
+      </w:rPr>
+    </w:lvl>
+    <w:lvl w:ilvl="6">
+      <w:start w:val="1"/>
+      <w:numFmt w:val="decimal"/>
+      <w:lvlText w:val="%1.%2.%3.%4.%5.%6.%7."/>
+      <w:lvlJc w:val="left"/>
+      <w:pPr>
+        <w:ind w:left="3138" w:hanging="1440"/>
+      </w:pPr>
+      <w:rPr>
+        <w:rFonts w:hint="default"/>
+      </w:rPr>
+    </w:lvl>
+    <w:lvl w:ilvl="7">
+      <w:start w:val="1"/>
+      <w:numFmt w:val="decimal"/>
+      <w:lvlText w:val="%1.%2.%3.%4.%5.%6.%7.%8."/>
+      <w:lvlJc w:val="left"/>
+      <w:pPr>
+        <w:ind w:left="3781" w:hanging="1800"/>
+      </w:pPr>
+      <w:rPr>
+        <w:rFonts w:hint="default"/>
+      </w:rPr>
+    </w:lvl>
+    <w:lvl w:ilvl="8">
+      <w:start w:val="1"/>
+      <w:numFmt w:val="decimal"/>
+      <w:lvlText w:val="%1.%2.%3.%4.%5.%6.%7.%8.%9."/>
+      <w:lvlJc w:val="left"/>
+      <w:pPr>
+        <w:ind w:left="4064" w:hanging="1800"/>
+      </w:pPr>
+      <w:rPr>
+        <w:rFonts w:hint="default"/>
+      </w:rPr>
+    </w:lvl>
+  </w:abstractNum>
+  <w:abstractNum w:abstractNumId="7" w15:restartNumberingAfterBreak="0">
     <w:nsid w:val="26874217"/>
     <w:multiLevelType w:val="multilevel"/>
     <w:tmpl w:val="7E3AFEC0"/>
@@ -9166,7 +13285,7 @@
       </w:rPr>
     </w:lvl>
   </w:abstractNum>
-  <w:abstractNum w:abstractNumId="7" w15:restartNumberingAfterBreak="0">
+  <w:abstractNum w:abstractNumId="8" w15:restartNumberingAfterBreak="0">
     <w:nsid w:val="2897752E"/>
     <w:multiLevelType w:val="hybridMultilevel"/>
     <w:tmpl w:val="66E278B8"/>
@@ -9279,7 +13398,7 @@
       </w:rPr>
     </w:lvl>
   </w:abstractNum>
-  <w:abstractNum w:abstractNumId="8" w15:restartNumberingAfterBreak="0">
+  <w:abstractNum w:abstractNumId="9" w15:restartNumberingAfterBreak="0">
     <w:nsid w:val="2ED31C56"/>
     <w:multiLevelType w:val="multilevel"/>
     <w:tmpl w:val="A3BE2814"/>
@@ -9392,7 +13511,120 @@
       </w:pPr>
     </w:lvl>
   </w:abstractNum>
-  <w:abstractNum w:abstractNumId="9" w15:restartNumberingAfterBreak="0">
+  <w:abstractNum w:abstractNumId="10" w15:restartNumberingAfterBreak="0">
+    <w:nsid w:val="2F905FF3"/>
+    <w:multiLevelType w:val="multilevel"/>
+    <w:tmpl w:val="8702F838"/>
+    <w:lvl w:ilvl="0">
+      <w:start w:val="1"/>
+      <w:numFmt w:val="decimal"/>
+      <w:lvlText w:val="%1."/>
+      <w:lvlJc w:val="left"/>
+      <w:pPr>
+        <w:ind w:left="612" w:hanging="612"/>
+      </w:pPr>
+      <w:rPr>
+        <w:rFonts w:hint="default"/>
+      </w:rPr>
+    </w:lvl>
+    <w:lvl w:ilvl="1">
+      <w:start w:val="1"/>
+      <w:numFmt w:val="decimal"/>
+      <w:lvlText w:val="%1.%2."/>
+      <w:lvlJc w:val="left"/>
+      <w:pPr>
+        <w:ind w:left="720" w:hanging="720"/>
+      </w:pPr>
+      <w:rPr>
+        <w:rFonts w:hint="default"/>
+      </w:rPr>
+    </w:lvl>
+    <w:lvl w:ilvl="2">
+      <w:start w:val="1"/>
+      <w:numFmt w:val="decimal"/>
+      <w:lvlText w:val="%1.%2.%3."/>
+      <w:lvlJc w:val="left"/>
+      <w:pPr>
+        <w:ind w:left="720" w:hanging="720"/>
+      </w:pPr>
+      <w:rPr>
+        <w:rFonts w:hint="default"/>
+      </w:rPr>
+    </w:lvl>
+    <w:lvl w:ilvl="3">
+      <w:start w:val="1"/>
+      <w:numFmt w:val="decimal"/>
+      <w:lvlText w:val="%1.%2.%3.%4."/>
+      <w:lvlJc w:val="left"/>
+      <w:pPr>
+        <w:ind w:left="1080" w:hanging="1080"/>
+      </w:pPr>
+      <w:rPr>
+        <w:rFonts w:hint="default"/>
+      </w:rPr>
+    </w:lvl>
+    <w:lvl w:ilvl="4">
+      <w:start w:val="1"/>
+      <w:numFmt w:val="decimal"/>
+      <w:lvlText w:val="%1.%2.%3.%4.%5."/>
+      <w:lvlJc w:val="left"/>
+      <w:pPr>
+        <w:ind w:left="1080" w:hanging="1080"/>
+      </w:pPr>
+      <w:rPr>
+        <w:rFonts w:hint="default"/>
+      </w:rPr>
+    </w:lvl>
+    <w:lvl w:ilvl="5">
+      <w:start w:val="1"/>
+      <w:numFmt w:val="decimal"/>
+      <w:lvlText w:val="%1.%2.%3.%4.%5.%6."/>
+      <w:lvlJc w:val="left"/>
+      <w:pPr>
+        <w:ind w:left="1440" w:hanging="1440"/>
+      </w:pPr>
+      <w:rPr>
+        <w:rFonts w:hint="default"/>
+      </w:rPr>
+    </w:lvl>
+    <w:lvl w:ilvl="6">
+      <w:start w:val="1"/>
+      <w:numFmt w:val="decimal"/>
+      <w:lvlText w:val="%1.%2.%3.%4.%5.%6.%7."/>
+      <w:lvlJc w:val="left"/>
+      <w:pPr>
+        <w:ind w:left="1440" w:hanging="1440"/>
+      </w:pPr>
+      <w:rPr>
+        <w:rFonts w:hint="default"/>
+      </w:rPr>
+    </w:lvl>
+    <w:lvl w:ilvl="7">
+      <w:start w:val="1"/>
+      <w:numFmt w:val="decimal"/>
+      <w:lvlText w:val="%1.%2.%3.%4.%5.%6.%7.%8."/>
+      <w:lvlJc w:val="left"/>
+      <w:pPr>
+        <w:ind w:left="1800" w:hanging="1800"/>
+      </w:pPr>
+      <w:rPr>
+        <w:rFonts w:hint="default"/>
+      </w:rPr>
+    </w:lvl>
+    <w:lvl w:ilvl="8">
+      <w:start w:val="1"/>
+      <w:numFmt w:val="decimal"/>
+      <w:lvlText w:val="%1.%2.%3.%4.%5.%6.%7.%8.%9."/>
+      <w:lvlJc w:val="left"/>
+      <w:pPr>
+        <w:ind w:left="1800" w:hanging="1800"/>
+      </w:pPr>
+      <w:rPr>
+        <w:rFonts w:hint="default"/>
+      </w:rPr>
+    </w:lvl>
+  </w:abstractNum>
+  <w:abstractNum w:abstractNumId="11" w15:restartNumberingAfterBreak="0">
     <w:nsid w:val="3A9B1CF8"/>
     <w:multiLevelType w:val="multilevel"/>
     <w:tmpl w:val="608AFE8E"/>
@@ -9553,7 +13785,7 @@
       </w:rPr>
     </w:lvl>
   </w:abstractNum>
-  <w:abstractNum w:abstractNumId="10" w15:restartNumberingAfterBreak="0">
+  <w:abstractNum w:abstractNumId="12" w15:restartNumberingAfterBreak="0">
     <w:nsid w:val="52567C43"/>
     <w:multiLevelType w:val="hybridMultilevel"/>
     <w:tmpl w:val="C1A08D7A"/>
@@ -9666,7 +13898,7 @@
       </w:rPr>
     </w:lvl>
   </w:abstractNum>
-  <w:abstractNum w:abstractNumId="11" w15:restartNumberingAfterBreak="0">
+  <w:abstractNum w:abstractNumId="13" w15:restartNumberingAfterBreak="0">
     <w:nsid w:val="59252589"/>
     <w:multiLevelType w:val="multilevel"/>
     <w:tmpl w:val="0409001F"/>
@@ -9752,7 +13984,7 @@
       </w:pPr>
     </w:lvl>
   </w:abstractNum>
-  <w:abstractNum w:abstractNumId="12" w15:restartNumberingAfterBreak="0">
+  <w:abstractNum w:abstractNumId="14" w15:restartNumberingAfterBreak="0">
     <w:nsid w:val="67C71C47"/>
     <w:multiLevelType w:val="multilevel"/>
     <w:tmpl w:val="0409001F"/>
@@ -9838,7 +14070,120 @@
       </w:pPr>
     </w:lvl>
   </w:abstractNum>
-  <w:abstractNum w:abstractNumId="13" w15:restartNumberingAfterBreak="0">
+  <w:abstractNum w:abstractNumId="15" w15:restartNumberingAfterBreak="0">
+    <w:nsid w:val="712A2979"/>
+    <w:multiLevelType w:val="multilevel"/>
+    <w:tmpl w:val="5D5886B2"/>
+    <w:lvl w:ilvl="0">
+      <w:start w:val="1"/>
+      <w:numFmt w:val="decimal"/>
+      <w:lvlText w:val="%1."/>
+      <w:lvlJc w:val="left"/>
+      <w:pPr>
+        <w:ind w:left="612" w:hanging="612"/>
+      </w:pPr>
+      <w:rPr>
+        <w:rFonts w:hint="default"/>
+      </w:rPr>
+    </w:lvl>
+    <w:lvl w:ilvl="1">
+      <w:start w:val="1"/>
+      <w:numFmt w:val="decimal"/>
+      <w:lvlText w:val="%1.%2."/>
+      <w:lvlJc w:val="left"/>
+      <w:pPr>
+        <w:ind w:left="720" w:hanging="720"/>
+      </w:pPr>
+      <w:rPr>
+        <w:rFonts w:hint="default"/>
+      </w:rPr>
+    </w:lvl>
+    <w:lvl w:ilvl="2">
+      <w:start w:val="2"/>
+      <w:numFmt w:val="decimal"/>
+      <w:lvlText w:val="%1.%2.%3."/>
+      <w:lvlJc w:val="left"/>
+      <w:pPr>
+        <w:ind w:left="720" w:hanging="720"/>
+      </w:pPr>
+      <w:rPr>
+        <w:rFonts w:hint="default"/>
+      </w:rPr>
+    </w:lvl>
+    <w:lvl w:ilvl="3">
+      <w:start w:val="1"/>
+      <w:numFmt w:val="decimal"/>
+      <w:lvlText w:val="%1.%2.%3.%4."/>
+      <w:lvlJc w:val="left"/>
+      <w:pPr>
+        <w:ind w:left="1080" w:hanging="1080"/>
+      </w:pPr>
+      <w:rPr>
+        <w:rFonts w:hint="default"/>
+      </w:rPr>
+    </w:lvl>
+    <w:lvl w:ilvl="4">
+      <w:start w:val="1"/>
+      <w:numFmt w:val="decimal"/>
+      <w:lvlText w:val="%1.%2.%3.%4.%5."/>
+      <w:lvlJc w:val="left"/>
+      <w:pPr>
+        <w:ind w:left="1080" w:hanging="1080"/>
+      </w:pPr>
+      <w:rPr>
+        <w:rFonts w:hint="default"/>
+      </w:rPr>
+    </w:lvl>
+    <w:lvl w:ilvl="5">
+      <w:start w:val="1"/>
+      <w:numFmt w:val="decimal"/>
+      <w:lvlText w:val="%1.%2.%3.%4.%5.%6."/>
+      <w:lvlJc w:val="left"/>
+      <w:pPr>
+        <w:ind w:left="1440" w:hanging="1440"/>
+      </w:pPr>
+      <w:rPr>
+        <w:rFonts w:hint="default"/>
+      </w:rPr>
+    </w:lvl>
+    <w:lvl w:ilvl="6">
+      <w:start w:val="1"/>
+      <w:numFmt w:val="decimal"/>
+      <w:lvlText w:val="%1.%2.%3.%4.%5.%6.%7."/>
+      <w:lvlJc w:val="left"/>
+      <w:pPr>
+        <w:ind w:left="1440" w:hanging="1440"/>
+      </w:pPr>
+      <w:rPr>
+        <w:rFonts w:hint="default"/>
+      </w:rPr>
+    </w:lvl>
+    <w:lvl w:ilvl="7">
+      <w:start w:val="1"/>
+      <w:numFmt w:val="decimal"/>
+      <w:lvlText w:val="%1.%2.%3.%4.%5.%6.%7.%8."/>
+      <w:lvlJc w:val="left"/>
+      <w:pPr>
+        <w:ind w:left="1800" w:hanging="1800"/>
+      </w:pPr>
+      <w:rPr>
+        <w:rFonts w:hint="default"/>
+      </w:rPr>
+    </w:lvl>
+    <w:lvl w:ilvl="8">
+      <w:start w:val="1"/>
+      <w:numFmt w:val="decimal"/>
+      <w:lvlText w:val="%1.%2.%3.%4.%5.%6.%7.%8.%9."/>
+      <w:lvlJc w:val="left"/>
+      <w:pPr>
+        <w:ind w:left="1800" w:hanging="1800"/>
+      </w:pPr>
+      <w:rPr>
+        <w:rFonts w:hint="default"/>
+      </w:rPr>
+    </w:lvl>
+  </w:abstractNum>
+  <w:abstractNum w:abstractNumId="16" w15:restartNumberingAfterBreak="0">
     <w:nsid w:val="7CD00EB7"/>
     <w:multiLevelType w:val="multilevel"/>
     <w:tmpl w:val="B470A5C2"/>
@@ -9952,13 +14297,13 @@
     </w:lvl>
   </w:abstractNum>
   <w:num w:numId="1" w16cid:durableId="27604490">
-    <w:abstractNumId w:val="9"/>
+    <w:abstractNumId w:val="11"/>
   </w:num>
   <w:num w:numId="2" w16cid:durableId="1660884233">
-    <w:abstractNumId w:val="9"/>
+    <w:abstractNumId w:val="11"/>
   </w:num>
   <w:num w:numId="3" w16cid:durableId="963340879">
-    <w:abstractNumId w:val="9"/>
+    <w:abstractNumId w:val="11"/>
   </w:num>
   <w:num w:numId="4" w16cid:durableId="1106925116">
     <w:abstractNumId w:val="1"/>
@@ -9967,37 +14312,37 @@
     <w:abstractNumId w:val="0"/>
   </w:num>
   <w:num w:numId="6" w16cid:durableId="130292840">
-    <w:abstractNumId w:val="12"/>
+    <w:abstractNumId w:val="14"/>
   </w:num>
   <w:num w:numId="7" w16cid:durableId="331762578">
-    <w:abstractNumId w:val="11"/>
+    <w:abstractNumId w:val="13"/>
   </w:num>
   <w:num w:numId="8" w16cid:durableId="1245065654">
     <w:abstractNumId w:val="4"/>
   </w:num>
   <w:num w:numId="9" w16cid:durableId="230427654">
-    <w:abstractNumId w:val="13"/>
+    <w:abstractNumId w:val="16"/>
   </w:num>
   <w:num w:numId="10" w16cid:durableId="1263613681">
     <w:abstractNumId w:val="2"/>
   </w:num>
   <w:num w:numId="11" w16cid:durableId="1426609983">
-    <w:abstractNumId w:val="6"/>
+    <w:abstractNumId w:val="7"/>
   </w:num>
   <w:num w:numId="12" w16cid:durableId="343820130">
-    <w:abstractNumId w:val="9"/>
+    <w:abstractNumId w:val="11"/>
   </w:num>
   <w:num w:numId="13" w16cid:durableId="1378431043">
-    <w:abstractNumId w:val="9"/>
+    <w:abstractNumId w:val="11"/>
   </w:num>
   <w:num w:numId="14" w16cid:durableId="902175739">
-    <w:abstractNumId w:val="9"/>
+    <w:abstractNumId w:val="11"/>
   </w:num>
   <w:num w:numId="15" w16cid:durableId="1626815823">
-    <w:abstractNumId w:val="10"/>
+    <w:abstractNumId w:val="12"/>
   </w:num>
   <w:num w:numId="16" w16cid:durableId="1244028468">
-    <w:abstractNumId w:val="7"/>
+    <w:abstractNumId w:val="8"/>
   </w:num>
   <w:num w:numId="17" w16cid:durableId="1321620193">
     <w:abstractNumId w:val="5"/>
@@ -10006,7 +14351,46 @@
     <w:abstractNumId w:val="3"/>
   </w:num>
   <w:num w:numId="19" w16cid:durableId="1729840857">
-    <w:abstractNumId w:val="8"/>
+    <w:abstractNumId w:val="9"/>
+  </w:num>
+  <w:num w:numId="20" w16cid:durableId="1194150010">
+    <w:abstractNumId w:val="11"/>
+  </w:num>
+  <w:num w:numId="21" w16cid:durableId="37124993">
+    <w:abstractNumId w:val="11"/>
+  </w:num>
+  <w:num w:numId="22" w16cid:durableId="1809322380">
+    <w:abstractNumId w:val="11"/>
+  </w:num>
+  <w:num w:numId="23" w16cid:durableId="543910948">
+    <w:abstractNumId w:val="11"/>
+  </w:num>
+  <w:num w:numId="24" w16cid:durableId="122430933">
+    <w:abstractNumId w:val="11"/>
+  </w:num>
+  <w:num w:numId="25" w16cid:durableId="1303852922">
+    <w:abstractNumId w:val="11"/>
+  </w:num>
+  <w:num w:numId="26" w16cid:durableId="1623148847">
+    <w:abstractNumId w:val="11"/>
+  </w:num>
+  <w:num w:numId="27" w16cid:durableId="1616256334">
+    <w:abstractNumId w:val="11"/>
+  </w:num>
+  <w:num w:numId="28" w16cid:durableId="680741548">
+    <w:abstractNumId w:val="6"/>
+  </w:num>
+  <w:num w:numId="29" w16cid:durableId="1996107345">
+    <w:abstractNumId w:val="15"/>
+  </w:num>
+  <w:num w:numId="30" w16cid:durableId="228808043">
+    <w:abstractNumId w:val="10"/>
+  </w:num>
+  <w:num w:numId="31" w16cid:durableId="158813488">
+    <w:abstractNumId w:val="11"/>
+  </w:num>
+  <w:num w:numId="32" w16cid:durableId="1389917535">
+    <w:abstractNumId w:val="11"/>
   </w:num>
   <w:numIdMacAtCleanup w:val="1"/>
 </w:numbering>
@@ -10404,7 +14788,7 @@
   <w:style w:type="paragraph" w:default="1" w:styleId="Normal">
     <w:name w:val="Normal"/>
     <w:qFormat/>
-    <w:rsid w:val="00A92A3E"/>
+    <w:rsid w:val="001C2BE3"/>
     <w:rPr>
       <w:rFonts w:ascii="Times New Roman" w:eastAsia="Times New Roman" w:hAnsi="Times New Roman"/>
       <w:sz w:val="24"/>
